--- a/BridgeU-TraceabilityRecord  V.0.1.docx
+++ b/BridgeU-TraceabilityRecord  V.0.1.docx
@@ -14,7 +14,6 @@
         </w:rPr>
       </w:pPr>
       <w:bookmarkStart w:id="0" w:name="_Hlk219686604"/>
-      <w:proofErr w:type="spellStart"/>
       <w:r>
         <w:rPr>
           <w:rFonts w:ascii="TimesNewRomanPS" w:hAnsi="TimesNewRomanPS" w:hint="eastAsia"/>
@@ -25,7 +24,6 @@
         </w:rPr>
         <w:t>BridgeU</w:t>
       </w:r>
-      <w:proofErr w:type="spellEnd"/>
     </w:p>
     <w:p>
       <w:pPr>
@@ -72,7 +70,6 @@
           <w:lang w:eastAsia="zh-CN"/>
         </w:rPr>
       </w:pPr>
-      <w:proofErr w:type="spellStart"/>
       <w:r>
         <w:rPr>
           <w:rFonts w:ascii="TimesNewRomanPS" w:hAnsi="TimesNewRomanPS" w:hint="eastAsia"/>
@@ -81,18 +78,7 @@
           <w:sz w:val="40"/>
           <w:lang w:eastAsia="zh-CN"/>
         </w:rPr>
-        <w:t>Zhiyi</w:t>
-      </w:r>
-      <w:proofErr w:type="spellEnd"/>
-      <w:r>
-        <w:rPr>
-          <w:rFonts w:ascii="TimesNewRomanPS" w:hAnsi="TimesNewRomanPS" w:hint="eastAsia"/>
-          <w:b/>
-          <w:color w:val="000000"/>
-          <w:sz w:val="40"/>
-          <w:lang w:eastAsia="zh-CN"/>
-        </w:rPr>
-        <w:t xml:space="preserve"> Pan 652115558</w:t>
+        <w:t>Zhiyi Pan 652115558</w:t>
       </w:r>
     </w:p>
     <w:p>
@@ -181,32 +167,8 @@
           <w:sz w:val="40"/>
           <w:lang w:eastAsia="zh-CN"/>
         </w:rPr>
-        <w:t xml:space="preserve">Department College of </w:t>
+        <w:t>Department College of Arts,Media,and</w:t>
       </w:r>
-      <w:proofErr w:type="spellStart"/>
-      <w:proofErr w:type="gramStart"/>
-      <w:r>
-        <w:rPr>
-          <w:rFonts w:ascii="TimesNewRomanPS" w:hAnsi="TimesNewRomanPS" w:hint="eastAsia"/>
-          <w:b/>
-          <w:color w:val="000000"/>
-          <w:sz w:val="40"/>
-          <w:lang w:eastAsia="zh-CN"/>
-        </w:rPr>
-        <w:t>Arts,Media</w:t>
-      </w:r>
-      <w:proofErr w:type="gramEnd"/>
-      <w:r>
-        <w:rPr>
-          <w:rFonts w:ascii="TimesNewRomanPS" w:hAnsi="TimesNewRomanPS" w:hint="eastAsia"/>
-          <w:b/>
-          <w:color w:val="000000"/>
-          <w:sz w:val="40"/>
-          <w:lang w:eastAsia="zh-CN"/>
-        </w:rPr>
-        <w:t>,and</w:t>
-      </w:r>
-      <w:proofErr w:type="spellEnd"/>
     </w:p>
     <w:p>
       <w:pPr>
@@ -331,33 +293,14 @@
           <w:color w:val="000000"/>
           <w:sz w:val="40"/>
         </w:rPr>
-        <w:t xml:space="preserve">Asst. Prof. </w:t>
-      </w:r>
-      <w:proofErr w:type="spellStart"/>
-      <w:r>
-        <w:rPr>
-          <w:rFonts w:ascii="TimesNewRomanPS" w:eastAsia="TimesNewRomanPS" w:hAnsi="TimesNewRomanPS"/>
-          <w:b/>
-          <w:color w:val="000000"/>
-          <w:sz w:val="40"/>
-        </w:rPr>
-        <w:t>Pattama</w:t>
-      </w:r>
-      <w:proofErr w:type="spellEnd"/>
-      <w:r>
-        <w:rPr>
-          <w:rFonts w:ascii="TimesNewRomanPS" w:eastAsia="TimesNewRomanPS" w:hAnsi="TimesNewRomanPS"/>
-          <w:b/>
-          <w:color w:val="000000"/>
-          <w:sz w:val="40"/>
-        </w:rPr>
-        <w:t xml:space="preserve"> Longani, Ph.D.</w:t>
+        <w:t>Asst. Prof. Pattama Longani, Ph.D.</w:t>
       </w:r>
     </w:p>
     <w:bookmarkEnd w:id="0"/>
     <w:p>
       <w:pPr>
         <w:rPr>
+          <w:rFonts w:hint="eastAsia"/>
           <w:lang w:eastAsia="zh-CN"/>
         </w:rPr>
       </w:pPr>
@@ -365,6 +308,7 @@
     <w:p>
       <w:pPr>
         <w:rPr>
+          <w:rFonts w:hint="eastAsia"/>
           <w:lang w:eastAsia="zh-CN"/>
         </w:rPr>
       </w:pPr>
@@ -426,7 +370,7 @@
               <w:spacing w:after="0" w:line="240" w:lineRule="auto"/>
               <w:jc w:val="center"/>
               <w:rPr>
-                <w:rFonts w:ascii="TimesNewRomanPS" w:hAnsi="TimesNewRomanPS"/>
+                <w:rFonts w:ascii="TimesNewRomanPS" w:hAnsi="TimesNewRomanPS" w:hint="eastAsia"/>
                 <w:b/>
                 <w:bCs/>
                 <w:sz w:val="24"/>
@@ -457,7 +401,7 @@
               <w:spacing w:after="0" w:line="240" w:lineRule="auto"/>
               <w:jc w:val="center"/>
               <w:rPr>
-                <w:rFonts w:ascii="TimesNewRomanPS" w:hAnsi="TimesNewRomanPS"/>
+                <w:rFonts w:ascii="TimesNewRomanPS" w:hAnsi="TimesNewRomanPS" w:hint="eastAsia"/>
                 <w:b/>
                 <w:bCs/>
                 <w:sz w:val="24"/>
@@ -488,7 +432,7 @@
               <w:spacing w:after="0" w:line="240" w:lineRule="auto"/>
               <w:jc w:val="center"/>
               <w:rPr>
-                <w:rFonts w:ascii="TimesNewRomanPS" w:hAnsi="TimesNewRomanPS"/>
+                <w:rFonts w:ascii="TimesNewRomanPS" w:hAnsi="TimesNewRomanPS" w:hint="eastAsia"/>
                 <w:b/>
                 <w:bCs/>
                 <w:sz w:val="24"/>
@@ -544,7 +488,7 @@
               <w:spacing w:after="0" w:line="240" w:lineRule="auto"/>
               <w:jc w:val="center"/>
               <w:rPr>
-                <w:rFonts w:ascii="TimesNewRomanPS" w:hAnsi="TimesNewRomanPS"/>
+                <w:rFonts w:ascii="TimesNewRomanPS" w:hAnsi="TimesNewRomanPS" w:hint="eastAsia"/>
                 <w:b/>
                 <w:bCs/>
                 <w:sz w:val="24"/>
@@ -600,7 +544,7 @@
               <w:spacing w:after="0" w:line="240" w:lineRule="auto"/>
               <w:jc w:val="center"/>
               <w:rPr>
-                <w:rFonts w:ascii="TimesNewRomanPS" w:hAnsi="TimesNewRomanPS"/>
+                <w:rFonts w:ascii="TimesNewRomanPS" w:hAnsi="TimesNewRomanPS" w:hint="eastAsia"/>
                 <w:b/>
                 <w:bCs/>
                 <w:sz w:val="24"/>
@@ -687,7 +631,7 @@
               <w:spacing w:after="0" w:line="240" w:lineRule="auto"/>
               <w:jc w:val="center"/>
               <w:rPr>
-                <w:rFonts w:ascii="TimesNewRomanPS" w:hAnsi="TimesNewRomanPS"/>
+                <w:rFonts w:ascii="TimesNewRomanPS" w:hAnsi="TimesNewRomanPS" w:hint="eastAsia"/>
                 <w:b/>
                 <w:bCs/>
                 <w:sz w:val="24"/>
@@ -809,6 +753,40 @@
             <w:pPr>
               <w:spacing w:line="240" w:lineRule="auto"/>
               <w:rPr>
+                <w:rFonts w:ascii="TimesNewRomanPS" w:hAnsi="TimesNewRomanPS" w:hint="eastAsia"/>
+                <w:b/>
+                <w:bCs/>
+                <w:sz w:val="24"/>
+                <w:szCs w:val="24"/>
+                <w:lang w:eastAsia="zh-CN"/>
+              </w:rPr>
+            </w:pPr>
+            <w:r>
+              <w:rPr>
+                <w:rFonts w:ascii="TimesNewRomanPS" w:hAnsi="TimesNewRomanPS" w:hint="eastAsia"/>
+                <w:b/>
+                <w:bCs/>
+                <w:sz w:val="24"/>
+                <w:szCs w:val="24"/>
+                <w:lang w:eastAsia="zh-CN"/>
+              </w:rPr>
+              <w:t>Feature1:</w:t>
+            </w:r>
+          </w:p>
+          <w:p>
+            <w:pPr>
+              <w:spacing w:line="240" w:lineRule="auto"/>
+              <w:rPr>
+                <w:rFonts w:ascii="TimesNewRomanPS" w:hAnsi="TimesNewRomanPS" w:hint="eastAsia"/>
+                <w:b/>
+                <w:bCs/>
+                <w:sz w:val="24"/>
+                <w:szCs w:val="24"/>
+                <w:lang w:eastAsia="zh-CN"/>
+              </w:rPr>
+            </w:pPr>
+            <w:r>
+              <w:rPr>
                 <w:rFonts w:ascii="TimesNewRomanPS" w:hAnsi="TimesNewRomanPS"/>
                 <w:b/>
                 <w:bCs/>
@@ -816,47 +794,13 @@
                 <w:szCs w:val="24"/>
                 <w:lang w:eastAsia="zh-CN"/>
               </w:rPr>
-            </w:pPr>
-            <w:r>
-              <w:rPr>
-                <w:rFonts w:ascii="TimesNewRomanPS" w:hAnsi="TimesNewRomanPS" w:hint="eastAsia"/>
-                <w:b/>
-                <w:bCs/>
-                <w:sz w:val="24"/>
-                <w:szCs w:val="24"/>
-                <w:lang w:eastAsia="zh-CN"/>
-              </w:rPr>
-              <w:t>Feature1:</w:t>
+              <w:t>Daily Briefing System</w:t>
             </w:r>
           </w:p>
           <w:p>
             <w:pPr>
               <w:spacing w:line="240" w:lineRule="auto"/>
               <w:rPr>
-                <w:rFonts w:ascii="TimesNewRomanPS" w:hAnsi="TimesNewRomanPS"/>
-                <w:b/>
-                <w:bCs/>
-                <w:sz w:val="24"/>
-                <w:szCs w:val="24"/>
-                <w:lang w:eastAsia="zh-CN"/>
-              </w:rPr>
-            </w:pPr>
-            <w:r>
-              <w:rPr>
-                <w:rFonts w:ascii="TimesNewRomanPS" w:hAnsi="TimesNewRomanPS"/>
-                <w:b/>
-                <w:bCs/>
-                <w:sz w:val="24"/>
-                <w:szCs w:val="24"/>
-                <w:lang w:eastAsia="zh-CN"/>
-              </w:rPr>
-              <w:t>Daily Briefing System</w:t>
-            </w:r>
-          </w:p>
-          <w:p>
-            <w:pPr>
-              <w:spacing w:line="240" w:lineRule="auto"/>
-              <w:rPr>
                 <w:rFonts w:ascii="TimesNewRomanPS" w:hAnsi="TimesNewRomanPS" w:hint="eastAsia"/>
                 <w:b/>
                 <w:bCs/>
@@ -1259,7 +1203,7 @@
             <w:pPr>
               <w:spacing w:after="0" w:line="240" w:lineRule="auto"/>
               <w:rPr>
-                <w:rFonts w:ascii="TimesNewRomanPS" w:hAnsi="TimesNewRomanPS"/>
+                <w:rFonts w:ascii="TimesNewRomanPS" w:hAnsi="TimesNewRomanPS" w:hint="eastAsia"/>
                 <w:b/>
                 <w:bCs/>
                 <w:sz w:val="24"/>
@@ -1283,7 +1227,7 @@
             <w:pPr>
               <w:spacing w:after="0" w:line="240" w:lineRule="auto"/>
               <w:rPr>
-                <w:rFonts w:ascii="TimesNewRomanPS" w:hAnsi="TimesNewRomanPS"/>
+                <w:rFonts w:ascii="TimesNewRomanPS" w:hAnsi="TimesNewRomanPS" w:hint="eastAsia"/>
                 <w:b/>
                 <w:bCs/>
                 <w:sz w:val="24"/>
@@ -1307,112 +1251,7 @@
             <w:pPr>
               <w:spacing w:after="0" w:line="240" w:lineRule="auto"/>
               <w:rPr>
-                <w:rFonts w:ascii="TimesNewRomanPS" w:hAnsi="TimesNewRomanPS"/>
-                <w:b/>
-                <w:bCs/>
-                <w:sz w:val="24"/>
-                <w:szCs w:val="24"/>
-                <w:lang w:eastAsia="zh-CN"/>
-              </w:rPr>
-            </w:pPr>
-            <w:r>
-              <w:rPr>
-                <w:rFonts w:ascii="TimesNewRomanPS" w:hAnsi="TimesNewRomanPS" w:hint="eastAsia"/>
-                <w:b/>
-                <w:bCs/>
-                <w:sz w:val="24"/>
-                <w:szCs w:val="24"/>
-                <w:lang w:eastAsia="zh-CN"/>
-              </w:rPr>
-              <w:t>UTC-</w:t>
-            </w:r>
-            <w:r>
-              <w:rPr>
-                <w:rFonts w:ascii="TimesNewRomanPS" w:hAnsi="TimesNewRomanPS" w:hint="eastAsia"/>
-                <w:b/>
-                <w:bCs/>
-                <w:sz w:val="24"/>
-                <w:szCs w:val="24"/>
-                <w:lang w:eastAsia="zh-CN"/>
-              </w:rPr>
-              <w:t>07</w:t>
-            </w:r>
-          </w:p>
-          <w:p>
-            <w:pPr>
-              <w:spacing w:after="0" w:line="240" w:lineRule="auto"/>
-              <w:rPr>
-                <w:rFonts w:ascii="TimesNewRomanPS" w:hAnsi="TimesNewRomanPS"/>
-                <w:b/>
-                <w:bCs/>
-                <w:sz w:val="24"/>
-                <w:szCs w:val="24"/>
-                <w:lang w:eastAsia="zh-CN"/>
-              </w:rPr>
-            </w:pPr>
-            <w:r>
-              <w:rPr>
-                <w:rFonts w:ascii="TimesNewRomanPS" w:hAnsi="TimesNewRomanPS" w:hint="eastAsia"/>
-                <w:b/>
-                <w:bCs/>
-                <w:sz w:val="24"/>
-                <w:szCs w:val="24"/>
-                <w:lang w:eastAsia="zh-CN"/>
-              </w:rPr>
-              <w:t>UTC-</w:t>
-            </w:r>
-            <w:r>
-              <w:rPr>
-                <w:rFonts w:ascii="TimesNewRomanPS" w:hAnsi="TimesNewRomanPS" w:hint="eastAsia"/>
-                <w:b/>
-                <w:bCs/>
-                <w:sz w:val="24"/>
-                <w:szCs w:val="24"/>
-                <w:lang w:eastAsia="zh-CN"/>
-              </w:rPr>
-              <w:t>08</w:t>
-            </w:r>
-          </w:p>
-          <w:p>
-            <w:pPr>
-              <w:spacing w:after="0" w:line="240" w:lineRule="auto"/>
-              <w:rPr>
-                <w:rFonts w:ascii="TimesNewRomanPS" w:hAnsi="TimesNewRomanPS" w:hint="eastAsia"/>
-                <w:b/>
-                <w:bCs/>
-                <w:sz w:val="24"/>
-                <w:szCs w:val="24"/>
-                <w:lang w:eastAsia="zh-CN"/>
-              </w:rPr>
-            </w:pPr>
-            <w:r>
-              <w:rPr>
-                <w:rFonts w:ascii="TimesNewRomanPS" w:hAnsi="TimesNewRomanPS" w:hint="eastAsia"/>
-                <w:b/>
-                <w:bCs/>
-                <w:sz w:val="24"/>
-                <w:szCs w:val="24"/>
-                <w:lang w:eastAsia="zh-CN"/>
-              </w:rPr>
-              <w:t>UTC-</w:t>
-            </w:r>
-            <w:r>
-              <w:rPr>
-                <w:rFonts w:ascii="TimesNewRomanPS" w:hAnsi="TimesNewRomanPS" w:hint="eastAsia"/>
-                <w:b/>
-                <w:bCs/>
-                <w:sz w:val="24"/>
-                <w:szCs w:val="24"/>
-                <w:lang w:eastAsia="zh-CN"/>
-              </w:rPr>
-              <w:t>09</w:t>
-            </w:r>
-          </w:p>
-          <w:p>
-            <w:pPr>
-              <w:spacing w:after="0" w:line="240" w:lineRule="auto"/>
-              <w:rPr>
-                <w:rFonts w:ascii="TimesNewRomanPS" w:hAnsi="TimesNewRomanPS"/>
+                <w:rFonts w:ascii="TimesNewRomanPS" w:hAnsi="TimesNewRomanPS" w:hint="eastAsia"/>
                 <w:b/>
                 <w:bCs/>
                 <w:sz w:val="24"/>
@@ -1441,14 +1280,36 @@
             <w:pPr>
               <w:spacing w:after="0" w:line="240" w:lineRule="auto"/>
               <w:rPr>
-                <w:rFonts w:ascii="TimesNewRomanPS" w:hAnsi="TimesNewRomanPS"/>
-                <w:b/>
-                <w:bCs/>
-                <w:sz w:val="24"/>
-                <w:szCs w:val="24"/>
-                <w:lang w:eastAsia="zh-CN"/>
-              </w:rPr>
-            </w:pPr>
+                <w:rFonts w:ascii="TimesNewRomanPS" w:hAnsi="TimesNewRomanPS" w:hint="eastAsia"/>
+                <w:b/>
+                <w:bCs/>
+                <w:sz w:val="24"/>
+                <w:szCs w:val="24"/>
+                <w:lang w:eastAsia="zh-CN"/>
+              </w:rPr>
+            </w:pPr>
+            <w:r>
+              <w:rPr>
+                <w:rFonts w:ascii="TimesNewRomanPS" w:hAnsi="TimesNewRomanPS" w:hint="eastAsia"/>
+                <w:b/>
+                <w:bCs/>
+                <w:sz w:val="24"/>
+                <w:szCs w:val="24"/>
+                <w:lang w:eastAsia="zh-CN"/>
+              </w:rPr>
+              <w:t>STC-0</w:t>
+            </w:r>
+            <w:r>
+              <w:rPr>
+                <w:rFonts w:ascii="TimesNewRomanPS" w:hAnsi="TimesNewRomanPS" w:hint="eastAsia"/>
+                <w:b/>
+                <w:bCs/>
+                <w:sz w:val="24"/>
+                <w:szCs w:val="24"/>
+                <w:lang w:eastAsia="zh-CN"/>
+              </w:rPr>
+              <w:t>1</w:t>
+            </w:r>
           </w:p>
         </w:tc>
       </w:tr>
@@ -1465,7 +1326,7 @@
             <w:pPr>
               <w:spacing w:line="240" w:lineRule="auto"/>
               <w:rPr>
-                <w:rFonts w:ascii="TimesNewRomanPS" w:hAnsi="TimesNewRomanPS"/>
+                <w:rFonts w:ascii="TimesNewRomanPS" w:hAnsi="TimesNewRomanPS" w:hint="eastAsia"/>
                 <w:b/>
                 <w:bCs/>
                 <w:sz w:val="24"/>
@@ -1483,35 +1344,24 @@
             <w:pPr>
               <w:spacing w:after="0" w:line="240" w:lineRule="auto"/>
               <w:rPr>
-                <w:rFonts w:ascii="TimesNewRomanPS" w:hAnsi="TimesNewRomanPS"/>
-                <w:b/>
-                <w:bCs/>
-                <w:sz w:val="24"/>
-                <w:szCs w:val="24"/>
-                <w:lang w:eastAsia="zh-CN"/>
-              </w:rPr>
-            </w:pPr>
-            <w:r>
-              <w:rPr>
-                <w:rFonts w:ascii="TimesNewRomanPS" w:hAnsi="TimesNewRomanPS" w:hint="eastAsia"/>
-                <w:b/>
-                <w:bCs/>
-                <w:sz w:val="24"/>
-                <w:szCs w:val="24"/>
-                <w:lang w:eastAsia="zh-CN"/>
-              </w:rPr>
-              <w:t>URS-0</w:t>
-            </w:r>
-            <w:r>
-              <w:rPr>
-                <w:rFonts w:ascii="TimesNewRomanPS" w:hAnsi="TimesNewRomanPS" w:hint="eastAsia"/>
-                <w:b/>
-                <w:bCs/>
-                <w:sz w:val="24"/>
-                <w:szCs w:val="24"/>
-                <w:lang w:eastAsia="zh-CN"/>
-              </w:rPr>
-              <w:t>2</w:t>
+                <w:rFonts w:ascii="TimesNewRomanPS" w:hAnsi="TimesNewRomanPS" w:hint="eastAsia"/>
+                <w:b/>
+                <w:bCs/>
+                <w:sz w:val="24"/>
+                <w:szCs w:val="24"/>
+                <w:lang w:eastAsia="zh-CN"/>
+              </w:rPr>
+            </w:pPr>
+            <w:r>
+              <w:rPr>
+                <w:rFonts w:ascii="TimesNewRomanPS" w:hAnsi="TimesNewRomanPS" w:hint="eastAsia"/>
+                <w:b/>
+                <w:bCs/>
+                <w:sz w:val="24"/>
+                <w:szCs w:val="24"/>
+                <w:lang w:eastAsia="zh-CN"/>
+              </w:rPr>
+              <w:t>URS-02</w:t>
             </w:r>
           </w:p>
         </w:tc>
@@ -1733,7 +1583,7 @@
             <w:pPr>
               <w:spacing w:after="0" w:line="240" w:lineRule="auto"/>
               <w:rPr>
-                <w:rFonts w:ascii="TimesNewRomanPS" w:hAnsi="TimesNewRomanPS"/>
+                <w:rFonts w:ascii="TimesNewRomanPS" w:hAnsi="TimesNewRomanPS" w:hint="eastAsia"/>
                 <w:b/>
                 <w:bCs/>
                 <w:sz w:val="24"/>
@@ -1860,7 +1710,7 @@
             <w:pPr>
               <w:spacing w:after="0" w:line="240" w:lineRule="auto"/>
               <w:rPr>
-                <w:rFonts w:ascii="TimesNewRomanPS" w:hAnsi="TimesNewRomanPS"/>
+                <w:rFonts w:ascii="TimesNewRomanPS" w:hAnsi="TimesNewRomanPS" w:hint="eastAsia"/>
                 <w:b/>
                 <w:bCs/>
                 <w:sz w:val="24"/>
@@ -1913,7 +1763,7 @@
             <w:pPr>
               <w:spacing w:after="0" w:line="240" w:lineRule="auto"/>
               <w:rPr>
-                <w:rFonts w:ascii="TimesNewRomanPS" w:hAnsi="TimesNewRomanPS"/>
+                <w:rFonts w:ascii="TimesNewRomanPS" w:hAnsi="TimesNewRomanPS" w:hint="eastAsia"/>
                 <w:b/>
                 <w:bCs/>
                 <w:sz w:val="24"/>
@@ -1937,76 +1787,6 @@
             <w:pPr>
               <w:spacing w:after="0" w:line="240" w:lineRule="auto"/>
               <w:rPr>
-                <w:rFonts w:ascii="TimesNewRomanPS" w:hAnsi="TimesNewRomanPS"/>
-                <w:b/>
-                <w:bCs/>
-                <w:sz w:val="24"/>
-                <w:szCs w:val="24"/>
-                <w:lang w:eastAsia="zh-CN"/>
-              </w:rPr>
-            </w:pPr>
-            <w:r>
-              <w:rPr>
-                <w:rFonts w:ascii="TimesNewRomanPS" w:hAnsi="TimesNewRomanPS" w:hint="eastAsia"/>
-                <w:b/>
-                <w:bCs/>
-                <w:sz w:val="24"/>
-                <w:szCs w:val="24"/>
-                <w:lang w:eastAsia="zh-CN"/>
-              </w:rPr>
-              <w:t>UTC-</w:t>
-            </w:r>
-            <w:r>
-              <w:rPr>
-                <w:rFonts w:ascii="TimesNewRomanPS" w:hAnsi="TimesNewRomanPS" w:hint="eastAsia"/>
-                <w:b/>
-                <w:bCs/>
-                <w:sz w:val="24"/>
-                <w:szCs w:val="24"/>
-                <w:lang w:eastAsia="zh-CN"/>
-              </w:rPr>
-              <w:t>08</w:t>
-            </w:r>
-          </w:p>
-          <w:p>
-            <w:pPr>
-              <w:spacing w:after="0" w:line="240" w:lineRule="auto"/>
-              <w:rPr>
-                <w:rFonts w:ascii="TimesNewRomanPS" w:hAnsi="TimesNewRomanPS" w:hint="eastAsia"/>
-                <w:b/>
-                <w:bCs/>
-                <w:sz w:val="24"/>
-                <w:szCs w:val="24"/>
-                <w:lang w:eastAsia="zh-CN"/>
-              </w:rPr>
-            </w:pPr>
-            <w:r>
-              <w:rPr>
-                <w:rFonts w:ascii="TimesNewRomanPS" w:hAnsi="TimesNewRomanPS" w:hint="eastAsia"/>
-                <w:b/>
-                <w:bCs/>
-                <w:sz w:val="24"/>
-                <w:szCs w:val="24"/>
-                <w:lang w:eastAsia="zh-CN"/>
-              </w:rPr>
-              <w:t>UTC-</w:t>
-            </w:r>
-            <w:r>
-              <w:rPr>
-                <w:rFonts w:ascii="TimesNewRomanPS" w:hAnsi="TimesNewRomanPS" w:hint="eastAsia"/>
-                <w:b/>
-                <w:bCs/>
-                <w:sz w:val="24"/>
-                <w:szCs w:val="24"/>
-                <w:lang w:eastAsia="zh-CN"/>
-              </w:rPr>
-              <w:t>09</w:t>
-            </w:r>
-          </w:p>
-          <w:p>
-            <w:pPr>
-              <w:spacing w:after="0" w:line="240" w:lineRule="auto"/>
-              <w:rPr>
                 <w:rFonts w:ascii="TimesNewRomanPS" w:hAnsi="TimesNewRomanPS" w:hint="eastAsia"/>
                 <w:b/>
                 <w:bCs/>
@@ -2036,14 +1816,36 @@
             <w:pPr>
               <w:spacing w:after="0" w:line="240" w:lineRule="auto"/>
               <w:rPr>
-                <w:rFonts w:ascii="TimesNewRomanPS" w:hAnsi="TimesNewRomanPS"/>
-                <w:b/>
-                <w:bCs/>
-                <w:sz w:val="24"/>
-                <w:szCs w:val="24"/>
-                <w:lang w:eastAsia="zh-CN"/>
-              </w:rPr>
-            </w:pPr>
+                <w:rFonts w:ascii="TimesNewRomanPS" w:hAnsi="TimesNewRomanPS" w:hint="eastAsia"/>
+                <w:b/>
+                <w:bCs/>
+                <w:sz w:val="24"/>
+                <w:szCs w:val="24"/>
+                <w:lang w:eastAsia="zh-CN"/>
+              </w:rPr>
+            </w:pPr>
+            <w:r>
+              <w:rPr>
+                <w:rFonts w:ascii="TimesNewRomanPS" w:hAnsi="TimesNewRomanPS" w:hint="eastAsia"/>
+                <w:b/>
+                <w:bCs/>
+                <w:sz w:val="24"/>
+                <w:szCs w:val="24"/>
+                <w:lang w:eastAsia="zh-CN"/>
+              </w:rPr>
+              <w:t>STC-0</w:t>
+            </w:r>
+            <w:r>
+              <w:rPr>
+                <w:rFonts w:ascii="TimesNewRomanPS" w:hAnsi="TimesNewRomanPS" w:hint="eastAsia"/>
+                <w:b/>
+                <w:bCs/>
+                <w:sz w:val="24"/>
+                <w:szCs w:val="24"/>
+                <w:lang w:eastAsia="zh-CN"/>
+              </w:rPr>
+              <w:t>5</w:t>
+            </w:r>
           </w:p>
         </w:tc>
       </w:tr>
@@ -2059,7 +1861,7 @@
           <w:p>
             <w:pPr>
               <w:rPr>
-                <w:rFonts w:ascii="TimesNewRomanPS" w:hAnsi="TimesNewRomanPS"/>
+                <w:rFonts w:ascii="TimesNewRomanPS" w:hAnsi="TimesNewRomanPS" w:hint="eastAsia"/>
                 <w:b/>
                 <w:bCs/>
                 <w:sz w:val="24"/>
@@ -2432,7 +2234,7 @@
             <w:pPr>
               <w:spacing w:after="0" w:line="240" w:lineRule="auto"/>
               <w:rPr>
-                <w:rFonts w:ascii="TimesNewRomanPS" w:hAnsi="TimesNewRomanPS"/>
+                <w:rFonts w:ascii="TimesNewRomanPS" w:hAnsi="TimesNewRomanPS" w:hint="eastAsia"/>
                 <w:b/>
                 <w:bCs/>
                 <w:sz w:val="24"/>
@@ -2456,7 +2258,7 @@
             <w:pPr>
               <w:spacing w:after="0" w:line="240" w:lineRule="auto"/>
               <w:rPr>
-                <w:rFonts w:ascii="TimesNewRomanPS" w:hAnsi="TimesNewRomanPS"/>
+                <w:rFonts w:ascii="TimesNewRomanPS" w:hAnsi="TimesNewRomanPS" w:hint="eastAsia"/>
                 <w:b/>
                 <w:bCs/>
                 <w:sz w:val="24"/>
@@ -2485,94 +2287,48 @@
             <w:pPr>
               <w:spacing w:after="0" w:line="240" w:lineRule="auto"/>
               <w:rPr>
-                <w:rFonts w:ascii="TimesNewRomanPS" w:hAnsi="TimesNewRomanPS"/>
-                <w:b/>
-                <w:bCs/>
-                <w:sz w:val="24"/>
-                <w:szCs w:val="24"/>
-                <w:lang w:eastAsia="zh-CN"/>
-              </w:rPr>
-            </w:pPr>
-            <w:r>
-              <w:rPr>
-                <w:rFonts w:ascii="TimesNewRomanPS" w:hAnsi="TimesNewRomanPS" w:hint="eastAsia"/>
-                <w:b/>
-                <w:bCs/>
-                <w:sz w:val="24"/>
-                <w:szCs w:val="24"/>
-                <w:lang w:eastAsia="zh-CN"/>
-              </w:rPr>
-              <w:t>UTC-01</w:t>
-            </w:r>
-          </w:p>
-          <w:p>
-            <w:pPr>
-              <w:spacing w:after="0" w:line="240" w:lineRule="auto"/>
-              <w:rPr>
-                <w:rFonts w:ascii="TimesNewRomanPS" w:hAnsi="TimesNewRomanPS"/>
-                <w:b/>
-                <w:bCs/>
-                <w:sz w:val="24"/>
-                <w:szCs w:val="24"/>
-                <w:lang w:eastAsia="zh-CN"/>
-              </w:rPr>
-            </w:pPr>
-            <w:r>
-              <w:rPr>
-                <w:rFonts w:ascii="TimesNewRomanPS" w:hAnsi="TimesNewRomanPS" w:hint="eastAsia"/>
-                <w:b/>
-                <w:bCs/>
-                <w:sz w:val="24"/>
-                <w:szCs w:val="24"/>
-                <w:lang w:eastAsia="zh-CN"/>
-              </w:rPr>
-              <w:t>UTC-</w:t>
-            </w:r>
-            <w:r>
-              <w:rPr>
-                <w:rFonts w:ascii="TimesNewRomanPS" w:hAnsi="TimesNewRomanPS" w:hint="eastAsia"/>
-                <w:b/>
-                <w:bCs/>
-                <w:sz w:val="24"/>
-                <w:szCs w:val="24"/>
-                <w:lang w:eastAsia="zh-CN"/>
-              </w:rPr>
-              <w:t>08</w:t>
-            </w:r>
-          </w:p>
-          <w:p>
-            <w:pPr>
-              <w:spacing w:after="0" w:line="240" w:lineRule="auto"/>
-              <w:rPr>
-                <w:rFonts w:ascii="TimesNewRomanPS" w:hAnsi="TimesNewRomanPS" w:hint="eastAsia"/>
-                <w:b/>
-                <w:bCs/>
-                <w:sz w:val="24"/>
-                <w:szCs w:val="24"/>
-                <w:lang w:eastAsia="zh-CN"/>
-              </w:rPr>
-            </w:pPr>
-            <w:r>
-              <w:rPr>
-                <w:rFonts w:ascii="TimesNewRomanPS" w:hAnsi="TimesNewRomanPS" w:hint="eastAsia"/>
-                <w:b/>
-                <w:bCs/>
-                <w:sz w:val="24"/>
-                <w:szCs w:val="24"/>
-                <w:lang w:eastAsia="zh-CN"/>
-              </w:rPr>
-              <w:t>UTC-</w:t>
-            </w:r>
-            <w:r>
-              <w:rPr>
-                <w:rFonts w:ascii="TimesNewRomanPS" w:hAnsi="TimesNewRomanPS" w:hint="eastAsia"/>
-                <w:b/>
-                <w:bCs/>
-                <w:sz w:val="24"/>
-                <w:szCs w:val="24"/>
-                <w:lang w:eastAsia="zh-CN"/>
-              </w:rPr>
-              <w:t>09</w:t>
+                <w:rFonts w:ascii="TimesNewRomanPS" w:hAnsi="TimesNewRomanPS" w:hint="eastAsia"/>
+                <w:b/>
+                <w:bCs/>
+                <w:sz w:val="24"/>
+                <w:szCs w:val="24"/>
+                <w:lang w:eastAsia="zh-CN"/>
+              </w:rPr>
+            </w:pPr>
+            <w:r>
+              <w:rPr>
+                <w:rFonts w:ascii="TimesNewRomanPS" w:hAnsi="TimesNewRomanPS" w:hint="eastAsia"/>
+                <w:b/>
+                <w:bCs/>
+                <w:sz w:val="24"/>
+                <w:szCs w:val="24"/>
+                <w:lang w:eastAsia="zh-CN"/>
+              </w:rPr>
+              <w:t>UTC-08</w:t>
+            </w:r>
+          </w:p>
+          <w:p>
+            <w:pPr>
+              <w:spacing w:after="0" w:line="240" w:lineRule="auto"/>
+              <w:rPr>
+                <w:rFonts w:ascii="TimesNewRomanPS" w:hAnsi="TimesNewRomanPS" w:hint="eastAsia"/>
+                <w:b/>
+                <w:bCs/>
+                <w:sz w:val="24"/>
+                <w:szCs w:val="24"/>
+                <w:lang w:eastAsia="zh-CN"/>
+              </w:rPr>
+            </w:pPr>
+            <w:r>
+              <w:rPr>
+                <w:rFonts w:ascii="TimesNewRomanPS" w:hAnsi="TimesNewRomanPS" w:hint="eastAsia"/>
+                <w:b/>
+                <w:bCs/>
+                <w:sz w:val="24"/>
+                <w:szCs w:val="24"/>
+                <w:lang w:eastAsia="zh-CN"/>
+              </w:rPr>
+              <w:t>UTC-09</w:t>
             </w:r>
           </w:p>
         </w:tc>
@@ -2584,14 +2340,36 @@
             <w:pPr>
               <w:spacing w:after="0" w:line="240" w:lineRule="auto"/>
               <w:rPr>
-                <w:rFonts w:ascii="TimesNewRomanPS" w:hAnsi="TimesNewRomanPS"/>
-                <w:b/>
-                <w:bCs/>
-                <w:sz w:val="24"/>
-                <w:szCs w:val="24"/>
-                <w:lang w:eastAsia="zh-CN"/>
-              </w:rPr>
-            </w:pPr>
+                <w:rFonts w:ascii="TimesNewRomanPS" w:hAnsi="TimesNewRomanPS" w:hint="eastAsia"/>
+                <w:b/>
+                <w:bCs/>
+                <w:sz w:val="24"/>
+                <w:szCs w:val="24"/>
+                <w:lang w:eastAsia="zh-CN"/>
+              </w:rPr>
+            </w:pPr>
+            <w:r>
+              <w:rPr>
+                <w:rFonts w:ascii="TimesNewRomanPS" w:hAnsi="TimesNewRomanPS" w:hint="eastAsia"/>
+                <w:b/>
+                <w:bCs/>
+                <w:sz w:val="24"/>
+                <w:szCs w:val="24"/>
+                <w:lang w:eastAsia="zh-CN"/>
+              </w:rPr>
+              <w:t>STC-0</w:t>
+            </w:r>
+            <w:r>
+              <w:rPr>
+                <w:rFonts w:ascii="TimesNewRomanPS" w:hAnsi="TimesNewRomanPS" w:hint="eastAsia"/>
+                <w:b/>
+                <w:bCs/>
+                <w:sz w:val="24"/>
+                <w:szCs w:val="24"/>
+                <w:lang w:eastAsia="zh-CN"/>
+              </w:rPr>
+              <w:t>4</w:t>
+            </w:r>
           </w:p>
         </w:tc>
       </w:tr>
@@ -2607,6 +2385,412 @@
           <w:p>
             <w:pPr>
               <w:rPr>
+                <w:rFonts w:ascii="TimesNewRomanPS" w:hAnsi="TimesNewRomanPS" w:hint="eastAsia"/>
+                <w:b/>
+                <w:bCs/>
+                <w:sz w:val="24"/>
+                <w:szCs w:val="24"/>
+                <w:lang w:eastAsia="zh-CN"/>
+              </w:rPr>
+            </w:pPr>
+          </w:p>
+        </w:tc>
+        <w:tc>
+          <w:tcPr>
+            <w:tcW w:w="1337" w:type="dxa"/>
+          </w:tcPr>
+          <w:p>
+            <w:pPr>
+              <w:spacing w:after="0" w:line="240" w:lineRule="auto"/>
+              <w:rPr>
+                <w:rFonts w:ascii="TimesNewRomanPS" w:hAnsi="TimesNewRomanPS" w:hint="eastAsia"/>
+                <w:b/>
+                <w:bCs/>
+                <w:sz w:val="24"/>
+                <w:szCs w:val="24"/>
+                <w:lang w:eastAsia="zh-CN"/>
+              </w:rPr>
+            </w:pPr>
+            <w:r>
+              <w:rPr>
+                <w:rFonts w:ascii="TimesNewRomanPS" w:hAnsi="TimesNewRomanPS" w:hint="eastAsia"/>
+                <w:b/>
+                <w:bCs/>
+                <w:sz w:val="24"/>
+                <w:szCs w:val="24"/>
+                <w:lang w:eastAsia="zh-CN"/>
+              </w:rPr>
+              <w:t>URS-04</w:t>
+            </w:r>
+          </w:p>
+        </w:tc>
+        <w:tc>
+          <w:tcPr>
+            <w:tcW w:w="1275" w:type="dxa"/>
+          </w:tcPr>
+          <w:p>
+            <w:pPr>
+              <w:spacing w:after="0" w:line="240" w:lineRule="auto"/>
+              <w:rPr>
+                <w:rFonts w:ascii="TimesNewRomanPS" w:hAnsi="TimesNewRomanPS" w:hint="eastAsia"/>
+                <w:b/>
+                <w:bCs/>
+                <w:sz w:val="24"/>
+                <w:szCs w:val="24"/>
+                <w:lang w:eastAsia="zh-CN"/>
+              </w:rPr>
+            </w:pPr>
+            <w:r>
+              <w:rPr>
+                <w:rFonts w:ascii="TimesNewRomanPS" w:hAnsi="TimesNewRomanPS" w:hint="eastAsia"/>
+                <w:b/>
+                <w:bCs/>
+                <w:sz w:val="24"/>
+                <w:szCs w:val="24"/>
+                <w:lang w:eastAsia="zh-CN"/>
+              </w:rPr>
+              <w:t>SRS-</w:t>
+            </w:r>
+            <w:r>
+              <w:rPr>
+                <w:rFonts w:ascii="TimesNewRomanPS" w:hAnsi="TimesNewRomanPS" w:hint="eastAsia"/>
+                <w:b/>
+                <w:bCs/>
+                <w:sz w:val="24"/>
+                <w:szCs w:val="24"/>
+                <w:lang w:eastAsia="zh-CN"/>
+              </w:rPr>
+              <w:t>22</w:t>
+            </w:r>
+          </w:p>
+          <w:p>
+            <w:pPr>
+              <w:spacing w:after="0" w:line="240" w:lineRule="auto"/>
+              <w:rPr>
+                <w:rFonts w:ascii="TimesNewRomanPS" w:hAnsi="TimesNewRomanPS" w:hint="eastAsia"/>
+                <w:b/>
+                <w:bCs/>
+                <w:sz w:val="24"/>
+                <w:szCs w:val="24"/>
+                <w:lang w:eastAsia="zh-CN"/>
+              </w:rPr>
+            </w:pPr>
+            <w:r>
+              <w:rPr>
+                <w:rFonts w:ascii="TimesNewRomanPS" w:hAnsi="TimesNewRomanPS" w:hint="eastAsia"/>
+                <w:b/>
+                <w:bCs/>
+                <w:sz w:val="24"/>
+                <w:szCs w:val="24"/>
+                <w:lang w:eastAsia="zh-CN"/>
+              </w:rPr>
+              <w:t>SRS-</w:t>
+            </w:r>
+            <w:r>
+              <w:rPr>
+                <w:rFonts w:ascii="TimesNewRomanPS" w:hAnsi="TimesNewRomanPS" w:hint="eastAsia"/>
+                <w:b/>
+                <w:bCs/>
+                <w:sz w:val="24"/>
+                <w:szCs w:val="24"/>
+                <w:lang w:eastAsia="zh-CN"/>
+              </w:rPr>
+              <w:t>23</w:t>
+            </w:r>
+          </w:p>
+          <w:p>
+            <w:pPr>
+              <w:spacing w:after="0" w:line="240" w:lineRule="auto"/>
+              <w:rPr>
+                <w:rFonts w:ascii="TimesNewRomanPS" w:hAnsi="TimesNewRomanPS" w:hint="eastAsia"/>
+                <w:b/>
+                <w:bCs/>
+                <w:sz w:val="24"/>
+                <w:szCs w:val="24"/>
+                <w:lang w:eastAsia="zh-CN"/>
+              </w:rPr>
+            </w:pPr>
+            <w:r>
+              <w:rPr>
+                <w:rFonts w:ascii="TimesNewRomanPS" w:hAnsi="TimesNewRomanPS" w:hint="eastAsia"/>
+                <w:b/>
+                <w:bCs/>
+                <w:sz w:val="24"/>
+                <w:szCs w:val="24"/>
+                <w:lang w:eastAsia="zh-CN"/>
+              </w:rPr>
+              <w:t>SRS-</w:t>
+            </w:r>
+            <w:r>
+              <w:rPr>
+                <w:rFonts w:ascii="TimesNewRomanPS" w:hAnsi="TimesNewRomanPS" w:hint="eastAsia"/>
+                <w:b/>
+                <w:bCs/>
+                <w:sz w:val="24"/>
+                <w:szCs w:val="24"/>
+                <w:lang w:eastAsia="zh-CN"/>
+              </w:rPr>
+              <w:t>24</w:t>
+            </w:r>
+          </w:p>
+          <w:p>
+            <w:pPr>
+              <w:spacing w:after="0" w:line="240" w:lineRule="auto"/>
+              <w:rPr>
+                <w:rFonts w:ascii="TimesNewRomanPS" w:hAnsi="TimesNewRomanPS" w:hint="eastAsia"/>
+                <w:b/>
+                <w:bCs/>
+                <w:sz w:val="24"/>
+                <w:szCs w:val="24"/>
+                <w:lang w:eastAsia="zh-CN"/>
+              </w:rPr>
+            </w:pPr>
+            <w:r>
+              <w:rPr>
+                <w:rFonts w:ascii="TimesNewRomanPS" w:hAnsi="TimesNewRomanPS" w:hint="eastAsia"/>
+                <w:b/>
+                <w:bCs/>
+                <w:sz w:val="24"/>
+                <w:szCs w:val="24"/>
+                <w:lang w:eastAsia="zh-CN"/>
+              </w:rPr>
+              <w:t>SRS-</w:t>
+            </w:r>
+            <w:r>
+              <w:rPr>
+                <w:rFonts w:ascii="TimesNewRomanPS" w:hAnsi="TimesNewRomanPS" w:hint="eastAsia"/>
+                <w:b/>
+                <w:bCs/>
+                <w:sz w:val="24"/>
+                <w:szCs w:val="24"/>
+                <w:lang w:eastAsia="zh-CN"/>
+              </w:rPr>
+              <w:t>25</w:t>
+            </w:r>
+          </w:p>
+          <w:p>
+            <w:pPr>
+              <w:spacing w:after="0" w:line="240" w:lineRule="auto"/>
+              <w:rPr>
+                <w:rFonts w:ascii="TimesNewRomanPS" w:hAnsi="TimesNewRomanPS" w:hint="eastAsia"/>
+                <w:b/>
+                <w:bCs/>
+                <w:sz w:val="24"/>
+                <w:szCs w:val="24"/>
+                <w:lang w:eastAsia="zh-CN"/>
+              </w:rPr>
+            </w:pPr>
+            <w:r>
+              <w:rPr>
+                <w:rFonts w:ascii="TimesNewRomanPS" w:hAnsi="TimesNewRomanPS" w:hint="eastAsia"/>
+                <w:b/>
+                <w:bCs/>
+                <w:sz w:val="24"/>
+                <w:szCs w:val="24"/>
+                <w:lang w:eastAsia="zh-CN"/>
+              </w:rPr>
+              <w:t>SRS-</w:t>
+            </w:r>
+            <w:r>
+              <w:rPr>
+                <w:rFonts w:ascii="TimesNewRomanPS" w:hAnsi="TimesNewRomanPS" w:hint="eastAsia"/>
+                <w:b/>
+                <w:bCs/>
+                <w:sz w:val="24"/>
+                <w:szCs w:val="24"/>
+                <w:lang w:eastAsia="zh-CN"/>
+              </w:rPr>
+              <w:t>26</w:t>
+            </w:r>
+          </w:p>
+          <w:p>
+            <w:pPr>
+              <w:spacing w:after="0" w:line="240" w:lineRule="auto"/>
+              <w:rPr>
+                <w:rFonts w:ascii="TimesNewRomanPS" w:hAnsi="TimesNewRomanPS" w:hint="eastAsia"/>
+                <w:b/>
+                <w:bCs/>
+                <w:sz w:val="24"/>
+                <w:szCs w:val="24"/>
+                <w:lang w:eastAsia="zh-CN"/>
+              </w:rPr>
+            </w:pPr>
+          </w:p>
+          <w:p>
+            <w:pPr>
+              <w:spacing w:after="0" w:line="240" w:lineRule="auto"/>
+              <w:rPr>
+                <w:rFonts w:ascii="TimesNewRomanPS" w:hAnsi="TimesNewRomanPS" w:hint="eastAsia"/>
+                <w:b/>
+                <w:bCs/>
+                <w:sz w:val="24"/>
+                <w:szCs w:val="24"/>
+                <w:lang w:eastAsia="zh-CN"/>
+              </w:rPr>
+            </w:pPr>
+          </w:p>
+          <w:p>
+            <w:pPr>
+              <w:spacing w:after="0" w:line="240" w:lineRule="auto"/>
+              <w:rPr>
+                <w:rFonts w:ascii="TimesNewRomanPS" w:hAnsi="TimesNewRomanPS" w:hint="eastAsia"/>
+                <w:b/>
+                <w:bCs/>
+                <w:sz w:val="24"/>
+                <w:szCs w:val="24"/>
+                <w:lang w:eastAsia="zh-CN"/>
+              </w:rPr>
+            </w:pPr>
+          </w:p>
+        </w:tc>
+        <w:tc>
+          <w:tcPr>
+            <w:tcW w:w="1134" w:type="dxa"/>
+          </w:tcPr>
+          <w:p>
+            <w:pPr>
+              <w:spacing w:after="0" w:line="240" w:lineRule="auto"/>
+              <w:rPr>
+                <w:rFonts w:ascii="TimesNewRomanPS" w:hAnsi="TimesNewRomanPS" w:hint="eastAsia"/>
+                <w:b/>
+                <w:bCs/>
+                <w:sz w:val="24"/>
+                <w:szCs w:val="24"/>
+                <w:lang w:eastAsia="zh-CN"/>
+              </w:rPr>
+            </w:pPr>
+            <w:r>
+              <w:rPr>
+                <w:rFonts w:ascii="TimesNewRomanPS" w:hAnsi="TimesNewRomanPS" w:hint="eastAsia"/>
+                <w:b/>
+                <w:bCs/>
+                <w:sz w:val="24"/>
+                <w:szCs w:val="24"/>
+                <w:lang w:eastAsia="zh-CN"/>
+              </w:rPr>
+              <w:t>UC-04</w:t>
+            </w:r>
+          </w:p>
+        </w:tc>
+        <w:tc>
+          <w:tcPr>
+            <w:tcW w:w="1134" w:type="dxa"/>
+          </w:tcPr>
+          <w:p>
+            <w:pPr>
+              <w:spacing w:after="0" w:line="240" w:lineRule="auto"/>
+              <w:rPr>
+                <w:rFonts w:ascii="TimesNewRomanPS" w:hAnsi="TimesNewRomanPS" w:hint="eastAsia"/>
+                <w:b/>
+                <w:bCs/>
+                <w:sz w:val="24"/>
+                <w:szCs w:val="24"/>
+                <w:lang w:eastAsia="zh-CN"/>
+              </w:rPr>
+            </w:pPr>
+            <w:r>
+              <w:rPr>
+                <w:rFonts w:ascii="TimesNewRomanPS" w:hAnsi="TimesNewRomanPS" w:hint="eastAsia"/>
+                <w:b/>
+                <w:bCs/>
+                <w:sz w:val="24"/>
+                <w:szCs w:val="24"/>
+                <w:lang w:eastAsia="zh-CN"/>
+              </w:rPr>
+              <w:t>AD-04</w:t>
+            </w:r>
+          </w:p>
+        </w:tc>
+        <w:tc>
+          <w:tcPr>
+            <w:tcW w:w="1276" w:type="dxa"/>
+          </w:tcPr>
+          <w:p>
+            <w:pPr>
+              <w:spacing w:after="0" w:line="240" w:lineRule="auto"/>
+              <w:rPr>
+                <w:rFonts w:ascii="TimesNewRomanPS" w:hAnsi="TimesNewRomanPS" w:hint="eastAsia"/>
+                <w:b/>
+                <w:bCs/>
+                <w:sz w:val="24"/>
+                <w:szCs w:val="24"/>
+                <w:lang w:eastAsia="zh-CN"/>
+              </w:rPr>
+            </w:pPr>
+            <w:r>
+              <w:rPr>
+                <w:rFonts w:ascii="TimesNewRomanPS" w:hAnsi="TimesNewRomanPS" w:hint="eastAsia"/>
+                <w:b/>
+                <w:bCs/>
+                <w:sz w:val="24"/>
+                <w:szCs w:val="24"/>
+                <w:lang w:eastAsia="zh-CN"/>
+              </w:rPr>
+              <w:t>SD-04</w:t>
+            </w:r>
+          </w:p>
+        </w:tc>
+        <w:tc>
+          <w:tcPr>
+            <w:tcW w:w="1276" w:type="dxa"/>
+          </w:tcPr>
+          <w:p>
+            <w:pPr>
+              <w:spacing w:after="0" w:line="240" w:lineRule="auto"/>
+              <w:rPr>
+                <w:rFonts w:ascii="TimesNewRomanPS" w:hAnsi="TimesNewRomanPS" w:hint="eastAsia"/>
+                <w:b/>
+                <w:bCs/>
+                <w:sz w:val="24"/>
+                <w:szCs w:val="24"/>
+                <w:lang w:eastAsia="zh-CN"/>
+              </w:rPr>
+            </w:pPr>
+            <w:r>
+              <w:rPr>
+                <w:rFonts w:ascii="TimesNewRomanPS" w:hAnsi="TimesNewRomanPS" w:hint="eastAsia"/>
+                <w:b/>
+                <w:bCs/>
+                <w:sz w:val="24"/>
+                <w:szCs w:val="24"/>
+                <w:lang w:eastAsia="zh-CN"/>
+              </w:rPr>
+              <w:t>UI-01</w:t>
+            </w:r>
+          </w:p>
+          <w:p>
+            <w:pPr>
+              <w:spacing w:after="0" w:line="240" w:lineRule="auto"/>
+              <w:rPr>
+                <w:rFonts w:ascii="TimesNewRomanPS" w:hAnsi="TimesNewRomanPS" w:hint="eastAsia"/>
+                <w:b/>
+                <w:bCs/>
+                <w:sz w:val="24"/>
+                <w:szCs w:val="24"/>
+                <w:lang w:eastAsia="zh-CN"/>
+              </w:rPr>
+            </w:pPr>
+            <w:r>
+              <w:rPr>
+                <w:rFonts w:ascii="TimesNewRomanPS" w:hAnsi="TimesNewRomanPS" w:hint="eastAsia"/>
+                <w:b/>
+                <w:bCs/>
+                <w:sz w:val="24"/>
+                <w:szCs w:val="24"/>
+                <w:lang w:eastAsia="zh-CN"/>
+              </w:rPr>
+              <w:t>UI-02</w:t>
+            </w:r>
+          </w:p>
+        </w:tc>
+        <w:tc>
+          <w:tcPr>
+            <w:tcW w:w="1134" w:type="dxa"/>
+          </w:tcPr>
+          <w:p>
+            <w:pPr>
+              <w:spacing w:after="0" w:line="240" w:lineRule="auto"/>
+              <w:rPr>
                 <w:rFonts w:ascii="TimesNewRomanPS" w:hAnsi="TimesNewRomanPS"/>
                 <w:b/>
                 <w:bCs/>
@@ -2615,412 +2799,6 @@
                 <w:lang w:eastAsia="zh-CN"/>
               </w:rPr>
             </w:pPr>
-          </w:p>
-        </w:tc>
-        <w:tc>
-          <w:tcPr>
-            <w:tcW w:w="1337" w:type="dxa"/>
-          </w:tcPr>
-          <w:p>
-            <w:pPr>
-              <w:spacing w:after="0" w:line="240" w:lineRule="auto"/>
-              <w:rPr>
-                <w:rFonts w:ascii="TimesNewRomanPS" w:hAnsi="TimesNewRomanPS" w:hint="eastAsia"/>
-                <w:b/>
-                <w:bCs/>
-                <w:sz w:val="24"/>
-                <w:szCs w:val="24"/>
-                <w:lang w:eastAsia="zh-CN"/>
-              </w:rPr>
-            </w:pPr>
-            <w:r>
-              <w:rPr>
-                <w:rFonts w:ascii="TimesNewRomanPS" w:hAnsi="TimesNewRomanPS" w:hint="eastAsia"/>
-                <w:b/>
-                <w:bCs/>
-                <w:sz w:val="24"/>
-                <w:szCs w:val="24"/>
-                <w:lang w:eastAsia="zh-CN"/>
-              </w:rPr>
-              <w:t>URS-04</w:t>
-            </w:r>
-          </w:p>
-        </w:tc>
-        <w:tc>
-          <w:tcPr>
-            <w:tcW w:w="1275" w:type="dxa"/>
-          </w:tcPr>
-          <w:p>
-            <w:pPr>
-              <w:spacing w:after="0" w:line="240" w:lineRule="auto"/>
-              <w:rPr>
-                <w:rFonts w:ascii="TimesNewRomanPS" w:hAnsi="TimesNewRomanPS" w:hint="eastAsia"/>
-                <w:b/>
-                <w:bCs/>
-                <w:sz w:val="24"/>
-                <w:szCs w:val="24"/>
-                <w:lang w:eastAsia="zh-CN"/>
-              </w:rPr>
-            </w:pPr>
-            <w:r>
-              <w:rPr>
-                <w:rFonts w:ascii="TimesNewRomanPS" w:hAnsi="TimesNewRomanPS" w:hint="eastAsia"/>
-                <w:b/>
-                <w:bCs/>
-                <w:sz w:val="24"/>
-                <w:szCs w:val="24"/>
-                <w:lang w:eastAsia="zh-CN"/>
-              </w:rPr>
-              <w:t>SRS-</w:t>
-            </w:r>
-            <w:r>
-              <w:rPr>
-                <w:rFonts w:ascii="TimesNewRomanPS" w:hAnsi="TimesNewRomanPS" w:hint="eastAsia"/>
-                <w:b/>
-                <w:bCs/>
-                <w:sz w:val="24"/>
-                <w:szCs w:val="24"/>
-                <w:lang w:eastAsia="zh-CN"/>
-              </w:rPr>
-              <w:t>22</w:t>
-            </w:r>
-          </w:p>
-          <w:p>
-            <w:pPr>
-              <w:spacing w:after="0" w:line="240" w:lineRule="auto"/>
-              <w:rPr>
-                <w:rFonts w:ascii="TimesNewRomanPS" w:hAnsi="TimesNewRomanPS" w:hint="eastAsia"/>
-                <w:b/>
-                <w:bCs/>
-                <w:sz w:val="24"/>
-                <w:szCs w:val="24"/>
-                <w:lang w:eastAsia="zh-CN"/>
-              </w:rPr>
-            </w:pPr>
-            <w:r>
-              <w:rPr>
-                <w:rFonts w:ascii="TimesNewRomanPS" w:hAnsi="TimesNewRomanPS" w:hint="eastAsia"/>
-                <w:b/>
-                <w:bCs/>
-                <w:sz w:val="24"/>
-                <w:szCs w:val="24"/>
-                <w:lang w:eastAsia="zh-CN"/>
-              </w:rPr>
-              <w:t>SRS-</w:t>
-            </w:r>
-            <w:r>
-              <w:rPr>
-                <w:rFonts w:ascii="TimesNewRomanPS" w:hAnsi="TimesNewRomanPS" w:hint="eastAsia"/>
-                <w:b/>
-                <w:bCs/>
-                <w:sz w:val="24"/>
-                <w:szCs w:val="24"/>
-                <w:lang w:eastAsia="zh-CN"/>
-              </w:rPr>
-              <w:t>23</w:t>
-            </w:r>
-          </w:p>
-          <w:p>
-            <w:pPr>
-              <w:spacing w:after="0" w:line="240" w:lineRule="auto"/>
-              <w:rPr>
-                <w:rFonts w:ascii="TimesNewRomanPS" w:hAnsi="TimesNewRomanPS" w:hint="eastAsia"/>
-                <w:b/>
-                <w:bCs/>
-                <w:sz w:val="24"/>
-                <w:szCs w:val="24"/>
-                <w:lang w:eastAsia="zh-CN"/>
-              </w:rPr>
-            </w:pPr>
-            <w:r>
-              <w:rPr>
-                <w:rFonts w:ascii="TimesNewRomanPS" w:hAnsi="TimesNewRomanPS" w:hint="eastAsia"/>
-                <w:b/>
-                <w:bCs/>
-                <w:sz w:val="24"/>
-                <w:szCs w:val="24"/>
-                <w:lang w:eastAsia="zh-CN"/>
-              </w:rPr>
-              <w:t>SRS-</w:t>
-            </w:r>
-            <w:r>
-              <w:rPr>
-                <w:rFonts w:ascii="TimesNewRomanPS" w:hAnsi="TimesNewRomanPS" w:hint="eastAsia"/>
-                <w:b/>
-                <w:bCs/>
-                <w:sz w:val="24"/>
-                <w:szCs w:val="24"/>
-                <w:lang w:eastAsia="zh-CN"/>
-              </w:rPr>
-              <w:t>24</w:t>
-            </w:r>
-          </w:p>
-          <w:p>
-            <w:pPr>
-              <w:spacing w:after="0" w:line="240" w:lineRule="auto"/>
-              <w:rPr>
-                <w:rFonts w:ascii="TimesNewRomanPS" w:hAnsi="TimesNewRomanPS" w:hint="eastAsia"/>
-                <w:b/>
-                <w:bCs/>
-                <w:sz w:val="24"/>
-                <w:szCs w:val="24"/>
-                <w:lang w:eastAsia="zh-CN"/>
-              </w:rPr>
-            </w:pPr>
-            <w:r>
-              <w:rPr>
-                <w:rFonts w:ascii="TimesNewRomanPS" w:hAnsi="TimesNewRomanPS" w:hint="eastAsia"/>
-                <w:b/>
-                <w:bCs/>
-                <w:sz w:val="24"/>
-                <w:szCs w:val="24"/>
-                <w:lang w:eastAsia="zh-CN"/>
-              </w:rPr>
-              <w:t>SRS-</w:t>
-            </w:r>
-            <w:r>
-              <w:rPr>
-                <w:rFonts w:ascii="TimesNewRomanPS" w:hAnsi="TimesNewRomanPS" w:hint="eastAsia"/>
-                <w:b/>
-                <w:bCs/>
-                <w:sz w:val="24"/>
-                <w:szCs w:val="24"/>
-                <w:lang w:eastAsia="zh-CN"/>
-              </w:rPr>
-              <w:t>25</w:t>
-            </w:r>
-          </w:p>
-          <w:p>
-            <w:pPr>
-              <w:spacing w:after="0" w:line="240" w:lineRule="auto"/>
-              <w:rPr>
-                <w:rFonts w:ascii="TimesNewRomanPS" w:hAnsi="TimesNewRomanPS"/>
-                <w:b/>
-                <w:bCs/>
-                <w:sz w:val="24"/>
-                <w:szCs w:val="24"/>
-                <w:lang w:eastAsia="zh-CN"/>
-              </w:rPr>
-            </w:pPr>
-            <w:r>
-              <w:rPr>
-                <w:rFonts w:ascii="TimesNewRomanPS" w:hAnsi="TimesNewRomanPS" w:hint="eastAsia"/>
-                <w:b/>
-                <w:bCs/>
-                <w:sz w:val="24"/>
-                <w:szCs w:val="24"/>
-                <w:lang w:eastAsia="zh-CN"/>
-              </w:rPr>
-              <w:t>SRS-</w:t>
-            </w:r>
-            <w:r>
-              <w:rPr>
-                <w:rFonts w:ascii="TimesNewRomanPS" w:hAnsi="TimesNewRomanPS" w:hint="eastAsia"/>
-                <w:b/>
-                <w:bCs/>
-                <w:sz w:val="24"/>
-                <w:szCs w:val="24"/>
-                <w:lang w:eastAsia="zh-CN"/>
-              </w:rPr>
-              <w:t>26</w:t>
-            </w:r>
-          </w:p>
-          <w:p>
-            <w:pPr>
-              <w:spacing w:after="0" w:line="240" w:lineRule="auto"/>
-              <w:rPr>
-                <w:rFonts w:ascii="TimesNewRomanPS" w:hAnsi="TimesNewRomanPS"/>
-                <w:b/>
-                <w:bCs/>
-                <w:sz w:val="24"/>
-                <w:szCs w:val="24"/>
-                <w:lang w:eastAsia="zh-CN"/>
-              </w:rPr>
-            </w:pPr>
-          </w:p>
-          <w:p>
-            <w:pPr>
-              <w:spacing w:after="0" w:line="240" w:lineRule="auto"/>
-              <w:rPr>
-                <w:rFonts w:ascii="TimesNewRomanPS" w:hAnsi="TimesNewRomanPS"/>
-                <w:b/>
-                <w:bCs/>
-                <w:sz w:val="24"/>
-                <w:szCs w:val="24"/>
-                <w:lang w:eastAsia="zh-CN"/>
-              </w:rPr>
-            </w:pPr>
-          </w:p>
-          <w:p>
-            <w:pPr>
-              <w:spacing w:after="0" w:line="240" w:lineRule="auto"/>
-              <w:rPr>
-                <w:rFonts w:ascii="TimesNewRomanPS" w:hAnsi="TimesNewRomanPS" w:hint="eastAsia"/>
-                <w:b/>
-                <w:bCs/>
-                <w:sz w:val="24"/>
-                <w:szCs w:val="24"/>
-                <w:lang w:eastAsia="zh-CN"/>
-              </w:rPr>
-            </w:pPr>
-          </w:p>
-        </w:tc>
-        <w:tc>
-          <w:tcPr>
-            <w:tcW w:w="1134" w:type="dxa"/>
-          </w:tcPr>
-          <w:p>
-            <w:pPr>
-              <w:spacing w:after="0" w:line="240" w:lineRule="auto"/>
-              <w:rPr>
-                <w:rFonts w:ascii="TimesNewRomanPS" w:hAnsi="TimesNewRomanPS" w:hint="eastAsia"/>
-                <w:b/>
-                <w:bCs/>
-                <w:sz w:val="24"/>
-                <w:szCs w:val="24"/>
-                <w:lang w:eastAsia="zh-CN"/>
-              </w:rPr>
-            </w:pPr>
-            <w:r>
-              <w:rPr>
-                <w:rFonts w:ascii="TimesNewRomanPS" w:hAnsi="TimesNewRomanPS" w:hint="eastAsia"/>
-                <w:b/>
-                <w:bCs/>
-                <w:sz w:val="24"/>
-                <w:szCs w:val="24"/>
-                <w:lang w:eastAsia="zh-CN"/>
-              </w:rPr>
-              <w:t>UC-04</w:t>
-            </w:r>
-          </w:p>
-        </w:tc>
-        <w:tc>
-          <w:tcPr>
-            <w:tcW w:w="1134" w:type="dxa"/>
-          </w:tcPr>
-          <w:p>
-            <w:pPr>
-              <w:spacing w:after="0" w:line="240" w:lineRule="auto"/>
-              <w:rPr>
-                <w:rFonts w:ascii="TimesNewRomanPS" w:hAnsi="TimesNewRomanPS" w:hint="eastAsia"/>
-                <w:b/>
-                <w:bCs/>
-                <w:sz w:val="24"/>
-                <w:szCs w:val="24"/>
-                <w:lang w:eastAsia="zh-CN"/>
-              </w:rPr>
-            </w:pPr>
-            <w:r>
-              <w:rPr>
-                <w:rFonts w:ascii="TimesNewRomanPS" w:hAnsi="TimesNewRomanPS" w:hint="eastAsia"/>
-                <w:b/>
-                <w:bCs/>
-                <w:sz w:val="24"/>
-                <w:szCs w:val="24"/>
-                <w:lang w:eastAsia="zh-CN"/>
-              </w:rPr>
-              <w:t>AD-04</w:t>
-            </w:r>
-          </w:p>
-        </w:tc>
-        <w:tc>
-          <w:tcPr>
-            <w:tcW w:w="1276" w:type="dxa"/>
-          </w:tcPr>
-          <w:p>
-            <w:pPr>
-              <w:spacing w:after="0" w:line="240" w:lineRule="auto"/>
-              <w:rPr>
-                <w:rFonts w:ascii="TimesNewRomanPS" w:hAnsi="TimesNewRomanPS" w:hint="eastAsia"/>
-                <w:b/>
-                <w:bCs/>
-                <w:sz w:val="24"/>
-                <w:szCs w:val="24"/>
-                <w:lang w:eastAsia="zh-CN"/>
-              </w:rPr>
-            </w:pPr>
-            <w:r>
-              <w:rPr>
-                <w:rFonts w:ascii="TimesNewRomanPS" w:hAnsi="TimesNewRomanPS" w:hint="eastAsia"/>
-                <w:b/>
-                <w:bCs/>
-                <w:sz w:val="24"/>
-                <w:szCs w:val="24"/>
-                <w:lang w:eastAsia="zh-CN"/>
-              </w:rPr>
-              <w:t>SD-04</w:t>
-            </w:r>
-          </w:p>
-        </w:tc>
-        <w:tc>
-          <w:tcPr>
-            <w:tcW w:w="1276" w:type="dxa"/>
-          </w:tcPr>
-          <w:p>
-            <w:pPr>
-              <w:spacing w:after="0" w:line="240" w:lineRule="auto"/>
-              <w:rPr>
-                <w:rFonts w:ascii="TimesNewRomanPS" w:hAnsi="TimesNewRomanPS"/>
-                <w:b/>
-                <w:bCs/>
-                <w:sz w:val="24"/>
-                <w:szCs w:val="24"/>
-                <w:lang w:eastAsia="zh-CN"/>
-              </w:rPr>
-            </w:pPr>
-            <w:r>
-              <w:rPr>
-                <w:rFonts w:ascii="TimesNewRomanPS" w:hAnsi="TimesNewRomanPS" w:hint="eastAsia"/>
-                <w:b/>
-                <w:bCs/>
-                <w:sz w:val="24"/>
-                <w:szCs w:val="24"/>
-                <w:lang w:eastAsia="zh-CN"/>
-              </w:rPr>
-              <w:t>UI-01</w:t>
-            </w:r>
-          </w:p>
-          <w:p>
-            <w:pPr>
-              <w:spacing w:after="0" w:line="240" w:lineRule="auto"/>
-              <w:rPr>
-                <w:rFonts w:ascii="TimesNewRomanPS" w:hAnsi="TimesNewRomanPS" w:hint="eastAsia"/>
-                <w:b/>
-                <w:bCs/>
-                <w:sz w:val="24"/>
-                <w:szCs w:val="24"/>
-                <w:lang w:eastAsia="zh-CN"/>
-              </w:rPr>
-            </w:pPr>
-            <w:r>
-              <w:rPr>
-                <w:rFonts w:ascii="TimesNewRomanPS" w:hAnsi="TimesNewRomanPS" w:hint="eastAsia"/>
-                <w:b/>
-                <w:bCs/>
-                <w:sz w:val="24"/>
-                <w:szCs w:val="24"/>
-                <w:lang w:eastAsia="zh-CN"/>
-              </w:rPr>
-              <w:t>UI-02</w:t>
-            </w:r>
-          </w:p>
-        </w:tc>
-        <w:tc>
-          <w:tcPr>
-            <w:tcW w:w="1134" w:type="dxa"/>
-          </w:tcPr>
-          <w:p>
-            <w:pPr>
-              <w:spacing w:after="0" w:line="240" w:lineRule="auto"/>
-              <w:rPr>
-                <w:rFonts w:ascii="TimesNewRomanPS" w:hAnsi="TimesNewRomanPS" w:hint="eastAsia"/>
-                <w:b/>
-                <w:bCs/>
-                <w:sz w:val="24"/>
-                <w:szCs w:val="24"/>
-                <w:lang w:eastAsia="zh-CN"/>
-              </w:rPr>
-            </w:pPr>
             <w:r>
               <w:rPr>
                 <w:rFonts w:ascii="TimesNewRomanPS" w:hAnsi="TimesNewRomanPS" w:hint="eastAsia"/>
@@ -3033,6 +2811,41 @@
               <w:t>UTC-02</w:t>
             </w:r>
           </w:p>
+          <w:p>
+            <w:pPr>
+              <w:spacing w:after="0" w:line="240" w:lineRule="auto"/>
+              <w:rPr>
+                <w:rFonts w:ascii="TimesNewRomanPS" w:hAnsi="TimesNewRomanPS" w:hint="eastAsia"/>
+                <w:b/>
+                <w:bCs/>
+                <w:sz w:val="24"/>
+                <w:szCs w:val="24"/>
+                <w:lang w:eastAsia="zh-CN"/>
+              </w:rPr>
+            </w:pPr>
+            <w:r>
+              <w:rPr>
+                <w:rFonts w:ascii="TimesNewRomanPS" w:hAnsi="TimesNewRomanPS" w:hint="eastAsia"/>
+                <w:b/>
+                <w:bCs/>
+                <w:sz w:val="24"/>
+                <w:szCs w:val="24"/>
+                <w:lang w:eastAsia="zh-CN"/>
+              </w:rPr>
+              <w:t>UTC-0</w:t>
+            </w:r>
+            <w:r>
+              <w:rPr>
+                <w:rFonts w:ascii="TimesNewRomanPS" w:hAnsi="TimesNewRomanPS" w:hint="eastAsia"/>
+                <w:b/>
+                <w:bCs/>
+                <w:sz w:val="24"/>
+                <w:szCs w:val="24"/>
+                <w:lang w:eastAsia="zh-CN"/>
+              </w:rPr>
+              <w:t>9</w:t>
+            </w:r>
+          </w:p>
         </w:tc>
         <w:tc>
           <w:tcPr>
@@ -3042,14 +2855,36 @@
             <w:pPr>
               <w:spacing w:after="0" w:line="240" w:lineRule="auto"/>
               <w:rPr>
-                <w:rFonts w:ascii="TimesNewRomanPS" w:hAnsi="TimesNewRomanPS"/>
-                <w:b/>
-                <w:bCs/>
-                <w:sz w:val="24"/>
-                <w:szCs w:val="24"/>
-                <w:lang w:eastAsia="zh-CN"/>
-              </w:rPr>
-            </w:pPr>
+                <w:rFonts w:ascii="TimesNewRomanPS" w:hAnsi="TimesNewRomanPS" w:hint="eastAsia"/>
+                <w:b/>
+                <w:bCs/>
+                <w:sz w:val="24"/>
+                <w:szCs w:val="24"/>
+                <w:lang w:eastAsia="zh-CN"/>
+              </w:rPr>
+            </w:pPr>
+            <w:r>
+              <w:rPr>
+                <w:rFonts w:ascii="TimesNewRomanPS" w:hAnsi="TimesNewRomanPS" w:hint="eastAsia"/>
+                <w:b/>
+                <w:bCs/>
+                <w:sz w:val="24"/>
+                <w:szCs w:val="24"/>
+                <w:lang w:eastAsia="zh-CN"/>
+              </w:rPr>
+              <w:t>STC-0</w:t>
+            </w:r>
+            <w:r>
+              <w:rPr>
+                <w:rFonts w:ascii="TimesNewRomanPS" w:hAnsi="TimesNewRomanPS" w:hint="eastAsia"/>
+                <w:b/>
+                <w:bCs/>
+                <w:sz w:val="24"/>
+                <w:szCs w:val="24"/>
+                <w:lang w:eastAsia="zh-CN"/>
+              </w:rPr>
+              <w:t>6</w:t>
+            </w:r>
           </w:p>
         </w:tc>
       </w:tr>
@@ -3065,7 +2900,7 @@
           <w:p>
             <w:pPr>
               <w:rPr>
-                <w:rFonts w:ascii="TimesNewRomanPS" w:hAnsi="TimesNewRomanPS"/>
+                <w:rFonts w:ascii="TimesNewRomanPS" w:hAnsi="TimesNewRomanPS" w:hint="eastAsia"/>
                 <w:b/>
                 <w:bCs/>
                 <w:sz w:val="24"/>
@@ -3443,7 +3278,7 @@
             <w:pPr>
               <w:spacing w:after="0" w:line="240" w:lineRule="auto"/>
               <w:rPr>
-                <w:rFonts w:ascii="TimesNewRomanPS" w:hAnsi="TimesNewRomanPS"/>
+                <w:rFonts w:ascii="TimesNewRomanPS" w:hAnsi="TimesNewRomanPS" w:hint="eastAsia"/>
                 <w:b/>
                 <w:bCs/>
                 <w:sz w:val="24"/>
@@ -3467,105 +3302,24 @@
             <w:pPr>
               <w:spacing w:after="0" w:line="240" w:lineRule="auto"/>
               <w:rPr>
-                <w:rFonts w:ascii="TimesNewRomanPS" w:hAnsi="TimesNewRomanPS"/>
-                <w:b/>
-                <w:bCs/>
-                <w:sz w:val="24"/>
-                <w:szCs w:val="24"/>
-                <w:lang w:eastAsia="zh-CN"/>
-              </w:rPr>
-            </w:pPr>
-            <w:r>
-              <w:rPr>
-                <w:rFonts w:ascii="TimesNewRomanPS" w:hAnsi="TimesNewRomanPS" w:hint="eastAsia"/>
-                <w:b/>
-                <w:bCs/>
-                <w:sz w:val="24"/>
-                <w:szCs w:val="24"/>
-                <w:lang w:eastAsia="zh-CN"/>
-              </w:rPr>
-              <w:t>UTC-</w:t>
-            </w:r>
-            <w:r>
-              <w:rPr>
-                <w:rFonts w:ascii="TimesNewRomanPS" w:hAnsi="TimesNewRomanPS" w:hint="eastAsia"/>
-                <w:b/>
-                <w:bCs/>
-                <w:sz w:val="24"/>
-                <w:szCs w:val="24"/>
-                <w:lang w:eastAsia="zh-CN"/>
-              </w:rPr>
-              <w:t>05</w:t>
-            </w:r>
-          </w:p>
-          <w:p>
-            <w:pPr>
-              <w:spacing w:after="0" w:line="240" w:lineRule="auto"/>
-              <w:rPr>
-                <w:rFonts w:ascii="TimesNewRomanPS" w:hAnsi="TimesNewRomanPS"/>
-                <w:b/>
-                <w:bCs/>
-                <w:sz w:val="24"/>
-                <w:szCs w:val="24"/>
-                <w:lang w:eastAsia="zh-CN"/>
-              </w:rPr>
-            </w:pPr>
-            <w:r>
-              <w:rPr>
-                <w:rFonts w:ascii="TimesNewRomanPS" w:hAnsi="TimesNewRomanPS" w:hint="eastAsia"/>
-                <w:b/>
-                <w:bCs/>
-                <w:sz w:val="24"/>
-                <w:szCs w:val="24"/>
-                <w:lang w:eastAsia="zh-CN"/>
-              </w:rPr>
-              <w:t>UTC-</w:t>
-            </w:r>
-            <w:r>
-              <w:rPr>
-                <w:rFonts w:ascii="TimesNewRomanPS" w:hAnsi="TimesNewRomanPS" w:hint="eastAsia"/>
-                <w:b/>
-                <w:bCs/>
-                <w:sz w:val="24"/>
-                <w:szCs w:val="24"/>
-                <w:lang w:eastAsia="zh-CN"/>
-              </w:rPr>
-              <w:t>07</w:t>
-            </w:r>
-          </w:p>
-          <w:p>
-            <w:pPr>
-              <w:spacing w:after="0" w:line="240" w:lineRule="auto"/>
-              <w:rPr>
-                <w:rFonts w:ascii="TimesNewRomanPS" w:hAnsi="TimesNewRomanPS" w:hint="eastAsia"/>
-                <w:b/>
-                <w:bCs/>
-                <w:sz w:val="24"/>
-                <w:szCs w:val="24"/>
-                <w:lang w:eastAsia="zh-CN"/>
-              </w:rPr>
-            </w:pPr>
-            <w:r>
-              <w:rPr>
-                <w:rFonts w:ascii="TimesNewRomanPS" w:hAnsi="TimesNewRomanPS" w:hint="eastAsia"/>
-                <w:b/>
-                <w:bCs/>
-                <w:sz w:val="24"/>
-                <w:szCs w:val="24"/>
-                <w:lang w:eastAsia="zh-CN"/>
-              </w:rPr>
-              <w:t>UTC-</w:t>
-            </w:r>
-            <w:r>
-              <w:rPr>
-                <w:rFonts w:ascii="TimesNewRomanPS" w:hAnsi="TimesNewRomanPS" w:hint="eastAsia"/>
-                <w:b/>
-                <w:bCs/>
-                <w:sz w:val="24"/>
-                <w:szCs w:val="24"/>
-                <w:lang w:eastAsia="zh-CN"/>
-              </w:rPr>
-              <w:t>09</w:t>
+                <w:rFonts w:ascii="TimesNewRomanPS" w:hAnsi="TimesNewRomanPS" w:hint="eastAsia"/>
+                <w:b/>
+                <w:bCs/>
+                <w:sz w:val="24"/>
+                <w:szCs w:val="24"/>
+                <w:lang w:eastAsia="zh-CN"/>
+              </w:rPr>
+            </w:pPr>
+            <w:r>
+              <w:rPr>
+                <w:rFonts w:ascii="TimesNewRomanPS" w:hAnsi="TimesNewRomanPS" w:hint="eastAsia"/>
+                <w:b/>
+                <w:bCs/>
+                <w:sz w:val="24"/>
+                <w:szCs w:val="24"/>
+                <w:lang w:eastAsia="zh-CN"/>
+              </w:rPr>
+              <w:t>UTC-07</w:t>
             </w:r>
           </w:p>
           <w:p>
@@ -3601,14 +3355,36 @@
             <w:pPr>
               <w:spacing w:after="0" w:line="240" w:lineRule="auto"/>
               <w:rPr>
-                <w:rFonts w:ascii="TimesNewRomanPS" w:hAnsi="TimesNewRomanPS"/>
-                <w:b/>
-                <w:bCs/>
-                <w:sz w:val="24"/>
-                <w:szCs w:val="24"/>
-                <w:lang w:eastAsia="zh-CN"/>
-              </w:rPr>
-            </w:pPr>
+                <w:rFonts w:ascii="TimesNewRomanPS" w:hAnsi="TimesNewRomanPS" w:hint="eastAsia"/>
+                <w:b/>
+                <w:bCs/>
+                <w:sz w:val="24"/>
+                <w:szCs w:val="24"/>
+                <w:lang w:eastAsia="zh-CN"/>
+              </w:rPr>
+            </w:pPr>
+            <w:r>
+              <w:rPr>
+                <w:rFonts w:ascii="TimesNewRomanPS" w:hAnsi="TimesNewRomanPS" w:hint="eastAsia"/>
+                <w:b/>
+                <w:bCs/>
+                <w:sz w:val="24"/>
+                <w:szCs w:val="24"/>
+                <w:lang w:eastAsia="zh-CN"/>
+              </w:rPr>
+              <w:t>STC-0</w:t>
+            </w:r>
+            <w:r>
+              <w:rPr>
+                <w:rFonts w:ascii="TimesNewRomanPS" w:hAnsi="TimesNewRomanPS" w:hint="eastAsia"/>
+                <w:b/>
+                <w:bCs/>
+                <w:sz w:val="24"/>
+                <w:szCs w:val="24"/>
+                <w:lang w:eastAsia="zh-CN"/>
+              </w:rPr>
+              <w:t>2</w:t>
+            </w:r>
           </w:p>
         </w:tc>
       </w:tr>
@@ -3624,6 +3400,419 @@
           <w:p>
             <w:pPr>
               <w:rPr>
+                <w:rFonts w:ascii="TimesNewRomanPS" w:hAnsi="TimesNewRomanPS" w:hint="eastAsia"/>
+                <w:b/>
+                <w:bCs/>
+                <w:sz w:val="24"/>
+                <w:szCs w:val="24"/>
+                <w:lang w:eastAsia="zh-CN"/>
+              </w:rPr>
+            </w:pPr>
+          </w:p>
+        </w:tc>
+        <w:tc>
+          <w:tcPr>
+            <w:tcW w:w="1337" w:type="dxa"/>
+          </w:tcPr>
+          <w:p>
+            <w:pPr>
+              <w:spacing w:after="0" w:line="240" w:lineRule="auto"/>
+              <w:rPr>
+                <w:rFonts w:ascii="TimesNewRomanPS" w:hAnsi="TimesNewRomanPS" w:hint="eastAsia"/>
+                <w:b/>
+                <w:bCs/>
+                <w:sz w:val="24"/>
+                <w:szCs w:val="24"/>
+                <w:lang w:eastAsia="zh-CN"/>
+              </w:rPr>
+            </w:pPr>
+            <w:r>
+              <w:rPr>
+                <w:rFonts w:ascii="TimesNewRomanPS" w:hAnsi="TimesNewRomanPS" w:hint="eastAsia"/>
+                <w:b/>
+                <w:bCs/>
+                <w:sz w:val="24"/>
+                <w:szCs w:val="24"/>
+                <w:lang w:eastAsia="zh-CN"/>
+              </w:rPr>
+              <w:t>URS-06</w:t>
+            </w:r>
+          </w:p>
+        </w:tc>
+        <w:tc>
+          <w:tcPr>
+            <w:tcW w:w="1275" w:type="dxa"/>
+          </w:tcPr>
+          <w:p>
+            <w:pPr>
+              <w:spacing w:after="0" w:line="240" w:lineRule="auto"/>
+              <w:rPr>
+                <w:rFonts w:ascii="TimesNewRomanPS" w:hAnsi="TimesNewRomanPS" w:hint="eastAsia"/>
+                <w:b/>
+                <w:bCs/>
+                <w:sz w:val="24"/>
+                <w:szCs w:val="24"/>
+                <w:lang w:eastAsia="zh-CN"/>
+              </w:rPr>
+            </w:pPr>
+            <w:r>
+              <w:rPr>
+                <w:rFonts w:ascii="TimesNewRomanPS" w:hAnsi="TimesNewRomanPS" w:hint="eastAsia"/>
+                <w:b/>
+                <w:bCs/>
+                <w:sz w:val="24"/>
+                <w:szCs w:val="24"/>
+                <w:lang w:eastAsia="zh-CN"/>
+              </w:rPr>
+              <w:t>SRS-</w:t>
+            </w:r>
+            <w:r>
+              <w:rPr>
+                <w:rFonts w:ascii="TimesNewRomanPS" w:hAnsi="TimesNewRomanPS" w:hint="eastAsia"/>
+                <w:b/>
+                <w:bCs/>
+                <w:sz w:val="24"/>
+                <w:szCs w:val="24"/>
+                <w:lang w:eastAsia="zh-CN"/>
+              </w:rPr>
+              <w:t>33</w:t>
+            </w:r>
+          </w:p>
+          <w:p>
+            <w:pPr>
+              <w:spacing w:after="0" w:line="240" w:lineRule="auto"/>
+              <w:rPr>
+                <w:rFonts w:ascii="TimesNewRomanPS" w:hAnsi="TimesNewRomanPS" w:hint="eastAsia"/>
+                <w:b/>
+                <w:bCs/>
+                <w:sz w:val="24"/>
+                <w:szCs w:val="24"/>
+                <w:lang w:eastAsia="zh-CN"/>
+              </w:rPr>
+            </w:pPr>
+            <w:r>
+              <w:rPr>
+                <w:rFonts w:ascii="TimesNewRomanPS" w:hAnsi="TimesNewRomanPS" w:hint="eastAsia"/>
+                <w:b/>
+                <w:bCs/>
+                <w:sz w:val="24"/>
+                <w:szCs w:val="24"/>
+                <w:lang w:eastAsia="zh-CN"/>
+              </w:rPr>
+              <w:t>SRS-</w:t>
+            </w:r>
+            <w:r>
+              <w:rPr>
+                <w:rFonts w:ascii="TimesNewRomanPS" w:hAnsi="TimesNewRomanPS" w:hint="eastAsia"/>
+                <w:b/>
+                <w:bCs/>
+                <w:sz w:val="24"/>
+                <w:szCs w:val="24"/>
+                <w:lang w:eastAsia="zh-CN"/>
+              </w:rPr>
+              <w:t>34</w:t>
+            </w:r>
+          </w:p>
+          <w:p>
+            <w:pPr>
+              <w:spacing w:after="0" w:line="240" w:lineRule="auto"/>
+              <w:rPr>
+                <w:rFonts w:ascii="TimesNewRomanPS" w:hAnsi="TimesNewRomanPS" w:hint="eastAsia"/>
+                <w:b/>
+                <w:bCs/>
+                <w:sz w:val="24"/>
+                <w:szCs w:val="24"/>
+                <w:lang w:eastAsia="zh-CN"/>
+              </w:rPr>
+            </w:pPr>
+            <w:r>
+              <w:rPr>
+                <w:rFonts w:ascii="TimesNewRomanPS" w:hAnsi="TimesNewRomanPS" w:hint="eastAsia"/>
+                <w:b/>
+                <w:bCs/>
+                <w:sz w:val="24"/>
+                <w:szCs w:val="24"/>
+                <w:lang w:eastAsia="zh-CN"/>
+              </w:rPr>
+              <w:t>SRS-</w:t>
+            </w:r>
+            <w:r>
+              <w:rPr>
+                <w:rFonts w:ascii="TimesNewRomanPS" w:hAnsi="TimesNewRomanPS" w:hint="eastAsia"/>
+                <w:b/>
+                <w:bCs/>
+                <w:sz w:val="24"/>
+                <w:szCs w:val="24"/>
+                <w:lang w:eastAsia="zh-CN"/>
+              </w:rPr>
+              <w:t>35</w:t>
+            </w:r>
+          </w:p>
+          <w:p>
+            <w:pPr>
+              <w:spacing w:after="0" w:line="240" w:lineRule="auto"/>
+              <w:rPr>
+                <w:rFonts w:ascii="TimesNewRomanPS" w:hAnsi="TimesNewRomanPS" w:hint="eastAsia"/>
+                <w:b/>
+                <w:bCs/>
+                <w:sz w:val="24"/>
+                <w:szCs w:val="24"/>
+                <w:lang w:eastAsia="zh-CN"/>
+              </w:rPr>
+            </w:pPr>
+            <w:r>
+              <w:rPr>
+                <w:rFonts w:ascii="TimesNewRomanPS" w:hAnsi="TimesNewRomanPS" w:hint="eastAsia"/>
+                <w:b/>
+                <w:bCs/>
+                <w:sz w:val="24"/>
+                <w:szCs w:val="24"/>
+                <w:lang w:eastAsia="zh-CN"/>
+              </w:rPr>
+              <w:t>SRS-</w:t>
+            </w:r>
+            <w:r>
+              <w:rPr>
+                <w:rFonts w:ascii="TimesNewRomanPS" w:hAnsi="TimesNewRomanPS" w:hint="eastAsia"/>
+                <w:b/>
+                <w:bCs/>
+                <w:sz w:val="24"/>
+                <w:szCs w:val="24"/>
+                <w:lang w:eastAsia="zh-CN"/>
+              </w:rPr>
+              <w:t>36</w:t>
+            </w:r>
+          </w:p>
+          <w:p>
+            <w:pPr>
+              <w:spacing w:after="0" w:line="240" w:lineRule="auto"/>
+              <w:rPr>
+                <w:rFonts w:ascii="TimesNewRomanPS" w:hAnsi="TimesNewRomanPS" w:hint="eastAsia"/>
+                <w:b/>
+                <w:bCs/>
+                <w:sz w:val="24"/>
+                <w:szCs w:val="24"/>
+                <w:lang w:eastAsia="zh-CN"/>
+              </w:rPr>
+            </w:pPr>
+            <w:r>
+              <w:rPr>
+                <w:rFonts w:ascii="TimesNewRomanPS" w:hAnsi="TimesNewRomanPS" w:hint="eastAsia"/>
+                <w:b/>
+                <w:bCs/>
+                <w:sz w:val="24"/>
+                <w:szCs w:val="24"/>
+                <w:lang w:eastAsia="zh-CN"/>
+              </w:rPr>
+              <w:t>SRS-</w:t>
+            </w:r>
+            <w:r>
+              <w:rPr>
+                <w:rFonts w:ascii="TimesNewRomanPS" w:hAnsi="TimesNewRomanPS" w:hint="eastAsia"/>
+                <w:b/>
+                <w:bCs/>
+                <w:sz w:val="24"/>
+                <w:szCs w:val="24"/>
+                <w:lang w:eastAsia="zh-CN"/>
+              </w:rPr>
+              <w:t>37</w:t>
+            </w:r>
+          </w:p>
+          <w:p>
+            <w:pPr>
+              <w:spacing w:after="0" w:line="240" w:lineRule="auto"/>
+              <w:rPr>
+                <w:rFonts w:ascii="TimesNewRomanPS" w:hAnsi="TimesNewRomanPS" w:hint="eastAsia"/>
+                <w:b/>
+                <w:bCs/>
+                <w:sz w:val="24"/>
+                <w:szCs w:val="24"/>
+                <w:lang w:eastAsia="zh-CN"/>
+              </w:rPr>
+            </w:pPr>
+            <w:r>
+              <w:rPr>
+                <w:rFonts w:ascii="TimesNewRomanPS" w:hAnsi="TimesNewRomanPS" w:hint="eastAsia"/>
+                <w:b/>
+                <w:bCs/>
+                <w:sz w:val="24"/>
+                <w:szCs w:val="24"/>
+                <w:lang w:eastAsia="zh-CN"/>
+              </w:rPr>
+              <w:t>SRS-</w:t>
+            </w:r>
+            <w:r>
+              <w:rPr>
+                <w:rFonts w:ascii="TimesNewRomanPS" w:hAnsi="TimesNewRomanPS" w:hint="eastAsia"/>
+                <w:b/>
+                <w:bCs/>
+                <w:sz w:val="24"/>
+                <w:szCs w:val="24"/>
+                <w:lang w:eastAsia="zh-CN"/>
+              </w:rPr>
+              <w:t>38</w:t>
+            </w:r>
+          </w:p>
+          <w:p>
+            <w:pPr>
+              <w:spacing w:after="0" w:line="240" w:lineRule="auto"/>
+              <w:rPr>
+                <w:rFonts w:ascii="TimesNewRomanPS" w:hAnsi="TimesNewRomanPS" w:hint="eastAsia"/>
+                <w:b/>
+                <w:bCs/>
+                <w:sz w:val="24"/>
+                <w:szCs w:val="24"/>
+                <w:lang w:eastAsia="zh-CN"/>
+              </w:rPr>
+            </w:pPr>
+            <w:r>
+              <w:rPr>
+                <w:rFonts w:ascii="TimesNewRomanPS" w:hAnsi="TimesNewRomanPS" w:hint="eastAsia"/>
+                <w:b/>
+                <w:bCs/>
+                <w:sz w:val="24"/>
+                <w:szCs w:val="24"/>
+                <w:lang w:eastAsia="zh-CN"/>
+              </w:rPr>
+              <w:t>SRS-</w:t>
+            </w:r>
+            <w:r>
+              <w:rPr>
+                <w:rFonts w:ascii="TimesNewRomanPS" w:hAnsi="TimesNewRomanPS" w:hint="eastAsia"/>
+                <w:b/>
+                <w:bCs/>
+                <w:sz w:val="24"/>
+                <w:szCs w:val="24"/>
+                <w:lang w:eastAsia="zh-CN"/>
+              </w:rPr>
+              <w:t>39</w:t>
+            </w:r>
+          </w:p>
+        </w:tc>
+        <w:tc>
+          <w:tcPr>
+            <w:tcW w:w="1134" w:type="dxa"/>
+          </w:tcPr>
+          <w:p>
+            <w:pPr>
+              <w:spacing w:after="0" w:line="240" w:lineRule="auto"/>
+              <w:rPr>
+                <w:rFonts w:ascii="TimesNewRomanPS" w:hAnsi="TimesNewRomanPS" w:hint="eastAsia"/>
+                <w:b/>
+                <w:bCs/>
+                <w:sz w:val="24"/>
+                <w:szCs w:val="24"/>
+                <w:lang w:eastAsia="zh-CN"/>
+              </w:rPr>
+            </w:pPr>
+            <w:r>
+              <w:rPr>
+                <w:rFonts w:ascii="TimesNewRomanPS" w:hAnsi="TimesNewRomanPS" w:hint="eastAsia"/>
+                <w:b/>
+                <w:bCs/>
+                <w:sz w:val="24"/>
+                <w:szCs w:val="24"/>
+                <w:lang w:eastAsia="zh-CN"/>
+              </w:rPr>
+              <w:t>UC-06</w:t>
+            </w:r>
+          </w:p>
+        </w:tc>
+        <w:tc>
+          <w:tcPr>
+            <w:tcW w:w="1134" w:type="dxa"/>
+          </w:tcPr>
+          <w:p>
+            <w:pPr>
+              <w:spacing w:after="0" w:line="240" w:lineRule="auto"/>
+              <w:rPr>
+                <w:rFonts w:ascii="TimesNewRomanPS" w:hAnsi="TimesNewRomanPS" w:hint="eastAsia"/>
+                <w:b/>
+                <w:bCs/>
+                <w:sz w:val="24"/>
+                <w:szCs w:val="24"/>
+                <w:lang w:eastAsia="zh-CN"/>
+              </w:rPr>
+            </w:pPr>
+            <w:r>
+              <w:rPr>
+                <w:rFonts w:ascii="TimesNewRomanPS" w:hAnsi="TimesNewRomanPS" w:hint="eastAsia"/>
+                <w:b/>
+                <w:bCs/>
+                <w:sz w:val="24"/>
+                <w:szCs w:val="24"/>
+                <w:lang w:eastAsia="zh-CN"/>
+              </w:rPr>
+              <w:t>AD-06</w:t>
+            </w:r>
+          </w:p>
+        </w:tc>
+        <w:tc>
+          <w:tcPr>
+            <w:tcW w:w="1276" w:type="dxa"/>
+          </w:tcPr>
+          <w:p>
+            <w:pPr>
+              <w:spacing w:after="0" w:line="240" w:lineRule="auto"/>
+              <w:rPr>
+                <w:rFonts w:ascii="TimesNewRomanPS" w:hAnsi="TimesNewRomanPS" w:hint="eastAsia"/>
+                <w:b/>
+                <w:bCs/>
+                <w:sz w:val="24"/>
+                <w:szCs w:val="24"/>
+                <w:lang w:eastAsia="zh-CN"/>
+              </w:rPr>
+            </w:pPr>
+            <w:r>
+              <w:rPr>
+                <w:rFonts w:ascii="TimesNewRomanPS" w:hAnsi="TimesNewRomanPS" w:hint="eastAsia"/>
+                <w:b/>
+                <w:bCs/>
+                <w:sz w:val="24"/>
+                <w:szCs w:val="24"/>
+                <w:lang w:eastAsia="zh-CN"/>
+              </w:rPr>
+              <w:t>SD-06</w:t>
+            </w:r>
+          </w:p>
+        </w:tc>
+        <w:tc>
+          <w:tcPr>
+            <w:tcW w:w="1276" w:type="dxa"/>
+          </w:tcPr>
+          <w:p>
+            <w:pPr>
+              <w:spacing w:after="0" w:line="240" w:lineRule="auto"/>
+              <w:rPr>
+                <w:rFonts w:ascii="TimesNewRomanPS" w:hAnsi="TimesNewRomanPS" w:hint="eastAsia"/>
+                <w:b/>
+                <w:bCs/>
+                <w:sz w:val="24"/>
+                <w:szCs w:val="24"/>
+                <w:lang w:eastAsia="zh-CN"/>
+              </w:rPr>
+            </w:pPr>
+            <w:r>
+              <w:rPr>
+                <w:rFonts w:ascii="TimesNewRomanPS" w:hAnsi="TimesNewRomanPS" w:hint="eastAsia"/>
+                <w:b/>
+                <w:bCs/>
+                <w:sz w:val="24"/>
+                <w:szCs w:val="24"/>
+                <w:lang w:eastAsia="zh-CN"/>
+              </w:rPr>
+              <w:t>UI-01</w:t>
+            </w:r>
+          </w:p>
+        </w:tc>
+        <w:tc>
+          <w:tcPr>
+            <w:tcW w:w="1134" w:type="dxa"/>
+          </w:tcPr>
+          <w:p>
+            <w:pPr>
+              <w:spacing w:after="0" w:line="240" w:lineRule="auto"/>
+              <w:rPr>
                 <w:rFonts w:ascii="TimesNewRomanPS" w:hAnsi="TimesNewRomanPS"/>
                 <w:b/>
                 <w:bCs/>
@@ -3632,452 +3821,6 @@
                 <w:lang w:eastAsia="zh-CN"/>
               </w:rPr>
             </w:pPr>
-          </w:p>
-        </w:tc>
-        <w:tc>
-          <w:tcPr>
-            <w:tcW w:w="1337" w:type="dxa"/>
-          </w:tcPr>
-          <w:p>
-            <w:pPr>
-              <w:spacing w:after="0" w:line="240" w:lineRule="auto"/>
-              <w:rPr>
-                <w:rFonts w:ascii="TimesNewRomanPS" w:hAnsi="TimesNewRomanPS" w:hint="eastAsia"/>
-                <w:b/>
-                <w:bCs/>
-                <w:sz w:val="24"/>
-                <w:szCs w:val="24"/>
-                <w:lang w:eastAsia="zh-CN"/>
-              </w:rPr>
-            </w:pPr>
-            <w:r>
-              <w:rPr>
-                <w:rFonts w:ascii="TimesNewRomanPS" w:hAnsi="TimesNewRomanPS" w:hint="eastAsia"/>
-                <w:b/>
-                <w:bCs/>
-                <w:sz w:val="24"/>
-                <w:szCs w:val="24"/>
-                <w:lang w:eastAsia="zh-CN"/>
-              </w:rPr>
-              <w:t>URS-06</w:t>
-            </w:r>
-          </w:p>
-        </w:tc>
-        <w:tc>
-          <w:tcPr>
-            <w:tcW w:w="1275" w:type="dxa"/>
-          </w:tcPr>
-          <w:p>
-            <w:pPr>
-              <w:spacing w:after="0" w:line="240" w:lineRule="auto"/>
-              <w:rPr>
-                <w:rFonts w:ascii="TimesNewRomanPS" w:hAnsi="TimesNewRomanPS" w:hint="eastAsia"/>
-                <w:b/>
-                <w:bCs/>
-                <w:sz w:val="24"/>
-                <w:szCs w:val="24"/>
-                <w:lang w:eastAsia="zh-CN"/>
-              </w:rPr>
-            </w:pPr>
-            <w:r>
-              <w:rPr>
-                <w:rFonts w:ascii="TimesNewRomanPS" w:hAnsi="TimesNewRomanPS" w:hint="eastAsia"/>
-                <w:b/>
-                <w:bCs/>
-                <w:sz w:val="24"/>
-                <w:szCs w:val="24"/>
-                <w:lang w:eastAsia="zh-CN"/>
-              </w:rPr>
-              <w:t>SRS-</w:t>
-            </w:r>
-            <w:r>
-              <w:rPr>
-                <w:rFonts w:ascii="TimesNewRomanPS" w:hAnsi="TimesNewRomanPS" w:hint="eastAsia"/>
-                <w:b/>
-                <w:bCs/>
-                <w:sz w:val="24"/>
-                <w:szCs w:val="24"/>
-                <w:lang w:eastAsia="zh-CN"/>
-              </w:rPr>
-              <w:t>33</w:t>
-            </w:r>
-          </w:p>
-          <w:p>
-            <w:pPr>
-              <w:spacing w:after="0" w:line="240" w:lineRule="auto"/>
-              <w:rPr>
-                <w:rFonts w:ascii="TimesNewRomanPS" w:hAnsi="TimesNewRomanPS" w:hint="eastAsia"/>
-                <w:b/>
-                <w:bCs/>
-                <w:sz w:val="24"/>
-                <w:szCs w:val="24"/>
-                <w:lang w:eastAsia="zh-CN"/>
-              </w:rPr>
-            </w:pPr>
-            <w:r>
-              <w:rPr>
-                <w:rFonts w:ascii="TimesNewRomanPS" w:hAnsi="TimesNewRomanPS" w:hint="eastAsia"/>
-                <w:b/>
-                <w:bCs/>
-                <w:sz w:val="24"/>
-                <w:szCs w:val="24"/>
-                <w:lang w:eastAsia="zh-CN"/>
-              </w:rPr>
-              <w:t>SRS-</w:t>
-            </w:r>
-            <w:r>
-              <w:rPr>
-                <w:rFonts w:ascii="TimesNewRomanPS" w:hAnsi="TimesNewRomanPS" w:hint="eastAsia"/>
-                <w:b/>
-                <w:bCs/>
-                <w:sz w:val="24"/>
-                <w:szCs w:val="24"/>
-                <w:lang w:eastAsia="zh-CN"/>
-              </w:rPr>
-              <w:t>34</w:t>
-            </w:r>
-          </w:p>
-          <w:p>
-            <w:pPr>
-              <w:spacing w:after="0" w:line="240" w:lineRule="auto"/>
-              <w:rPr>
-                <w:rFonts w:ascii="TimesNewRomanPS" w:hAnsi="TimesNewRomanPS" w:hint="eastAsia"/>
-                <w:b/>
-                <w:bCs/>
-                <w:sz w:val="24"/>
-                <w:szCs w:val="24"/>
-                <w:lang w:eastAsia="zh-CN"/>
-              </w:rPr>
-            </w:pPr>
-            <w:r>
-              <w:rPr>
-                <w:rFonts w:ascii="TimesNewRomanPS" w:hAnsi="TimesNewRomanPS" w:hint="eastAsia"/>
-                <w:b/>
-                <w:bCs/>
-                <w:sz w:val="24"/>
-                <w:szCs w:val="24"/>
-                <w:lang w:eastAsia="zh-CN"/>
-              </w:rPr>
-              <w:t>SRS-</w:t>
-            </w:r>
-            <w:r>
-              <w:rPr>
-                <w:rFonts w:ascii="TimesNewRomanPS" w:hAnsi="TimesNewRomanPS" w:hint="eastAsia"/>
-                <w:b/>
-                <w:bCs/>
-                <w:sz w:val="24"/>
-                <w:szCs w:val="24"/>
-                <w:lang w:eastAsia="zh-CN"/>
-              </w:rPr>
-              <w:t>35</w:t>
-            </w:r>
-          </w:p>
-          <w:p>
-            <w:pPr>
-              <w:spacing w:after="0" w:line="240" w:lineRule="auto"/>
-              <w:rPr>
-                <w:rFonts w:ascii="TimesNewRomanPS" w:hAnsi="TimesNewRomanPS" w:hint="eastAsia"/>
-                <w:b/>
-                <w:bCs/>
-                <w:sz w:val="24"/>
-                <w:szCs w:val="24"/>
-                <w:lang w:eastAsia="zh-CN"/>
-              </w:rPr>
-            </w:pPr>
-            <w:r>
-              <w:rPr>
-                <w:rFonts w:ascii="TimesNewRomanPS" w:hAnsi="TimesNewRomanPS" w:hint="eastAsia"/>
-                <w:b/>
-                <w:bCs/>
-                <w:sz w:val="24"/>
-                <w:szCs w:val="24"/>
-                <w:lang w:eastAsia="zh-CN"/>
-              </w:rPr>
-              <w:t>SRS-</w:t>
-            </w:r>
-            <w:r>
-              <w:rPr>
-                <w:rFonts w:ascii="TimesNewRomanPS" w:hAnsi="TimesNewRomanPS" w:hint="eastAsia"/>
-                <w:b/>
-                <w:bCs/>
-                <w:sz w:val="24"/>
-                <w:szCs w:val="24"/>
-                <w:lang w:eastAsia="zh-CN"/>
-              </w:rPr>
-              <w:t>36</w:t>
-            </w:r>
-          </w:p>
-          <w:p>
-            <w:pPr>
-              <w:spacing w:after="0" w:line="240" w:lineRule="auto"/>
-              <w:rPr>
-                <w:rFonts w:ascii="TimesNewRomanPS" w:hAnsi="TimesNewRomanPS" w:hint="eastAsia"/>
-                <w:b/>
-                <w:bCs/>
-                <w:sz w:val="24"/>
-                <w:szCs w:val="24"/>
-                <w:lang w:eastAsia="zh-CN"/>
-              </w:rPr>
-            </w:pPr>
-            <w:r>
-              <w:rPr>
-                <w:rFonts w:ascii="TimesNewRomanPS" w:hAnsi="TimesNewRomanPS" w:hint="eastAsia"/>
-                <w:b/>
-                <w:bCs/>
-                <w:sz w:val="24"/>
-                <w:szCs w:val="24"/>
-                <w:lang w:eastAsia="zh-CN"/>
-              </w:rPr>
-              <w:t>SRS-</w:t>
-            </w:r>
-            <w:r>
-              <w:rPr>
-                <w:rFonts w:ascii="TimesNewRomanPS" w:hAnsi="TimesNewRomanPS" w:hint="eastAsia"/>
-                <w:b/>
-                <w:bCs/>
-                <w:sz w:val="24"/>
-                <w:szCs w:val="24"/>
-                <w:lang w:eastAsia="zh-CN"/>
-              </w:rPr>
-              <w:t>37</w:t>
-            </w:r>
-          </w:p>
-          <w:p>
-            <w:pPr>
-              <w:spacing w:after="0" w:line="240" w:lineRule="auto"/>
-              <w:rPr>
-                <w:rFonts w:ascii="TimesNewRomanPS" w:hAnsi="TimesNewRomanPS" w:hint="eastAsia"/>
-                <w:b/>
-                <w:bCs/>
-                <w:sz w:val="24"/>
-                <w:szCs w:val="24"/>
-                <w:lang w:eastAsia="zh-CN"/>
-              </w:rPr>
-            </w:pPr>
-            <w:r>
-              <w:rPr>
-                <w:rFonts w:ascii="TimesNewRomanPS" w:hAnsi="TimesNewRomanPS" w:hint="eastAsia"/>
-                <w:b/>
-                <w:bCs/>
-                <w:sz w:val="24"/>
-                <w:szCs w:val="24"/>
-                <w:lang w:eastAsia="zh-CN"/>
-              </w:rPr>
-              <w:t>SRS-</w:t>
-            </w:r>
-            <w:r>
-              <w:rPr>
-                <w:rFonts w:ascii="TimesNewRomanPS" w:hAnsi="TimesNewRomanPS" w:hint="eastAsia"/>
-                <w:b/>
-                <w:bCs/>
-                <w:sz w:val="24"/>
-                <w:szCs w:val="24"/>
-                <w:lang w:eastAsia="zh-CN"/>
-              </w:rPr>
-              <w:t>38</w:t>
-            </w:r>
-          </w:p>
-          <w:p>
-            <w:pPr>
-              <w:spacing w:after="0" w:line="240" w:lineRule="auto"/>
-              <w:rPr>
-                <w:rFonts w:ascii="TimesNewRomanPS" w:hAnsi="TimesNewRomanPS" w:hint="eastAsia"/>
-                <w:b/>
-                <w:bCs/>
-                <w:sz w:val="24"/>
-                <w:szCs w:val="24"/>
-                <w:lang w:eastAsia="zh-CN"/>
-              </w:rPr>
-            </w:pPr>
-            <w:r>
-              <w:rPr>
-                <w:rFonts w:ascii="TimesNewRomanPS" w:hAnsi="TimesNewRomanPS" w:hint="eastAsia"/>
-                <w:b/>
-                <w:bCs/>
-                <w:sz w:val="24"/>
-                <w:szCs w:val="24"/>
-                <w:lang w:eastAsia="zh-CN"/>
-              </w:rPr>
-              <w:t>SRS-</w:t>
-            </w:r>
-            <w:r>
-              <w:rPr>
-                <w:rFonts w:ascii="TimesNewRomanPS" w:hAnsi="TimesNewRomanPS" w:hint="eastAsia"/>
-                <w:b/>
-                <w:bCs/>
-                <w:sz w:val="24"/>
-                <w:szCs w:val="24"/>
-                <w:lang w:eastAsia="zh-CN"/>
-              </w:rPr>
-              <w:t>39</w:t>
-            </w:r>
-          </w:p>
-        </w:tc>
-        <w:tc>
-          <w:tcPr>
-            <w:tcW w:w="1134" w:type="dxa"/>
-          </w:tcPr>
-          <w:p>
-            <w:pPr>
-              <w:spacing w:after="0" w:line="240" w:lineRule="auto"/>
-              <w:rPr>
-                <w:rFonts w:ascii="TimesNewRomanPS" w:hAnsi="TimesNewRomanPS"/>
-                <w:b/>
-                <w:bCs/>
-                <w:sz w:val="24"/>
-                <w:szCs w:val="24"/>
-                <w:lang w:eastAsia="zh-CN"/>
-              </w:rPr>
-            </w:pPr>
-            <w:r>
-              <w:rPr>
-                <w:rFonts w:ascii="TimesNewRomanPS" w:hAnsi="TimesNewRomanPS" w:hint="eastAsia"/>
-                <w:b/>
-                <w:bCs/>
-                <w:sz w:val="24"/>
-                <w:szCs w:val="24"/>
-                <w:lang w:eastAsia="zh-CN"/>
-              </w:rPr>
-              <w:t>UC-0</w:t>
-            </w:r>
-            <w:r>
-              <w:rPr>
-                <w:rFonts w:ascii="TimesNewRomanPS" w:hAnsi="TimesNewRomanPS" w:hint="eastAsia"/>
-                <w:b/>
-                <w:bCs/>
-                <w:sz w:val="24"/>
-                <w:szCs w:val="24"/>
-                <w:lang w:eastAsia="zh-CN"/>
-              </w:rPr>
-              <w:t>6</w:t>
-            </w:r>
-          </w:p>
-        </w:tc>
-        <w:tc>
-          <w:tcPr>
-            <w:tcW w:w="1134" w:type="dxa"/>
-          </w:tcPr>
-          <w:p>
-            <w:pPr>
-              <w:spacing w:after="0" w:line="240" w:lineRule="auto"/>
-              <w:rPr>
-                <w:rFonts w:ascii="TimesNewRomanPS" w:hAnsi="TimesNewRomanPS"/>
-                <w:b/>
-                <w:bCs/>
-                <w:sz w:val="24"/>
-                <w:szCs w:val="24"/>
-                <w:lang w:eastAsia="zh-CN"/>
-              </w:rPr>
-            </w:pPr>
-            <w:r>
-              <w:rPr>
-                <w:rFonts w:ascii="TimesNewRomanPS" w:hAnsi="TimesNewRomanPS" w:hint="eastAsia"/>
-                <w:b/>
-                <w:bCs/>
-                <w:sz w:val="24"/>
-                <w:szCs w:val="24"/>
-                <w:lang w:eastAsia="zh-CN"/>
-              </w:rPr>
-              <w:t>AD-0</w:t>
-            </w:r>
-            <w:r>
-              <w:rPr>
-                <w:rFonts w:ascii="TimesNewRomanPS" w:hAnsi="TimesNewRomanPS" w:hint="eastAsia"/>
-                <w:b/>
-                <w:bCs/>
-                <w:sz w:val="24"/>
-                <w:szCs w:val="24"/>
-                <w:lang w:eastAsia="zh-CN"/>
-              </w:rPr>
-              <w:t>6</w:t>
-            </w:r>
-          </w:p>
-        </w:tc>
-        <w:tc>
-          <w:tcPr>
-            <w:tcW w:w="1276" w:type="dxa"/>
-          </w:tcPr>
-          <w:p>
-            <w:pPr>
-              <w:spacing w:after="0" w:line="240" w:lineRule="auto"/>
-              <w:rPr>
-                <w:rFonts w:ascii="TimesNewRomanPS" w:hAnsi="TimesNewRomanPS"/>
-                <w:b/>
-                <w:bCs/>
-                <w:sz w:val="24"/>
-                <w:szCs w:val="24"/>
-                <w:lang w:eastAsia="zh-CN"/>
-              </w:rPr>
-            </w:pPr>
-            <w:r>
-              <w:rPr>
-                <w:rFonts w:ascii="TimesNewRomanPS" w:hAnsi="TimesNewRomanPS" w:hint="eastAsia"/>
-                <w:b/>
-                <w:bCs/>
-                <w:sz w:val="24"/>
-                <w:szCs w:val="24"/>
-                <w:lang w:eastAsia="zh-CN"/>
-              </w:rPr>
-              <w:t>SD-0</w:t>
-            </w:r>
-            <w:r>
-              <w:rPr>
-                <w:rFonts w:ascii="TimesNewRomanPS" w:hAnsi="TimesNewRomanPS" w:hint="eastAsia"/>
-                <w:b/>
-                <w:bCs/>
-                <w:sz w:val="24"/>
-                <w:szCs w:val="24"/>
-                <w:lang w:eastAsia="zh-CN"/>
-              </w:rPr>
-              <w:t>6</w:t>
-            </w:r>
-          </w:p>
-        </w:tc>
-        <w:tc>
-          <w:tcPr>
-            <w:tcW w:w="1276" w:type="dxa"/>
-          </w:tcPr>
-          <w:p>
-            <w:pPr>
-              <w:spacing w:after="0" w:line="240" w:lineRule="auto"/>
-              <w:rPr>
-                <w:rFonts w:ascii="TimesNewRomanPS" w:hAnsi="TimesNewRomanPS" w:hint="eastAsia"/>
-                <w:b/>
-                <w:bCs/>
-                <w:sz w:val="24"/>
-                <w:szCs w:val="24"/>
-                <w:lang w:eastAsia="zh-CN"/>
-              </w:rPr>
-            </w:pPr>
-            <w:r>
-              <w:rPr>
-                <w:rFonts w:ascii="TimesNewRomanPS" w:hAnsi="TimesNewRomanPS" w:hint="eastAsia"/>
-                <w:b/>
-                <w:bCs/>
-                <w:sz w:val="24"/>
-                <w:szCs w:val="24"/>
-                <w:lang w:eastAsia="zh-CN"/>
-              </w:rPr>
-              <w:t>UI-01</w:t>
-            </w:r>
-          </w:p>
-        </w:tc>
-        <w:tc>
-          <w:tcPr>
-            <w:tcW w:w="1134" w:type="dxa"/>
-          </w:tcPr>
-          <w:p>
-            <w:pPr>
-              <w:spacing w:after="0" w:line="240" w:lineRule="auto"/>
-              <w:rPr>
-                <w:rFonts w:ascii="TimesNewRomanPS" w:hAnsi="TimesNewRomanPS"/>
-                <w:b/>
-                <w:bCs/>
-                <w:sz w:val="24"/>
-                <w:szCs w:val="24"/>
-                <w:lang w:eastAsia="zh-CN"/>
-              </w:rPr>
-            </w:pPr>
             <w:r>
               <w:rPr>
                 <w:rFonts w:ascii="TimesNewRomanPS" w:hAnsi="TimesNewRomanPS" w:hint="eastAsia"/>
@@ -4111,6 +3854,41 @@
                 <w:szCs w:val="24"/>
                 <w:lang w:eastAsia="zh-CN"/>
               </w:rPr>
+              <w:t>UTC-0</w:t>
+            </w:r>
+            <w:r>
+              <w:rPr>
+                <w:rFonts w:ascii="TimesNewRomanPS" w:hAnsi="TimesNewRomanPS" w:hint="eastAsia"/>
+                <w:b/>
+                <w:bCs/>
+                <w:sz w:val="24"/>
+                <w:szCs w:val="24"/>
+                <w:lang w:eastAsia="zh-CN"/>
+              </w:rPr>
+              <w:t>5</w:t>
+            </w:r>
+          </w:p>
+          <w:p>
+            <w:pPr>
+              <w:spacing w:after="0" w:line="240" w:lineRule="auto"/>
+              <w:rPr>
+                <w:rFonts w:ascii="TimesNewRomanPS" w:hAnsi="TimesNewRomanPS" w:hint="eastAsia"/>
+                <w:b/>
+                <w:bCs/>
+                <w:sz w:val="24"/>
+                <w:szCs w:val="24"/>
+                <w:lang w:eastAsia="zh-CN"/>
+              </w:rPr>
+            </w:pPr>
+            <w:r>
+              <w:rPr>
+                <w:rFonts w:ascii="TimesNewRomanPS" w:hAnsi="TimesNewRomanPS" w:hint="eastAsia"/>
+                <w:b/>
+                <w:bCs/>
+                <w:sz w:val="24"/>
+                <w:szCs w:val="24"/>
+                <w:lang w:eastAsia="zh-CN"/>
+              </w:rPr>
               <w:t>UTC-12</w:t>
             </w:r>
           </w:p>
@@ -4123,2340 +3901,36 @@
             <w:pPr>
               <w:spacing w:after="0" w:line="240" w:lineRule="auto"/>
               <w:rPr>
-                <w:rFonts w:ascii="TimesNewRomanPS" w:hAnsi="TimesNewRomanPS"/>
-                <w:b/>
-                <w:bCs/>
-                <w:sz w:val="24"/>
-                <w:szCs w:val="24"/>
-                <w:lang w:eastAsia="zh-CN"/>
-              </w:rPr>
-            </w:pPr>
-          </w:p>
-        </w:tc>
-      </w:tr>
-      <w:tr>
-        <w:tc>
-          <w:tcPr>
-            <w:tcW w:w="1216" w:type="dxa"/>
-          </w:tcPr>
-          <w:p>
-            <w:pPr>
-              <w:rPr>
-                <w:rFonts w:ascii="TimesNewRomanPS" w:hAnsi="TimesNewRomanPS"/>
-                <w:b/>
-                <w:bCs/>
-                <w:sz w:val="24"/>
-                <w:szCs w:val="24"/>
-                <w:lang w:eastAsia="zh-CN"/>
-              </w:rPr>
-            </w:pPr>
-          </w:p>
-        </w:tc>
-        <w:tc>
-          <w:tcPr>
-            <w:tcW w:w="1337" w:type="dxa"/>
-          </w:tcPr>
-          <w:p>
-            <w:pPr>
-              <w:spacing w:after="0" w:line="240" w:lineRule="auto"/>
-              <w:rPr>
-                <w:rFonts w:ascii="TimesNewRomanPS" w:hAnsi="TimesNewRomanPS"/>
-                <w:b/>
-                <w:bCs/>
-                <w:sz w:val="24"/>
-                <w:szCs w:val="24"/>
-                <w:lang w:eastAsia="zh-CN"/>
-              </w:rPr>
-            </w:pPr>
-          </w:p>
-        </w:tc>
-        <w:tc>
-          <w:tcPr>
-            <w:tcW w:w="1275" w:type="dxa"/>
-          </w:tcPr>
-          <w:p>
-            <w:pPr>
-              <w:spacing w:after="0" w:line="240" w:lineRule="auto"/>
-              <w:rPr>
-                <w:rFonts w:ascii="TimesNewRomanPS" w:hAnsi="TimesNewRomanPS" w:hint="eastAsia"/>
-                <w:b/>
-                <w:bCs/>
-                <w:sz w:val="24"/>
-                <w:szCs w:val="24"/>
-                <w:lang w:eastAsia="zh-CN"/>
-              </w:rPr>
-            </w:pPr>
-            <w:r>
-              <w:rPr>
-                <w:rFonts w:ascii="TimesNewRomanPS" w:hAnsi="TimesNewRomanPS" w:hint="eastAsia"/>
-                <w:b/>
-                <w:bCs/>
-                <w:sz w:val="24"/>
-                <w:szCs w:val="24"/>
-                <w:lang w:eastAsia="zh-CN"/>
-              </w:rPr>
-              <w:t>SRS-</w:t>
-            </w:r>
-          </w:p>
-        </w:tc>
-        <w:tc>
-          <w:tcPr>
-            <w:tcW w:w="1134" w:type="dxa"/>
-          </w:tcPr>
-          <w:p>
-            <w:pPr>
-              <w:spacing w:after="0" w:line="240" w:lineRule="auto"/>
-              <w:rPr>
-                <w:rFonts w:ascii="TimesNewRomanPS" w:hAnsi="TimesNewRomanPS"/>
-                <w:b/>
-                <w:bCs/>
-                <w:sz w:val="24"/>
-                <w:szCs w:val="24"/>
-                <w:lang w:eastAsia="zh-CN"/>
-              </w:rPr>
-            </w:pPr>
-          </w:p>
-        </w:tc>
-        <w:tc>
-          <w:tcPr>
-            <w:tcW w:w="1134" w:type="dxa"/>
-          </w:tcPr>
-          <w:p>
-            <w:pPr>
-              <w:spacing w:after="0" w:line="240" w:lineRule="auto"/>
-              <w:rPr>
-                <w:rFonts w:ascii="TimesNewRomanPS" w:hAnsi="TimesNewRomanPS"/>
-                <w:b/>
-                <w:bCs/>
-                <w:sz w:val="24"/>
-                <w:szCs w:val="24"/>
-                <w:lang w:eastAsia="zh-CN"/>
-              </w:rPr>
-            </w:pPr>
-          </w:p>
-        </w:tc>
-        <w:tc>
-          <w:tcPr>
-            <w:tcW w:w="1276" w:type="dxa"/>
-          </w:tcPr>
-          <w:p>
-            <w:pPr>
-              <w:spacing w:after="0" w:line="240" w:lineRule="auto"/>
-              <w:rPr>
-                <w:rFonts w:ascii="TimesNewRomanPS" w:hAnsi="TimesNewRomanPS"/>
-                <w:b/>
-                <w:bCs/>
-                <w:sz w:val="24"/>
-                <w:szCs w:val="24"/>
-                <w:lang w:eastAsia="zh-CN"/>
-              </w:rPr>
-            </w:pPr>
-          </w:p>
-        </w:tc>
-        <w:tc>
-          <w:tcPr>
-            <w:tcW w:w="1276" w:type="dxa"/>
-          </w:tcPr>
-          <w:p>
-            <w:pPr>
-              <w:spacing w:after="0" w:line="240" w:lineRule="auto"/>
-              <w:rPr>
-                <w:rFonts w:ascii="TimesNewRomanPS" w:hAnsi="TimesNewRomanPS"/>
-                <w:b/>
-                <w:bCs/>
-                <w:sz w:val="24"/>
-                <w:szCs w:val="24"/>
-                <w:lang w:eastAsia="zh-CN"/>
-              </w:rPr>
-            </w:pPr>
-          </w:p>
-        </w:tc>
-        <w:tc>
-          <w:tcPr>
-            <w:tcW w:w="1134" w:type="dxa"/>
-          </w:tcPr>
-          <w:p>
-            <w:pPr>
-              <w:spacing w:after="0" w:line="240" w:lineRule="auto"/>
-              <w:rPr>
-                <w:rFonts w:ascii="TimesNewRomanPS" w:hAnsi="TimesNewRomanPS"/>
-                <w:b/>
-                <w:bCs/>
-                <w:sz w:val="24"/>
-                <w:szCs w:val="24"/>
-                <w:lang w:eastAsia="zh-CN"/>
-              </w:rPr>
-            </w:pPr>
-          </w:p>
-        </w:tc>
-        <w:tc>
-          <w:tcPr>
-            <w:tcW w:w="1417" w:type="dxa"/>
-          </w:tcPr>
-          <w:p>
-            <w:pPr>
-              <w:spacing w:after="0" w:line="240" w:lineRule="auto"/>
-              <w:rPr>
-                <w:rFonts w:ascii="TimesNewRomanPS" w:hAnsi="TimesNewRomanPS"/>
-                <w:b/>
-                <w:bCs/>
-                <w:sz w:val="24"/>
-                <w:szCs w:val="24"/>
-                <w:lang w:eastAsia="zh-CN"/>
-              </w:rPr>
-            </w:pPr>
-          </w:p>
-        </w:tc>
-      </w:tr>
-      <w:tr>
-        <w:tc>
-          <w:tcPr>
-            <w:tcW w:w="1216" w:type="dxa"/>
-          </w:tcPr>
-          <w:p>
-            <w:pPr>
-              <w:rPr>
-                <w:rFonts w:ascii="TimesNewRomanPS" w:hAnsi="TimesNewRomanPS"/>
-                <w:b/>
-                <w:bCs/>
-                <w:sz w:val="24"/>
-                <w:szCs w:val="24"/>
-                <w:lang w:eastAsia="zh-CN"/>
-              </w:rPr>
-            </w:pPr>
-          </w:p>
-        </w:tc>
-        <w:tc>
-          <w:tcPr>
-            <w:tcW w:w="1337" w:type="dxa"/>
-          </w:tcPr>
-          <w:p>
-            <w:pPr>
-              <w:spacing w:after="0" w:line="240" w:lineRule="auto"/>
-              <w:rPr>
-                <w:rFonts w:ascii="TimesNewRomanPS" w:hAnsi="TimesNewRomanPS"/>
-                <w:b/>
-                <w:bCs/>
-                <w:sz w:val="24"/>
-                <w:szCs w:val="24"/>
-                <w:lang w:eastAsia="zh-CN"/>
-              </w:rPr>
-            </w:pPr>
-          </w:p>
-        </w:tc>
-        <w:tc>
-          <w:tcPr>
-            <w:tcW w:w="1275" w:type="dxa"/>
-          </w:tcPr>
-          <w:p>
-            <w:pPr>
-              <w:spacing w:after="0" w:line="240" w:lineRule="auto"/>
-              <w:rPr>
-                <w:rFonts w:ascii="TimesNewRomanPS" w:hAnsi="TimesNewRomanPS" w:hint="eastAsia"/>
-                <w:b/>
-                <w:bCs/>
-                <w:sz w:val="24"/>
-                <w:szCs w:val="24"/>
-                <w:lang w:eastAsia="zh-CN"/>
-              </w:rPr>
-            </w:pPr>
-            <w:r>
-              <w:rPr>
-                <w:rFonts w:ascii="TimesNewRomanPS" w:hAnsi="TimesNewRomanPS" w:hint="eastAsia"/>
-                <w:b/>
-                <w:bCs/>
-                <w:sz w:val="24"/>
-                <w:szCs w:val="24"/>
-                <w:lang w:eastAsia="zh-CN"/>
-              </w:rPr>
-              <w:t>SRS-</w:t>
-            </w:r>
-          </w:p>
-        </w:tc>
-        <w:tc>
-          <w:tcPr>
-            <w:tcW w:w="1134" w:type="dxa"/>
-          </w:tcPr>
-          <w:p>
-            <w:pPr>
-              <w:spacing w:after="0" w:line="240" w:lineRule="auto"/>
-              <w:rPr>
-                <w:rFonts w:ascii="TimesNewRomanPS" w:hAnsi="TimesNewRomanPS"/>
-                <w:b/>
-                <w:bCs/>
-                <w:sz w:val="24"/>
-                <w:szCs w:val="24"/>
-                <w:lang w:eastAsia="zh-CN"/>
-              </w:rPr>
-            </w:pPr>
-          </w:p>
-        </w:tc>
-        <w:tc>
-          <w:tcPr>
-            <w:tcW w:w="1134" w:type="dxa"/>
-          </w:tcPr>
-          <w:p>
-            <w:pPr>
-              <w:spacing w:after="0" w:line="240" w:lineRule="auto"/>
-              <w:rPr>
-                <w:rFonts w:ascii="TimesNewRomanPS" w:hAnsi="TimesNewRomanPS"/>
-                <w:b/>
-                <w:bCs/>
-                <w:sz w:val="24"/>
-                <w:szCs w:val="24"/>
-                <w:lang w:eastAsia="zh-CN"/>
-              </w:rPr>
-            </w:pPr>
-          </w:p>
-        </w:tc>
-        <w:tc>
-          <w:tcPr>
-            <w:tcW w:w="1276" w:type="dxa"/>
-          </w:tcPr>
-          <w:p>
-            <w:pPr>
-              <w:spacing w:after="0" w:line="240" w:lineRule="auto"/>
-              <w:rPr>
-                <w:rFonts w:ascii="TimesNewRomanPS" w:hAnsi="TimesNewRomanPS"/>
-                <w:b/>
-                <w:bCs/>
-                <w:sz w:val="24"/>
-                <w:szCs w:val="24"/>
-                <w:lang w:eastAsia="zh-CN"/>
-              </w:rPr>
-            </w:pPr>
-          </w:p>
-        </w:tc>
-        <w:tc>
-          <w:tcPr>
-            <w:tcW w:w="1276" w:type="dxa"/>
-          </w:tcPr>
-          <w:p>
-            <w:pPr>
-              <w:spacing w:after="0" w:line="240" w:lineRule="auto"/>
-              <w:rPr>
-                <w:rFonts w:ascii="TimesNewRomanPS" w:hAnsi="TimesNewRomanPS"/>
-                <w:b/>
-                <w:bCs/>
-                <w:sz w:val="24"/>
-                <w:szCs w:val="24"/>
-                <w:lang w:eastAsia="zh-CN"/>
-              </w:rPr>
-            </w:pPr>
-          </w:p>
-        </w:tc>
-        <w:tc>
-          <w:tcPr>
-            <w:tcW w:w="1134" w:type="dxa"/>
-          </w:tcPr>
-          <w:p>
-            <w:pPr>
-              <w:spacing w:after="0" w:line="240" w:lineRule="auto"/>
-              <w:rPr>
-                <w:rFonts w:ascii="TimesNewRomanPS" w:hAnsi="TimesNewRomanPS"/>
-                <w:b/>
-                <w:bCs/>
-                <w:sz w:val="24"/>
-                <w:szCs w:val="24"/>
-                <w:lang w:eastAsia="zh-CN"/>
-              </w:rPr>
-            </w:pPr>
-          </w:p>
-        </w:tc>
-        <w:tc>
-          <w:tcPr>
-            <w:tcW w:w="1417" w:type="dxa"/>
-          </w:tcPr>
-          <w:p>
-            <w:pPr>
-              <w:spacing w:after="0" w:line="240" w:lineRule="auto"/>
-              <w:rPr>
-                <w:rFonts w:ascii="TimesNewRomanPS" w:hAnsi="TimesNewRomanPS"/>
-                <w:b/>
-                <w:bCs/>
-                <w:sz w:val="24"/>
-                <w:szCs w:val="24"/>
-                <w:lang w:eastAsia="zh-CN"/>
-              </w:rPr>
-            </w:pPr>
-          </w:p>
-        </w:tc>
-      </w:tr>
-      <w:tr>
-        <w:tc>
-          <w:tcPr>
-            <w:tcW w:w="1216" w:type="dxa"/>
-          </w:tcPr>
-          <w:p>
-            <w:pPr>
-              <w:rPr>
-                <w:rFonts w:ascii="TimesNewRomanPS" w:hAnsi="TimesNewRomanPS"/>
-                <w:b/>
-                <w:bCs/>
-                <w:sz w:val="24"/>
-                <w:szCs w:val="24"/>
-                <w:lang w:eastAsia="zh-CN"/>
-              </w:rPr>
-            </w:pPr>
-          </w:p>
-        </w:tc>
-        <w:tc>
-          <w:tcPr>
-            <w:tcW w:w="1337" w:type="dxa"/>
-          </w:tcPr>
-          <w:p>
-            <w:pPr>
-              <w:spacing w:after="0" w:line="240" w:lineRule="auto"/>
-              <w:rPr>
-                <w:rFonts w:ascii="TimesNewRomanPS" w:hAnsi="TimesNewRomanPS"/>
-                <w:b/>
-                <w:bCs/>
-                <w:sz w:val="24"/>
-                <w:szCs w:val="24"/>
-                <w:lang w:eastAsia="zh-CN"/>
-              </w:rPr>
-            </w:pPr>
-          </w:p>
-        </w:tc>
-        <w:tc>
-          <w:tcPr>
-            <w:tcW w:w="1275" w:type="dxa"/>
-          </w:tcPr>
-          <w:p>
-            <w:pPr>
-              <w:spacing w:after="0" w:line="240" w:lineRule="auto"/>
-              <w:rPr>
-                <w:rFonts w:ascii="TimesNewRomanPS" w:hAnsi="TimesNewRomanPS" w:hint="eastAsia"/>
-                <w:b/>
-                <w:bCs/>
-                <w:sz w:val="24"/>
-                <w:szCs w:val="24"/>
-                <w:lang w:eastAsia="zh-CN"/>
-              </w:rPr>
-            </w:pPr>
-            <w:r>
-              <w:rPr>
-                <w:rFonts w:ascii="TimesNewRomanPS" w:hAnsi="TimesNewRomanPS" w:hint="eastAsia"/>
-                <w:b/>
-                <w:bCs/>
-                <w:sz w:val="24"/>
-                <w:szCs w:val="24"/>
-                <w:lang w:eastAsia="zh-CN"/>
-              </w:rPr>
-              <w:t>SRS-</w:t>
-            </w:r>
-          </w:p>
-        </w:tc>
-        <w:tc>
-          <w:tcPr>
-            <w:tcW w:w="1134" w:type="dxa"/>
-          </w:tcPr>
-          <w:p>
-            <w:pPr>
-              <w:spacing w:after="0" w:line="240" w:lineRule="auto"/>
-              <w:rPr>
-                <w:rFonts w:ascii="TimesNewRomanPS" w:hAnsi="TimesNewRomanPS"/>
-                <w:b/>
-                <w:bCs/>
-                <w:sz w:val="24"/>
-                <w:szCs w:val="24"/>
-                <w:lang w:eastAsia="zh-CN"/>
-              </w:rPr>
-            </w:pPr>
-          </w:p>
-        </w:tc>
-        <w:tc>
-          <w:tcPr>
-            <w:tcW w:w="1134" w:type="dxa"/>
-          </w:tcPr>
-          <w:p>
-            <w:pPr>
-              <w:spacing w:after="0" w:line="240" w:lineRule="auto"/>
-              <w:rPr>
-                <w:rFonts w:ascii="TimesNewRomanPS" w:hAnsi="TimesNewRomanPS"/>
-                <w:b/>
-                <w:bCs/>
-                <w:sz w:val="24"/>
-                <w:szCs w:val="24"/>
-                <w:lang w:eastAsia="zh-CN"/>
-              </w:rPr>
-            </w:pPr>
-          </w:p>
-        </w:tc>
-        <w:tc>
-          <w:tcPr>
-            <w:tcW w:w="1276" w:type="dxa"/>
-          </w:tcPr>
-          <w:p>
-            <w:pPr>
-              <w:spacing w:after="0" w:line="240" w:lineRule="auto"/>
-              <w:rPr>
-                <w:rFonts w:ascii="TimesNewRomanPS" w:hAnsi="TimesNewRomanPS"/>
-                <w:b/>
-                <w:bCs/>
-                <w:sz w:val="24"/>
-                <w:szCs w:val="24"/>
-                <w:lang w:eastAsia="zh-CN"/>
-              </w:rPr>
-            </w:pPr>
-          </w:p>
-        </w:tc>
-        <w:tc>
-          <w:tcPr>
-            <w:tcW w:w="1276" w:type="dxa"/>
-          </w:tcPr>
-          <w:p>
-            <w:pPr>
-              <w:spacing w:after="0" w:line="240" w:lineRule="auto"/>
-              <w:rPr>
-                <w:rFonts w:ascii="TimesNewRomanPS" w:hAnsi="TimesNewRomanPS"/>
-                <w:b/>
-                <w:bCs/>
-                <w:sz w:val="24"/>
-                <w:szCs w:val="24"/>
-                <w:lang w:eastAsia="zh-CN"/>
-              </w:rPr>
-            </w:pPr>
-          </w:p>
-        </w:tc>
-        <w:tc>
-          <w:tcPr>
-            <w:tcW w:w="1134" w:type="dxa"/>
-          </w:tcPr>
-          <w:p>
-            <w:pPr>
-              <w:spacing w:after="0" w:line="240" w:lineRule="auto"/>
-              <w:rPr>
-                <w:rFonts w:ascii="TimesNewRomanPS" w:hAnsi="TimesNewRomanPS"/>
-                <w:b/>
-                <w:bCs/>
-                <w:sz w:val="24"/>
-                <w:szCs w:val="24"/>
-                <w:lang w:eastAsia="zh-CN"/>
-              </w:rPr>
-            </w:pPr>
-          </w:p>
-        </w:tc>
-        <w:tc>
-          <w:tcPr>
-            <w:tcW w:w="1417" w:type="dxa"/>
-          </w:tcPr>
-          <w:p>
-            <w:pPr>
-              <w:spacing w:after="0" w:line="240" w:lineRule="auto"/>
-              <w:rPr>
-                <w:rFonts w:ascii="TimesNewRomanPS" w:hAnsi="TimesNewRomanPS"/>
-                <w:b/>
-                <w:bCs/>
-                <w:sz w:val="24"/>
-                <w:szCs w:val="24"/>
-                <w:lang w:eastAsia="zh-CN"/>
-              </w:rPr>
-            </w:pPr>
-          </w:p>
-        </w:tc>
-      </w:tr>
-      <w:tr>
-        <w:tc>
-          <w:tcPr>
-            <w:tcW w:w="1216" w:type="dxa"/>
-          </w:tcPr>
-          <w:p>
-            <w:pPr>
-              <w:rPr>
-                <w:rFonts w:ascii="TimesNewRomanPS" w:hAnsi="TimesNewRomanPS"/>
-                <w:b/>
-                <w:bCs/>
-                <w:sz w:val="24"/>
-                <w:szCs w:val="24"/>
-                <w:lang w:eastAsia="zh-CN"/>
-              </w:rPr>
-            </w:pPr>
-          </w:p>
-        </w:tc>
-        <w:tc>
-          <w:tcPr>
-            <w:tcW w:w="1337" w:type="dxa"/>
-          </w:tcPr>
-          <w:p>
-            <w:pPr>
-              <w:spacing w:after="0" w:line="240" w:lineRule="auto"/>
-              <w:rPr>
-                <w:rFonts w:ascii="TimesNewRomanPS" w:hAnsi="TimesNewRomanPS"/>
-                <w:b/>
-                <w:bCs/>
-                <w:sz w:val="24"/>
-                <w:szCs w:val="24"/>
-                <w:lang w:eastAsia="zh-CN"/>
-              </w:rPr>
-            </w:pPr>
-          </w:p>
-        </w:tc>
-        <w:tc>
-          <w:tcPr>
-            <w:tcW w:w="1275" w:type="dxa"/>
-          </w:tcPr>
-          <w:p>
-            <w:pPr>
-              <w:spacing w:after="0" w:line="240" w:lineRule="auto"/>
-              <w:rPr>
-                <w:rFonts w:ascii="TimesNewRomanPS" w:hAnsi="TimesNewRomanPS" w:hint="eastAsia"/>
-                <w:b/>
-                <w:bCs/>
-                <w:sz w:val="24"/>
-                <w:szCs w:val="24"/>
-                <w:lang w:eastAsia="zh-CN"/>
-              </w:rPr>
-            </w:pPr>
-          </w:p>
-        </w:tc>
-        <w:tc>
-          <w:tcPr>
-            <w:tcW w:w="1134" w:type="dxa"/>
-          </w:tcPr>
-          <w:p>
-            <w:pPr>
-              <w:spacing w:after="0" w:line="240" w:lineRule="auto"/>
-              <w:rPr>
-                <w:rFonts w:ascii="TimesNewRomanPS" w:hAnsi="TimesNewRomanPS"/>
-                <w:b/>
-                <w:bCs/>
-                <w:sz w:val="24"/>
-                <w:szCs w:val="24"/>
-                <w:lang w:eastAsia="zh-CN"/>
-              </w:rPr>
-            </w:pPr>
-          </w:p>
-        </w:tc>
-        <w:tc>
-          <w:tcPr>
-            <w:tcW w:w="1134" w:type="dxa"/>
-          </w:tcPr>
-          <w:p>
-            <w:pPr>
-              <w:spacing w:after="0" w:line="240" w:lineRule="auto"/>
-              <w:rPr>
-                <w:rFonts w:ascii="TimesNewRomanPS" w:hAnsi="TimesNewRomanPS"/>
-                <w:b/>
-                <w:bCs/>
-                <w:sz w:val="24"/>
-                <w:szCs w:val="24"/>
-                <w:lang w:eastAsia="zh-CN"/>
-              </w:rPr>
-            </w:pPr>
-          </w:p>
-        </w:tc>
-        <w:tc>
-          <w:tcPr>
-            <w:tcW w:w="1276" w:type="dxa"/>
-          </w:tcPr>
-          <w:p>
-            <w:pPr>
-              <w:spacing w:after="0" w:line="240" w:lineRule="auto"/>
-              <w:rPr>
-                <w:rFonts w:ascii="TimesNewRomanPS" w:hAnsi="TimesNewRomanPS"/>
-                <w:b/>
-                <w:bCs/>
-                <w:sz w:val="24"/>
-                <w:szCs w:val="24"/>
-                <w:lang w:eastAsia="zh-CN"/>
-              </w:rPr>
-            </w:pPr>
-          </w:p>
-        </w:tc>
-        <w:tc>
-          <w:tcPr>
-            <w:tcW w:w="1276" w:type="dxa"/>
-          </w:tcPr>
-          <w:p>
-            <w:pPr>
-              <w:spacing w:after="0" w:line="240" w:lineRule="auto"/>
-              <w:rPr>
-                <w:rFonts w:ascii="TimesNewRomanPS" w:hAnsi="TimesNewRomanPS"/>
-                <w:b/>
-                <w:bCs/>
-                <w:sz w:val="24"/>
-                <w:szCs w:val="24"/>
-                <w:lang w:eastAsia="zh-CN"/>
-              </w:rPr>
-            </w:pPr>
-          </w:p>
-        </w:tc>
-        <w:tc>
-          <w:tcPr>
-            <w:tcW w:w="1134" w:type="dxa"/>
-          </w:tcPr>
-          <w:p>
-            <w:pPr>
-              <w:spacing w:after="0" w:line="240" w:lineRule="auto"/>
-              <w:rPr>
-                <w:rFonts w:ascii="TimesNewRomanPS" w:hAnsi="TimesNewRomanPS"/>
-                <w:b/>
-                <w:bCs/>
-                <w:sz w:val="24"/>
-                <w:szCs w:val="24"/>
-                <w:lang w:eastAsia="zh-CN"/>
-              </w:rPr>
-            </w:pPr>
-          </w:p>
-        </w:tc>
-        <w:tc>
-          <w:tcPr>
-            <w:tcW w:w="1417" w:type="dxa"/>
-          </w:tcPr>
-          <w:p>
-            <w:pPr>
-              <w:spacing w:after="0" w:line="240" w:lineRule="auto"/>
-              <w:rPr>
-                <w:rFonts w:ascii="TimesNewRomanPS" w:hAnsi="TimesNewRomanPS"/>
-                <w:b/>
-                <w:bCs/>
-                <w:sz w:val="24"/>
-                <w:szCs w:val="24"/>
-                <w:lang w:eastAsia="zh-CN"/>
-              </w:rPr>
-            </w:pPr>
-          </w:p>
-        </w:tc>
-      </w:tr>
-      <w:tr>
-        <w:tc>
-          <w:tcPr>
-            <w:tcW w:w="1216" w:type="dxa"/>
-          </w:tcPr>
-          <w:p>
-            <w:pPr>
-              <w:rPr>
-                <w:rFonts w:ascii="TimesNewRomanPS" w:hAnsi="TimesNewRomanPS"/>
-                <w:b/>
-                <w:bCs/>
-                <w:sz w:val="24"/>
-                <w:szCs w:val="24"/>
-                <w:lang w:eastAsia="zh-CN"/>
-              </w:rPr>
-            </w:pPr>
-          </w:p>
-        </w:tc>
-        <w:tc>
-          <w:tcPr>
-            <w:tcW w:w="1337" w:type="dxa"/>
-          </w:tcPr>
-          <w:p>
-            <w:pPr>
-              <w:spacing w:after="0" w:line="240" w:lineRule="auto"/>
-              <w:rPr>
-                <w:rFonts w:ascii="TimesNewRomanPS" w:hAnsi="TimesNewRomanPS"/>
-                <w:b/>
-                <w:bCs/>
-                <w:sz w:val="24"/>
-                <w:szCs w:val="24"/>
-                <w:lang w:eastAsia="zh-CN"/>
-              </w:rPr>
-            </w:pPr>
-          </w:p>
-        </w:tc>
-        <w:tc>
-          <w:tcPr>
-            <w:tcW w:w="1275" w:type="dxa"/>
-          </w:tcPr>
-          <w:p>
-            <w:pPr>
-              <w:spacing w:after="0" w:line="240" w:lineRule="auto"/>
-              <w:rPr>
-                <w:rFonts w:ascii="TimesNewRomanPS" w:hAnsi="TimesNewRomanPS" w:hint="eastAsia"/>
-                <w:b/>
-                <w:bCs/>
-                <w:sz w:val="24"/>
-                <w:szCs w:val="24"/>
-                <w:lang w:eastAsia="zh-CN"/>
-              </w:rPr>
-            </w:pPr>
-          </w:p>
-        </w:tc>
-        <w:tc>
-          <w:tcPr>
-            <w:tcW w:w="1134" w:type="dxa"/>
-          </w:tcPr>
-          <w:p>
-            <w:pPr>
-              <w:spacing w:after="0" w:line="240" w:lineRule="auto"/>
-              <w:rPr>
-                <w:rFonts w:ascii="TimesNewRomanPS" w:hAnsi="TimesNewRomanPS"/>
-                <w:b/>
-                <w:bCs/>
-                <w:sz w:val="24"/>
-                <w:szCs w:val="24"/>
-                <w:lang w:eastAsia="zh-CN"/>
-              </w:rPr>
-            </w:pPr>
-          </w:p>
-        </w:tc>
-        <w:tc>
-          <w:tcPr>
-            <w:tcW w:w="1134" w:type="dxa"/>
-          </w:tcPr>
-          <w:p>
-            <w:pPr>
-              <w:spacing w:after="0" w:line="240" w:lineRule="auto"/>
-              <w:rPr>
-                <w:rFonts w:ascii="TimesNewRomanPS" w:hAnsi="TimesNewRomanPS"/>
-                <w:b/>
-                <w:bCs/>
-                <w:sz w:val="24"/>
-                <w:szCs w:val="24"/>
-                <w:lang w:eastAsia="zh-CN"/>
-              </w:rPr>
-            </w:pPr>
-          </w:p>
-        </w:tc>
-        <w:tc>
-          <w:tcPr>
-            <w:tcW w:w="1276" w:type="dxa"/>
-          </w:tcPr>
-          <w:p>
-            <w:pPr>
-              <w:spacing w:after="0" w:line="240" w:lineRule="auto"/>
-              <w:rPr>
-                <w:rFonts w:ascii="TimesNewRomanPS" w:hAnsi="TimesNewRomanPS"/>
-                <w:b/>
-                <w:bCs/>
-                <w:sz w:val="24"/>
-                <w:szCs w:val="24"/>
-                <w:lang w:eastAsia="zh-CN"/>
-              </w:rPr>
-            </w:pPr>
-          </w:p>
-        </w:tc>
-        <w:tc>
-          <w:tcPr>
-            <w:tcW w:w="1276" w:type="dxa"/>
-          </w:tcPr>
-          <w:p>
-            <w:pPr>
-              <w:spacing w:after="0" w:line="240" w:lineRule="auto"/>
-              <w:rPr>
-                <w:rFonts w:ascii="TimesNewRomanPS" w:hAnsi="TimesNewRomanPS"/>
-                <w:b/>
-                <w:bCs/>
-                <w:sz w:val="24"/>
-                <w:szCs w:val="24"/>
-                <w:lang w:eastAsia="zh-CN"/>
-              </w:rPr>
-            </w:pPr>
-          </w:p>
-        </w:tc>
-        <w:tc>
-          <w:tcPr>
-            <w:tcW w:w="1134" w:type="dxa"/>
-          </w:tcPr>
-          <w:p>
-            <w:pPr>
-              <w:spacing w:after="0" w:line="240" w:lineRule="auto"/>
-              <w:rPr>
-                <w:rFonts w:ascii="TimesNewRomanPS" w:hAnsi="TimesNewRomanPS"/>
-                <w:b/>
-                <w:bCs/>
-                <w:sz w:val="24"/>
-                <w:szCs w:val="24"/>
-                <w:lang w:eastAsia="zh-CN"/>
-              </w:rPr>
-            </w:pPr>
-          </w:p>
-        </w:tc>
-        <w:tc>
-          <w:tcPr>
-            <w:tcW w:w="1417" w:type="dxa"/>
-          </w:tcPr>
-          <w:p>
-            <w:pPr>
-              <w:spacing w:after="0" w:line="240" w:lineRule="auto"/>
-              <w:rPr>
-                <w:rFonts w:ascii="TimesNewRomanPS" w:hAnsi="TimesNewRomanPS"/>
-                <w:b/>
-                <w:bCs/>
-                <w:sz w:val="24"/>
-                <w:szCs w:val="24"/>
-                <w:lang w:eastAsia="zh-CN"/>
-              </w:rPr>
-            </w:pPr>
-          </w:p>
-        </w:tc>
-      </w:tr>
-      <w:tr>
-        <w:tc>
-          <w:tcPr>
-            <w:tcW w:w="1216" w:type="dxa"/>
-          </w:tcPr>
-          <w:p>
-            <w:pPr>
-              <w:rPr>
-                <w:rFonts w:ascii="TimesNewRomanPS" w:hAnsi="TimesNewRomanPS"/>
-                <w:b/>
-                <w:bCs/>
-                <w:sz w:val="24"/>
-                <w:szCs w:val="24"/>
-                <w:lang w:eastAsia="zh-CN"/>
-              </w:rPr>
-            </w:pPr>
-          </w:p>
-        </w:tc>
-        <w:tc>
-          <w:tcPr>
-            <w:tcW w:w="1337" w:type="dxa"/>
-          </w:tcPr>
-          <w:p>
-            <w:pPr>
-              <w:spacing w:after="0" w:line="240" w:lineRule="auto"/>
-              <w:rPr>
-                <w:rFonts w:ascii="TimesNewRomanPS" w:hAnsi="TimesNewRomanPS"/>
-                <w:b/>
-                <w:bCs/>
-                <w:sz w:val="24"/>
-                <w:szCs w:val="24"/>
-                <w:lang w:eastAsia="zh-CN"/>
-              </w:rPr>
-            </w:pPr>
-          </w:p>
-        </w:tc>
-        <w:tc>
-          <w:tcPr>
-            <w:tcW w:w="1275" w:type="dxa"/>
-          </w:tcPr>
-          <w:p>
-            <w:pPr>
-              <w:spacing w:after="0" w:line="240" w:lineRule="auto"/>
-              <w:rPr>
-                <w:rFonts w:ascii="TimesNewRomanPS" w:hAnsi="TimesNewRomanPS" w:hint="eastAsia"/>
-                <w:b/>
-                <w:bCs/>
-                <w:sz w:val="24"/>
-                <w:szCs w:val="24"/>
-                <w:lang w:eastAsia="zh-CN"/>
-              </w:rPr>
-            </w:pPr>
-          </w:p>
-        </w:tc>
-        <w:tc>
-          <w:tcPr>
-            <w:tcW w:w="1134" w:type="dxa"/>
-          </w:tcPr>
-          <w:p>
-            <w:pPr>
-              <w:spacing w:after="0" w:line="240" w:lineRule="auto"/>
-              <w:rPr>
-                <w:rFonts w:ascii="TimesNewRomanPS" w:hAnsi="TimesNewRomanPS"/>
-                <w:b/>
-                <w:bCs/>
-                <w:sz w:val="24"/>
-                <w:szCs w:val="24"/>
-                <w:lang w:eastAsia="zh-CN"/>
-              </w:rPr>
-            </w:pPr>
-          </w:p>
-        </w:tc>
-        <w:tc>
-          <w:tcPr>
-            <w:tcW w:w="1134" w:type="dxa"/>
-          </w:tcPr>
-          <w:p>
-            <w:pPr>
-              <w:spacing w:after="0" w:line="240" w:lineRule="auto"/>
-              <w:rPr>
-                <w:rFonts w:ascii="TimesNewRomanPS" w:hAnsi="TimesNewRomanPS"/>
-                <w:b/>
-                <w:bCs/>
-                <w:sz w:val="24"/>
-                <w:szCs w:val="24"/>
-                <w:lang w:eastAsia="zh-CN"/>
-              </w:rPr>
-            </w:pPr>
-          </w:p>
-        </w:tc>
-        <w:tc>
-          <w:tcPr>
-            <w:tcW w:w="1276" w:type="dxa"/>
-          </w:tcPr>
-          <w:p>
-            <w:pPr>
-              <w:spacing w:after="0" w:line="240" w:lineRule="auto"/>
-              <w:rPr>
-                <w:rFonts w:ascii="TimesNewRomanPS" w:hAnsi="TimesNewRomanPS"/>
-                <w:b/>
-                <w:bCs/>
-                <w:sz w:val="24"/>
-                <w:szCs w:val="24"/>
-                <w:lang w:eastAsia="zh-CN"/>
-              </w:rPr>
-            </w:pPr>
-          </w:p>
-        </w:tc>
-        <w:tc>
-          <w:tcPr>
-            <w:tcW w:w="1276" w:type="dxa"/>
-          </w:tcPr>
-          <w:p>
-            <w:pPr>
-              <w:spacing w:after="0" w:line="240" w:lineRule="auto"/>
-              <w:rPr>
-                <w:rFonts w:ascii="TimesNewRomanPS" w:hAnsi="TimesNewRomanPS"/>
-                <w:b/>
-                <w:bCs/>
-                <w:sz w:val="24"/>
-                <w:szCs w:val="24"/>
-                <w:lang w:eastAsia="zh-CN"/>
-              </w:rPr>
-            </w:pPr>
-          </w:p>
-        </w:tc>
-        <w:tc>
-          <w:tcPr>
-            <w:tcW w:w="1134" w:type="dxa"/>
-          </w:tcPr>
-          <w:p>
-            <w:pPr>
-              <w:spacing w:after="0" w:line="240" w:lineRule="auto"/>
-              <w:rPr>
-                <w:rFonts w:ascii="TimesNewRomanPS" w:hAnsi="TimesNewRomanPS"/>
-                <w:b/>
-                <w:bCs/>
-                <w:sz w:val="24"/>
-                <w:szCs w:val="24"/>
-                <w:lang w:eastAsia="zh-CN"/>
-              </w:rPr>
-            </w:pPr>
-          </w:p>
-        </w:tc>
-        <w:tc>
-          <w:tcPr>
-            <w:tcW w:w="1417" w:type="dxa"/>
-          </w:tcPr>
-          <w:p>
-            <w:pPr>
-              <w:spacing w:after="0" w:line="240" w:lineRule="auto"/>
-              <w:rPr>
-                <w:rFonts w:ascii="TimesNewRomanPS" w:hAnsi="TimesNewRomanPS"/>
-                <w:b/>
-                <w:bCs/>
-                <w:sz w:val="24"/>
-                <w:szCs w:val="24"/>
-                <w:lang w:eastAsia="zh-CN"/>
-              </w:rPr>
-            </w:pPr>
-          </w:p>
-        </w:tc>
-      </w:tr>
-      <w:tr>
-        <w:tc>
-          <w:tcPr>
-            <w:tcW w:w="1216" w:type="dxa"/>
-          </w:tcPr>
-          <w:p>
-            <w:pPr>
-              <w:rPr>
-                <w:rFonts w:ascii="TimesNewRomanPS" w:hAnsi="TimesNewRomanPS"/>
-                <w:b/>
-                <w:bCs/>
-                <w:sz w:val="24"/>
-                <w:szCs w:val="24"/>
-                <w:lang w:eastAsia="zh-CN"/>
-              </w:rPr>
-            </w:pPr>
-          </w:p>
-        </w:tc>
-        <w:tc>
-          <w:tcPr>
-            <w:tcW w:w="1337" w:type="dxa"/>
-          </w:tcPr>
-          <w:p>
-            <w:pPr>
-              <w:spacing w:after="0" w:line="240" w:lineRule="auto"/>
-              <w:rPr>
-                <w:rFonts w:ascii="TimesNewRomanPS" w:hAnsi="TimesNewRomanPS"/>
-                <w:b/>
-                <w:bCs/>
-                <w:sz w:val="24"/>
-                <w:szCs w:val="24"/>
-                <w:lang w:eastAsia="zh-CN"/>
-              </w:rPr>
-            </w:pPr>
-          </w:p>
-        </w:tc>
-        <w:tc>
-          <w:tcPr>
-            <w:tcW w:w="1275" w:type="dxa"/>
-          </w:tcPr>
-          <w:p>
-            <w:pPr>
-              <w:spacing w:after="0" w:line="240" w:lineRule="auto"/>
-              <w:rPr>
-                <w:rFonts w:ascii="TimesNewRomanPS" w:hAnsi="TimesNewRomanPS" w:hint="eastAsia"/>
-                <w:b/>
-                <w:bCs/>
-                <w:sz w:val="24"/>
-                <w:szCs w:val="24"/>
-                <w:lang w:eastAsia="zh-CN"/>
-              </w:rPr>
-            </w:pPr>
-          </w:p>
-        </w:tc>
-        <w:tc>
-          <w:tcPr>
-            <w:tcW w:w="1134" w:type="dxa"/>
-          </w:tcPr>
-          <w:p>
-            <w:pPr>
-              <w:spacing w:after="0" w:line="240" w:lineRule="auto"/>
-              <w:rPr>
-                <w:rFonts w:ascii="TimesNewRomanPS" w:hAnsi="TimesNewRomanPS"/>
-                <w:b/>
-                <w:bCs/>
-                <w:sz w:val="24"/>
-                <w:szCs w:val="24"/>
-                <w:lang w:eastAsia="zh-CN"/>
-              </w:rPr>
-            </w:pPr>
-          </w:p>
-        </w:tc>
-        <w:tc>
-          <w:tcPr>
-            <w:tcW w:w="1134" w:type="dxa"/>
-          </w:tcPr>
-          <w:p>
-            <w:pPr>
-              <w:spacing w:after="0" w:line="240" w:lineRule="auto"/>
-              <w:rPr>
-                <w:rFonts w:ascii="TimesNewRomanPS" w:hAnsi="TimesNewRomanPS"/>
-                <w:b/>
-                <w:bCs/>
-                <w:sz w:val="24"/>
-                <w:szCs w:val="24"/>
-                <w:lang w:eastAsia="zh-CN"/>
-              </w:rPr>
-            </w:pPr>
-          </w:p>
-        </w:tc>
-        <w:tc>
-          <w:tcPr>
-            <w:tcW w:w="1276" w:type="dxa"/>
-          </w:tcPr>
-          <w:p>
-            <w:pPr>
-              <w:spacing w:after="0" w:line="240" w:lineRule="auto"/>
-              <w:rPr>
-                <w:rFonts w:ascii="TimesNewRomanPS" w:hAnsi="TimesNewRomanPS"/>
-                <w:b/>
-                <w:bCs/>
-                <w:sz w:val="24"/>
-                <w:szCs w:val="24"/>
-                <w:lang w:eastAsia="zh-CN"/>
-              </w:rPr>
-            </w:pPr>
-          </w:p>
-        </w:tc>
-        <w:tc>
-          <w:tcPr>
-            <w:tcW w:w="1276" w:type="dxa"/>
-          </w:tcPr>
-          <w:p>
-            <w:pPr>
-              <w:spacing w:after="0" w:line="240" w:lineRule="auto"/>
-              <w:rPr>
-                <w:rFonts w:ascii="TimesNewRomanPS" w:hAnsi="TimesNewRomanPS"/>
-                <w:b/>
-                <w:bCs/>
-                <w:sz w:val="24"/>
-                <w:szCs w:val="24"/>
-                <w:lang w:eastAsia="zh-CN"/>
-              </w:rPr>
-            </w:pPr>
-          </w:p>
-        </w:tc>
-        <w:tc>
-          <w:tcPr>
-            <w:tcW w:w="1134" w:type="dxa"/>
-          </w:tcPr>
-          <w:p>
-            <w:pPr>
-              <w:spacing w:after="0" w:line="240" w:lineRule="auto"/>
-              <w:rPr>
-                <w:rFonts w:ascii="TimesNewRomanPS" w:hAnsi="TimesNewRomanPS"/>
-                <w:b/>
-                <w:bCs/>
-                <w:sz w:val="24"/>
-                <w:szCs w:val="24"/>
-                <w:lang w:eastAsia="zh-CN"/>
-              </w:rPr>
-            </w:pPr>
-          </w:p>
-        </w:tc>
-        <w:tc>
-          <w:tcPr>
-            <w:tcW w:w="1417" w:type="dxa"/>
-          </w:tcPr>
-          <w:p>
-            <w:pPr>
-              <w:spacing w:after="0" w:line="240" w:lineRule="auto"/>
-              <w:rPr>
-                <w:rFonts w:ascii="TimesNewRomanPS" w:hAnsi="TimesNewRomanPS"/>
-                <w:b/>
-                <w:bCs/>
-                <w:sz w:val="24"/>
-                <w:szCs w:val="24"/>
-                <w:lang w:eastAsia="zh-CN"/>
-              </w:rPr>
-            </w:pPr>
-          </w:p>
-        </w:tc>
-      </w:tr>
-      <w:tr>
-        <w:tc>
-          <w:tcPr>
-            <w:tcW w:w="1216" w:type="dxa"/>
-          </w:tcPr>
-          <w:p>
-            <w:pPr>
-              <w:rPr>
-                <w:rFonts w:ascii="TimesNewRomanPS" w:hAnsi="TimesNewRomanPS"/>
-                <w:b/>
-                <w:bCs/>
-                <w:sz w:val="24"/>
-                <w:szCs w:val="24"/>
-                <w:lang w:eastAsia="zh-CN"/>
-              </w:rPr>
-            </w:pPr>
-          </w:p>
-        </w:tc>
-        <w:tc>
-          <w:tcPr>
-            <w:tcW w:w="1337" w:type="dxa"/>
-          </w:tcPr>
-          <w:p>
-            <w:pPr>
-              <w:spacing w:after="0" w:line="240" w:lineRule="auto"/>
-              <w:rPr>
-                <w:rFonts w:ascii="TimesNewRomanPS" w:hAnsi="TimesNewRomanPS"/>
-                <w:b/>
-                <w:bCs/>
-                <w:sz w:val="24"/>
-                <w:szCs w:val="24"/>
-                <w:lang w:eastAsia="zh-CN"/>
-              </w:rPr>
-            </w:pPr>
-          </w:p>
-        </w:tc>
-        <w:tc>
-          <w:tcPr>
-            <w:tcW w:w="1275" w:type="dxa"/>
-          </w:tcPr>
-          <w:p>
-            <w:pPr>
-              <w:spacing w:after="0" w:line="240" w:lineRule="auto"/>
-              <w:rPr>
-                <w:rFonts w:ascii="TimesNewRomanPS" w:hAnsi="TimesNewRomanPS" w:hint="eastAsia"/>
-                <w:b/>
-                <w:bCs/>
-                <w:sz w:val="24"/>
-                <w:szCs w:val="24"/>
-                <w:lang w:eastAsia="zh-CN"/>
-              </w:rPr>
-            </w:pPr>
-          </w:p>
-        </w:tc>
-        <w:tc>
-          <w:tcPr>
-            <w:tcW w:w="1134" w:type="dxa"/>
-          </w:tcPr>
-          <w:p>
-            <w:pPr>
-              <w:spacing w:after="0" w:line="240" w:lineRule="auto"/>
-              <w:rPr>
-                <w:rFonts w:ascii="TimesNewRomanPS" w:hAnsi="TimesNewRomanPS"/>
-                <w:b/>
-                <w:bCs/>
-                <w:sz w:val="24"/>
-                <w:szCs w:val="24"/>
-                <w:lang w:eastAsia="zh-CN"/>
-              </w:rPr>
-            </w:pPr>
-          </w:p>
-        </w:tc>
-        <w:tc>
-          <w:tcPr>
-            <w:tcW w:w="1134" w:type="dxa"/>
-          </w:tcPr>
-          <w:p>
-            <w:pPr>
-              <w:spacing w:after="0" w:line="240" w:lineRule="auto"/>
-              <w:rPr>
-                <w:rFonts w:ascii="TimesNewRomanPS" w:hAnsi="TimesNewRomanPS"/>
-                <w:b/>
-                <w:bCs/>
-                <w:sz w:val="24"/>
-                <w:szCs w:val="24"/>
-                <w:lang w:eastAsia="zh-CN"/>
-              </w:rPr>
-            </w:pPr>
-          </w:p>
-        </w:tc>
-        <w:tc>
-          <w:tcPr>
-            <w:tcW w:w="1276" w:type="dxa"/>
-          </w:tcPr>
-          <w:p>
-            <w:pPr>
-              <w:spacing w:after="0" w:line="240" w:lineRule="auto"/>
-              <w:rPr>
-                <w:rFonts w:ascii="TimesNewRomanPS" w:hAnsi="TimesNewRomanPS"/>
-                <w:b/>
-                <w:bCs/>
-                <w:sz w:val="24"/>
-                <w:szCs w:val="24"/>
-                <w:lang w:eastAsia="zh-CN"/>
-              </w:rPr>
-            </w:pPr>
-          </w:p>
-        </w:tc>
-        <w:tc>
-          <w:tcPr>
-            <w:tcW w:w="1276" w:type="dxa"/>
-          </w:tcPr>
-          <w:p>
-            <w:pPr>
-              <w:spacing w:after="0" w:line="240" w:lineRule="auto"/>
-              <w:rPr>
-                <w:rFonts w:ascii="TimesNewRomanPS" w:hAnsi="TimesNewRomanPS"/>
-                <w:b/>
-                <w:bCs/>
-                <w:sz w:val="24"/>
-                <w:szCs w:val="24"/>
-                <w:lang w:eastAsia="zh-CN"/>
-              </w:rPr>
-            </w:pPr>
-          </w:p>
-        </w:tc>
-        <w:tc>
-          <w:tcPr>
-            <w:tcW w:w="1134" w:type="dxa"/>
-          </w:tcPr>
-          <w:p>
-            <w:pPr>
-              <w:spacing w:after="0" w:line="240" w:lineRule="auto"/>
-              <w:rPr>
-                <w:rFonts w:ascii="TimesNewRomanPS" w:hAnsi="TimesNewRomanPS"/>
-                <w:b/>
-                <w:bCs/>
-                <w:sz w:val="24"/>
-                <w:szCs w:val="24"/>
-                <w:lang w:eastAsia="zh-CN"/>
-              </w:rPr>
-            </w:pPr>
-          </w:p>
-        </w:tc>
-        <w:tc>
-          <w:tcPr>
-            <w:tcW w:w="1417" w:type="dxa"/>
-          </w:tcPr>
-          <w:p>
-            <w:pPr>
-              <w:spacing w:after="0" w:line="240" w:lineRule="auto"/>
-              <w:rPr>
-                <w:rFonts w:ascii="TimesNewRomanPS" w:hAnsi="TimesNewRomanPS"/>
-                <w:b/>
-                <w:bCs/>
-                <w:sz w:val="24"/>
-                <w:szCs w:val="24"/>
-                <w:lang w:eastAsia="zh-CN"/>
-              </w:rPr>
-            </w:pPr>
-          </w:p>
-        </w:tc>
-      </w:tr>
-      <w:tr>
-        <w:tc>
-          <w:tcPr>
-            <w:tcW w:w="1216" w:type="dxa"/>
-          </w:tcPr>
-          <w:p>
-            <w:pPr>
-              <w:rPr>
-                <w:rFonts w:ascii="TimesNewRomanPS" w:hAnsi="TimesNewRomanPS"/>
-                <w:b/>
-                <w:bCs/>
-                <w:sz w:val="24"/>
-                <w:szCs w:val="24"/>
-                <w:lang w:eastAsia="zh-CN"/>
-              </w:rPr>
-            </w:pPr>
-          </w:p>
-        </w:tc>
-        <w:tc>
-          <w:tcPr>
-            <w:tcW w:w="1337" w:type="dxa"/>
-          </w:tcPr>
-          <w:p>
-            <w:pPr>
-              <w:spacing w:after="0" w:line="240" w:lineRule="auto"/>
-              <w:rPr>
-                <w:rFonts w:ascii="TimesNewRomanPS" w:hAnsi="TimesNewRomanPS"/>
-                <w:b/>
-                <w:bCs/>
-                <w:sz w:val="24"/>
-                <w:szCs w:val="24"/>
-                <w:lang w:eastAsia="zh-CN"/>
-              </w:rPr>
-            </w:pPr>
-          </w:p>
-        </w:tc>
-        <w:tc>
-          <w:tcPr>
-            <w:tcW w:w="1275" w:type="dxa"/>
-          </w:tcPr>
-          <w:p>
-            <w:pPr>
-              <w:spacing w:after="0" w:line="240" w:lineRule="auto"/>
-              <w:rPr>
-                <w:rFonts w:ascii="TimesNewRomanPS" w:hAnsi="TimesNewRomanPS" w:hint="eastAsia"/>
-                <w:b/>
-                <w:bCs/>
-                <w:sz w:val="24"/>
-                <w:szCs w:val="24"/>
-                <w:lang w:eastAsia="zh-CN"/>
-              </w:rPr>
-            </w:pPr>
-          </w:p>
-        </w:tc>
-        <w:tc>
-          <w:tcPr>
-            <w:tcW w:w="1134" w:type="dxa"/>
-          </w:tcPr>
-          <w:p>
-            <w:pPr>
-              <w:spacing w:after="0" w:line="240" w:lineRule="auto"/>
-              <w:rPr>
-                <w:rFonts w:ascii="TimesNewRomanPS" w:hAnsi="TimesNewRomanPS"/>
-                <w:b/>
-                <w:bCs/>
-                <w:sz w:val="24"/>
-                <w:szCs w:val="24"/>
-                <w:lang w:eastAsia="zh-CN"/>
-              </w:rPr>
-            </w:pPr>
-          </w:p>
-        </w:tc>
-        <w:tc>
-          <w:tcPr>
-            <w:tcW w:w="1134" w:type="dxa"/>
-          </w:tcPr>
-          <w:p>
-            <w:pPr>
-              <w:spacing w:after="0" w:line="240" w:lineRule="auto"/>
-              <w:rPr>
-                <w:rFonts w:ascii="TimesNewRomanPS" w:hAnsi="TimesNewRomanPS"/>
-                <w:b/>
-                <w:bCs/>
-                <w:sz w:val="24"/>
-                <w:szCs w:val="24"/>
-                <w:lang w:eastAsia="zh-CN"/>
-              </w:rPr>
-            </w:pPr>
-          </w:p>
-        </w:tc>
-        <w:tc>
-          <w:tcPr>
-            <w:tcW w:w="1276" w:type="dxa"/>
-          </w:tcPr>
-          <w:p>
-            <w:pPr>
-              <w:spacing w:after="0" w:line="240" w:lineRule="auto"/>
-              <w:rPr>
-                <w:rFonts w:ascii="TimesNewRomanPS" w:hAnsi="TimesNewRomanPS"/>
-                <w:b/>
-                <w:bCs/>
-                <w:sz w:val="24"/>
-                <w:szCs w:val="24"/>
-                <w:lang w:eastAsia="zh-CN"/>
-              </w:rPr>
-            </w:pPr>
-          </w:p>
-        </w:tc>
-        <w:tc>
-          <w:tcPr>
-            <w:tcW w:w="1276" w:type="dxa"/>
-          </w:tcPr>
-          <w:p>
-            <w:pPr>
-              <w:spacing w:after="0" w:line="240" w:lineRule="auto"/>
-              <w:rPr>
-                <w:rFonts w:ascii="TimesNewRomanPS" w:hAnsi="TimesNewRomanPS"/>
-                <w:b/>
-                <w:bCs/>
-                <w:sz w:val="24"/>
-                <w:szCs w:val="24"/>
-                <w:lang w:eastAsia="zh-CN"/>
-              </w:rPr>
-            </w:pPr>
-          </w:p>
-        </w:tc>
-        <w:tc>
-          <w:tcPr>
-            <w:tcW w:w="1134" w:type="dxa"/>
-          </w:tcPr>
-          <w:p>
-            <w:pPr>
-              <w:spacing w:after="0" w:line="240" w:lineRule="auto"/>
-              <w:rPr>
-                <w:rFonts w:ascii="TimesNewRomanPS" w:hAnsi="TimesNewRomanPS"/>
-                <w:b/>
-                <w:bCs/>
-                <w:sz w:val="24"/>
-                <w:szCs w:val="24"/>
-                <w:lang w:eastAsia="zh-CN"/>
-              </w:rPr>
-            </w:pPr>
-          </w:p>
-        </w:tc>
-        <w:tc>
-          <w:tcPr>
-            <w:tcW w:w="1417" w:type="dxa"/>
-          </w:tcPr>
-          <w:p>
-            <w:pPr>
-              <w:spacing w:after="0" w:line="240" w:lineRule="auto"/>
-              <w:rPr>
-                <w:rFonts w:ascii="TimesNewRomanPS" w:hAnsi="TimesNewRomanPS"/>
-                <w:b/>
-                <w:bCs/>
-                <w:sz w:val="24"/>
-                <w:szCs w:val="24"/>
-                <w:lang w:eastAsia="zh-CN"/>
-              </w:rPr>
-            </w:pPr>
-          </w:p>
-        </w:tc>
-      </w:tr>
-      <w:tr>
-        <w:tc>
-          <w:tcPr>
-            <w:tcW w:w="1216" w:type="dxa"/>
-          </w:tcPr>
-          <w:p>
-            <w:pPr>
-              <w:rPr>
-                <w:rFonts w:ascii="TimesNewRomanPS" w:hAnsi="TimesNewRomanPS"/>
-                <w:b/>
-                <w:bCs/>
-                <w:sz w:val="24"/>
-                <w:szCs w:val="24"/>
-                <w:lang w:eastAsia="zh-CN"/>
-              </w:rPr>
-            </w:pPr>
-          </w:p>
-        </w:tc>
-        <w:tc>
-          <w:tcPr>
-            <w:tcW w:w="1337" w:type="dxa"/>
-          </w:tcPr>
-          <w:p>
-            <w:pPr>
-              <w:spacing w:after="0" w:line="240" w:lineRule="auto"/>
-              <w:rPr>
-                <w:rFonts w:ascii="TimesNewRomanPS" w:hAnsi="TimesNewRomanPS"/>
-                <w:b/>
-                <w:bCs/>
-                <w:sz w:val="24"/>
-                <w:szCs w:val="24"/>
-                <w:lang w:eastAsia="zh-CN"/>
-              </w:rPr>
-            </w:pPr>
-          </w:p>
-        </w:tc>
-        <w:tc>
-          <w:tcPr>
-            <w:tcW w:w="1275" w:type="dxa"/>
-          </w:tcPr>
-          <w:p>
-            <w:pPr>
-              <w:spacing w:after="0" w:line="240" w:lineRule="auto"/>
-              <w:rPr>
-                <w:rFonts w:ascii="TimesNewRomanPS" w:hAnsi="TimesNewRomanPS" w:hint="eastAsia"/>
-                <w:b/>
-                <w:bCs/>
-                <w:sz w:val="24"/>
-                <w:szCs w:val="24"/>
-                <w:lang w:eastAsia="zh-CN"/>
-              </w:rPr>
-            </w:pPr>
-          </w:p>
-        </w:tc>
-        <w:tc>
-          <w:tcPr>
-            <w:tcW w:w="1134" w:type="dxa"/>
-          </w:tcPr>
-          <w:p>
-            <w:pPr>
-              <w:spacing w:after="0" w:line="240" w:lineRule="auto"/>
-              <w:rPr>
-                <w:rFonts w:ascii="TimesNewRomanPS" w:hAnsi="TimesNewRomanPS"/>
-                <w:b/>
-                <w:bCs/>
-                <w:sz w:val="24"/>
-                <w:szCs w:val="24"/>
-                <w:lang w:eastAsia="zh-CN"/>
-              </w:rPr>
-            </w:pPr>
-          </w:p>
-        </w:tc>
-        <w:tc>
-          <w:tcPr>
-            <w:tcW w:w="1134" w:type="dxa"/>
-          </w:tcPr>
-          <w:p>
-            <w:pPr>
-              <w:spacing w:after="0" w:line="240" w:lineRule="auto"/>
-              <w:rPr>
-                <w:rFonts w:ascii="TimesNewRomanPS" w:hAnsi="TimesNewRomanPS"/>
-                <w:b/>
-                <w:bCs/>
-                <w:sz w:val="24"/>
-                <w:szCs w:val="24"/>
-                <w:lang w:eastAsia="zh-CN"/>
-              </w:rPr>
-            </w:pPr>
-          </w:p>
-        </w:tc>
-        <w:tc>
-          <w:tcPr>
-            <w:tcW w:w="1276" w:type="dxa"/>
-          </w:tcPr>
-          <w:p>
-            <w:pPr>
-              <w:spacing w:after="0" w:line="240" w:lineRule="auto"/>
-              <w:rPr>
-                <w:rFonts w:ascii="TimesNewRomanPS" w:hAnsi="TimesNewRomanPS"/>
-                <w:b/>
-                <w:bCs/>
-                <w:sz w:val="24"/>
-                <w:szCs w:val="24"/>
-                <w:lang w:eastAsia="zh-CN"/>
-              </w:rPr>
-            </w:pPr>
-          </w:p>
-        </w:tc>
-        <w:tc>
-          <w:tcPr>
-            <w:tcW w:w="1276" w:type="dxa"/>
-          </w:tcPr>
-          <w:p>
-            <w:pPr>
-              <w:spacing w:after="0" w:line="240" w:lineRule="auto"/>
-              <w:rPr>
-                <w:rFonts w:ascii="TimesNewRomanPS" w:hAnsi="TimesNewRomanPS" w:hint="eastAsia"/>
-                <w:b/>
-                <w:bCs/>
-                <w:sz w:val="24"/>
-                <w:szCs w:val="24"/>
-                <w:lang w:eastAsia="zh-CN"/>
-              </w:rPr>
-            </w:pPr>
-            <w:r>
-              <w:rPr>
-                <w:rFonts w:ascii="TimesNewRomanPS" w:hAnsi="TimesNewRomanPS" w:hint="eastAsia"/>
-                <w:b/>
-                <w:bCs/>
-                <w:sz w:val="24"/>
-                <w:szCs w:val="24"/>
-                <w:lang w:eastAsia="zh-CN"/>
-              </w:rPr>
-              <w:t>5789</w:t>
-            </w:r>
-          </w:p>
-        </w:tc>
-        <w:tc>
-          <w:tcPr>
-            <w:tcW w:w="1134" w:type="dxa"/>
-          </w:tcPr>
-          <w:p>
-            <w:pPr>
-              <w:spacing w:after="0" w:line="240" w:lineRule="auto"/>
-              <w:rPr>
-                <w:rFonts w:ascii="TimesNewRomanPS" w:hAnsi="TimesNewRomanPS"/>
-                <w:b/>
-                <w:bCs/>
-                <w:sz w:val="24"/>
-                <w:szCs w:val="24"/>
-                <w:lang w:eastAsia="zh-CN"/>
-              </w:rPr>
-            </w:pPr>
-          </w:p>
-        </w:tc>
-        <w:tc>
-          <w:tcPr>
-            <w:tcW w:w="1417" w:type="dxa"/>
-          </w:tcPr>
-          <w:p>
-            <w:pPr>
-              <w:spacing w:after="0" w:line="240" w:lineRule="auto"/>
-              <w:rPr>
-                <w:rFonts w:ascii="TimesNewRomanPS" w:hAnsi="TimesNewRomanPS"/>
-                <w:b/>
-                <w:bCs/>
-                <w:sz w:val="24"/>
-                <w:szCs w:val="24"/>
-                <w:lang w:eastAsia="zh-CN"/>
-              </w:rPr>
-            </w:pPr>
-          </w:p>
-        </w:tc>
-      </w:tr>
-      <w:tr>
-        <w:tc>
-          <w:tcPr>
-            <w:tcW w:w="1216" w:type="dxa"/>
-          </w:tcPr>
-          <w:p>
-            <w:pPr>
-              <w:rPr>
-                <w:rFonts w:ascii="TimesNewRomanPS" w:hAnsi="TimesNewRomanPS"/>
-                <w:b/>
-                <w:bCs/>
-                <w:sz w:val="24"/>
-                <w:szCs w:val="24"/>
-                <w:lang w:eastAsia="zh-CN"/>
-              </w:rPr>
-            </w:pPr>
-          </w:p>
-        </w:tc>
-        <w:tc>
-          <w:tcPr>
-            <w:tcW w:w="1337" w:type="dxa"/>
-          </w:tcPr>
-          <w:p>
-            <w:pPr>
-              <w:spacing w:after="0" w:line="240" w:lineRule="auto"/>
-              <w:rPr>
-                <w:rFonts w:ascii="TimesNewRomanPS" w:hAnsi="TimesNewRomanPS"/>
-                <w:b/>
-                <w:bCs/>
-                <w:sz w:val="24"/>
-                <w:szCs w:val="24"/>
-                <w:lang w:eastAsia="zh-CN"/>
-              </w:rPr>
-            </w:pPr>
-          </w:p>
-        </w:tc>
-        <w:tc>
-          <w:tcPr>
-            <w:tcW w:w="1275" w:type="dxa"/>
-          </w:tcPr>
-          <w:p>
-            <w:pPr>
-              <w:spacing w:after="0" w:line="240" w:lineRule="auto"/>
-              <w:rPr>
-                <w:rFonts w:ascii="TimesNewRomanPS" w:hAnsi="TimesNewRomanPS" w:hint="eastAsia"/>
-                <w:b/>
-                <w:bCs/>
-                <w:sz w:val="24"/>
-                <w:szCs w:val="24"/>
-                <w:lang w:eastAsia="zh-CN"/>
-              </w:rPr>
-            </w:pPr>
-          </w:p>
-        </w:tc>
-        <w:tc>
-          <w:tcPr>
-            <w:tcW w:w="1134" w:type="dxa"/>
-          </w:tcPr>
-          <w:p>
-            <w:pPr>
-              <w:spacing w:after="0" w:line="240" w:lineRule="auto"/>
-              <w:rPr>
-                <w:rFonts w:ascii="TimesNewRomanPS" w:hAnsi="TimesNewRomanPS"/>
-                <w:b/>
-                <w:bCs/>
-                <w:sz w:val="24"/>
-                <w:szCs w:val="24"/>
-                <w:lang w:eastAsia="zh-CN"/>
-              </w:rPr>
-            </w:pPr>
-          </w:p>
-        </w:tc>
-        <w:tc>
-          <w:tcPr>
-            <w:tcW w:w="1134" w:type="dxa"/>
-          </w:tcPr>
-          <w:p>
-            <w:pPr>
-              <w:spacing w:after="0" w:line="240" w:lineRule="auto"/>
-              <w:rPr>
-                <w:rFonts w:ascii="TimesNewRomanPS" w:hAnsi="TimesNewRomanPS"/>
-                <w:b/>
-                <w:bCs/>
-                <w:sz w:val="24"/>
-                <w:szCs w:val="24"/>
-                <w:lang w:eastAsia="zh-CN"/>
-              </w:rPr>
-            </w:pPr>
-          </w:p>
-        </w:tc>
-        <w:tc>
-          <w:tcPr>
-            <w:tcW w:w="1276" w:type="dxa"/>
-          </w:tcPr>
-          <w:p>
-            <w:pPr>
-              <w:spacing w:after="0" w:line="240" w:lineRule="auto"/>
-              <w:rPr>
-                <w:rFonts w:ascii="TimesNewRomanPS" w:hAnsi="TimesNewRomanPS"/>
-                <w:b/>
-                <w:bCs/>
-                <w:sz w:val="24"/>
-                <w:szCs w:val="24"/>
-                <w:lang w:eastAsia="zh-CN"/>
-              </w:rPr>
-            </w:pPr>
-          </w:p>
-        </w:tc>
-        <w:tc>
-          <w:tcPr>
-            <w:tcW w:w="1276" w:type="dxa"/>
-          </w:tcPr>
-          <w:p>
-            <w:pPr>
-              <w:spacing w:after="0" w:line="240" w:lineRule="auto"/>
-              <w:rPr>
-                <w:rFonts w:ascii="TimesNewRomanPS" w:hAnsi="TimesNewRomanPS"/>
-                <w:b/>
-                <w:bCs/>
-                <w:sz w:val="24"/>
-                <w:szCs w:val="24"/>
-                <w:lang w:eastAsia="zh-CN"/>
-              </w:rPr>
-            </w:pPr>
-          </w:p>
-        </w:tc>
-        <w:tc>
-          <w:tcPr>
-            <w:tcW w:w="1134" w:type="dxa"/>
-          </w:tcPr>
-          <w:p>
-            <w:pPr>
-              <w:spacing w:after="0" w:line="240" w:lineRule="auto"/>
-              <w:rPr>
-                <w:rFonts w:ascii="TimesNewRomanPS" w:hAnsi="TimesNewRomanPS"/>
-                <w:b/>
-                <w:bCs/>
-                <w:sz w:val="24"/>
-                <w:szCs w:val="24"/>
-                <w:lang w:eastAsia="zh-CN"/>
-              </w:rPr>
-            </w:pPr>
-          </w:p>
-        </w:tc>
-        <w:tc>
-          <w:tcPr>
-            <w:tcW w:w="1417" w:type="dxa"/>
-          </w:tcPr>
-          <w:p>
-            <w:pPr>
-              <w:spacing w:after="0" w:line="240" w:lineRule="auto"/>
-              <w:rPr>
-                <w:rFonts w:ascii="TimesNewRomanPS" w:hAnsi="TimesNewRomanPS"/>
-                <w:b/>
-                <w:bCs/>
-                <w:sz w:val="24"/>
-                <w:szCs w:val="24"/>
-                <w:lang w:eastAsia="zh-CN"/>
-              </w:rPr>
-            </w:pPr>
-          </w:p>
-        </w:tc>
-      </w:tr>
-      <w:tr>
-        <w:tc>
-          <w:tcPr>
-            <w:tcW w:w="1216" w:type="dxa"/>
-          </w:tcPr>
-          <w:p>
-            <w:pPr>
-              <w:rPr>
-                <w:rFonts w:ascii="TimesNewRomanPS" w:hAnsi="TimesNewRomanPS"/>
-                <w:b/>
-                <w:bCs/>
-                <w:sz w:val="24"/>
-                <w:szCs w:val="24"/>
-                <w:lang w:eastAsia="zh-CN"/>
-              </w:rPr>
-            </w:pPr>
-          </w:p>
-        </w:tc>
-        <w:tc>
-          <w:tcPr>
-            <w:tcW w:w="1337" w:type="dxa"/>
-          </w:tcPr>
-          <w:p>
-            <w:pPr>
-              <w:spacing w:after="0" w:line="240" w:lineRule="auto"/>
-              <w:rPr>
-                <w:rFonts w:ascii="TimesNewRomanPS" w:hAnsi="TimesNewRomanPS"/>
-                <w:b/>
-                <w:bCs/>
-                <w:sz w:val="24"/>
-                <w:szCs w:val="24"/>
-                <w:lang w:eastAsia="zh-CN"/>
-              </w:rPr>
-            </w:pPr>
-          </w:p>
-        </w:tc>
-        <w:tc>
-          <w:tcPr>
-            <w:tcW w:w="1275" w:type="dxa"/>
-          </w:tcPr>
-          <w:p>
-            <w:pPr>
-              <w:spacing w:after="0" w:line="240" w:lineRule="auto"/>
-              <w:rPr>
-                <w:rFonts w:ascii="TimesNewRomanPS" w:hAnsi="TimesNewRomanPS" w:hint="eastAsia"/>
-                <w:b/>
-                <w:bCs/>
-                <w:sz w:val="24"/>
-                <w:szCs w:val="24"/>
-                <w:lang w:eastAsia="zh-CN"/>
-              </w:rPr>
-            </w:pPr>
-          </w:p>
-        </w:tc>
-        <w:tc>
-          <w:tcPr>
-            <w:tcW w:w="1134" w:type="dxa"/>
-          </w:tcPr>
-          <w:p>
-            <w:pPr>
-              <w:spacing w:after="0" w:line="240" w:lineRule="auto"/>
-              <w:rPr>
-                <w:rFonts w:ascii="TimesNewRomanPS" w:hAnsi="TimesNewRomanPS"/>
-                <w:b/>
-                <w:bCs/>
-                <w:sz w:val="24"/>
-                <w:szCs w:val="24"/>
-                <w:lang w:eastAsia="zh-CN"/>
-              </w:rPr>
-            </w:pPr>
-          </w:p>
-        </w:tc>
-        <w:tc>
-          <w:tcPr>
-            <w:tcW w:w="1134" w:type="dxa"/>
-          </w:tcPr>
-          <w:p>
-            <w:pPr>
-              <w:spacing w:after="0" w:line="240" w:lineRule="auto"/>
-              <w:rPr>
-                <w:rFonts w:ascii="TimesNewRomanPS" w:hAnsi="TimesNewRomanPS"/>
-                <w:b/>
-                <w:bCs/>
-                <w:sz w:val="24"/>
-                <w:szCs w:val="24"/>
-                <w:lang w:eastAsia="zh-CN"/>
-              </w:rPr>
-            </w:pPr>
-          </w:p>
-        </w:tc>
-        <w:tc>
-          <w:tcPr>
-            <w:tcW w:w="1276" w:type="dxa"/>
-          </w:tcPr>
-          <w:p>
-            <w:pPr>
-              <w:spacing w:after="0" w:line="240" w:lineRule="auto"/>
-              <w:rPr>
-                <w:rFonts w:ascii="TimesNewRomanPS" w:hAnsi="TimesNewRomanPS"/>
-                <w:b/>
-                <w:bCs/>
-                <w:sz w:val="24"/>
-                <w:szCs w:val="24"/>
-                <w:lang w:eastAsia="zh-CN"/>
-              </w:rPr>
-            </w:pPr>
-          </w:p>
-        </w:tc>
-        <w:tc>
-          <w:tcPr>
-            <w:tcW w:w="1276" w:type="dxa"/>
-          </w:tcPr>
-          <w:p>
-            <w:pPr>
-              <w:spacing w:after="0" w:line="240" w:lineRule="auto"/>
-              <w:rPr>
-                <w:rFonts w:ascii="TimesNewRomanPS" w:hAnsi="TimesNewRomanPS"/>
-                <w:b/>
-                <w:bCs/>
-                <w:sz w:val="24"/>
-                <w:szCs w:val="24"/>
-                <w:lang w:eastAsia="zh-CN"/>
-              </w:rPr>
-            </w:pPr>
-          </w:p>
-        </w:tc>
-        <w:tc>
-          <w:tcPr>
-            <w:tcW w:w="1134" w:type="dxa"/>
-          </w:tcPr>
-          <w:p>
-            <w:pPr>
-              <w:spacing w:after="0" w:line="240" w:lineRule="auto"/>
-              <w:rPr>
-                <w:rFonts w:ascii="TimesNewRomanPS" w:hAnsi="TimesNewRomanPS"/>
-                <w:b/>
-                <w:bCs/>
-                <w:sz w:val="24"/>
-                <w:szCs w:val="24"/>
-                <w:lang w:eastAsia="zh-CN"/>
-              </w:rPr>
-            </w:pPr>
-          </w:p>
-        </w:tc>
-        <w:tc>
-          <w:tcPr>
-            <w:tcW w:w="1417" w:type="dxa"/>
-          </w:tcPr>
-          <w:p>
-            <w:pPr>
-              <w:spacing w:after="0" w:line="240" w:lineRule="auto"/>
-              <w:rPr>
-                <w:rFonts w:ascii="TimesNewRomanPS" w:hAnsi="TimesNewRomanPS"/>
-                <w:b/>
-                <w:bCs/>
-                <w:sz w:val="24"/>
-                <w:szCs w:val="24"/>
-                <w:lang w:eastAsia="zh-CN"/>
-              </w:rPr>
-            </w:pPr>
-          </w:p>
-        </w:tc>
-      </w:tr>
-      <w:tr>
-        <w:tc>
-          <w:tcPr>
-            <w:tcW w:w="1216" w:type="dxa"/>
-          </w:tcPr>
-          <w:p>
-            <w:pPr>
-              <w:rPr>
-                <w:rFonts w:ascii="TimesNewRomanPS" w:hAnsi="TimesNewRomanPS"/>
-                <w:b/>
-                <w:bCs/>
-                <w:sz w:val="24"/>
-                <w:szCs w:val="24"/>
-                <w:lang w:eastAsia="zh-CN"/>
-              </w:rPr>
-            </w:pPr>
-          </w:p>
-        </w:tc>
-        <w:tc>
-          <w:tcPr>
-            <w:tcW w:w="1337" w:type="dxa"/>
-          </w:tcPr>
-          <w:p>
-            <w:pPr>
-              <w:spacing w:after="0" w:line="240" w:lineRule="auto"/>
-              <w:rPr>
-                <w:rFonts w:ascii="TimesNewRomanPS" w:hAnsi="TimesNewRomanPS"/>
-                <w:b/>
-                <w:bCs/>
-                <w:sz w:val="24"/>
-                <w:szCs w:val="24"/>
-                <w:lang w:eastAsia="zh-CN"/>
-              </w:rPr>
-            </w:pPr>
-          </w:p>
-        </w:tc>
-        <w:tc>
-          <w:tcPr>
-            <w:tcW w:w="1275" w:type="dxa"/>
-          </w:tcPr>
-          <w:p>
-            <w:pPr>
-              <w:spacing w:after="0" w:line="240" w:lineRule="auto"/>
-              <w:rPr>
-                <w:rFonts w:ascii="TimesNewRomanPS" w:hAnsi="TimesNewRomanPS" w:hint="eastAsia"/>
-                <w:b/>
-                <w:bCs/>
-                <w:sz w:val="24"/>
-                <w:szCs w:val="24"/>
-                <w:lang w:eastAsia="zh-CN"/>
-              </w:rPr>
-            </w:pPr>
-          </w:p>
-        </w:tc>
-        <w:tc>
-          <w:tcPr>
-            <w:tcW w:w="1134" w:type="dxa"/>
-          </w:tcPr>
-          <w:p>
-            <w:pPr>
-              <w:spacing w:after="0" w:line="240" w:lineRule="auto"/>
-              <w:rPr>
-                <w:rFonts w:ascii="TimesNewRomanPS" w:hAnsi="TimesNewRomanPS"/>
-                <w:b/>
-                <w:bCs/>
-                <w:sz w:val="24"/>
-                <w:szCs w:val="24"/>
-                <w:lang w:eastAsia="zh-CN"/>
-              </w:rPr>
-            </w:pPr>
-          </w:p>
-        </w:tc>
-        <w:tc>
-          <w:tcPr>
-            <w:tcW w:w="1134" w:type="dxa"/>
-          </w:tcPr>
-          <w:p>
-            <w:pPr>
-              <w:spacing w:after="0" w:line="240" w:lineRule="auto"/>
-              <w:rPr>
-                <w:rFonts w:ascii="TimesNewRomanPS" w:hAnsi="TimesNewRomanPS"/>
-                <w:b/>
-                <w:bCs/>
-                <w:sz w:val="24"/>
-                <w:szCs w:val="24"/>
-                <w:lang w:eastAsia="zh-CN"/>
-              </w:rPr>
-            </w:pPr>
-          </w:p>
-        </w:tc>
-        <w:tc>
-          <w:tcPr>
-            <w:tcW w:w="1276" w:type="dxa"/>
-          </w:tcPr>
-          <w:p>
-            <w:pPr>
-              <w:spacing w:after="0" w:line="240" w:lineRule="auto"/>
-              <w:rPr>
-                <w:rFonts w:ascii="TimesNewRomanPS" w:hAnsi="TimesNewRomanPS"/>
-                <w:b/>
-                <w:bCs/>
-                <w:sz w:val="24"/>
-                <w:szCs w:val="24"/>
-                <w:lang w:eastAsia="zh-CN"/>
-              </w:rPr>
-            </w:pPr>
-          </w:p>
-        </w:tc>
-        <w:tc>
-          <w:tcPr>
-            <w:tcW w:w="1276" w:type="dxa"/>
-          </w:tcPr>
-          <w:p>
-            <w:pPr>
-              <w:spacing w:after="0" w:line="240" w:lineRule="auto"/>
-              <w:rPr>
-                <w:rFonts w:ascii="TimesNewRomanPS" w:hAnsi="TimesNewRomanPS"/>
-                <w:b/>
-                <w:bCs/>
-                <w:sz w:val="24"/>
-                <w:szCs w:val="24"/>
-                <w:lang w:eastAsia="zh-CN"/>
-              </w:rPr>
-            </w:pPr>
-          </w:p>
-        </w:tc>
-        <w:tc>
-          <w:tcPr>
-            <w:tcW w:w="1134" w:type="dxa"/>
-          </w:tcPr>
-          <w:p>
-            <w:pPr>
-              <w:spacing w:after="0" w:line="240" w:lineRule="auto"/>
-              <w:rPr>
-                <w:rFonts w:ascii="TimesNewRomanPS" w:hAnsi="TimesNewRomanPS"/>
-                <w:b/>
-                <w:bCs/>
-                <w:sz w:val="24"/>
-                <w:szCs w:val="24"/>
-                <w:lang w:eastAsia="zh-CN"/>
-              </w:rPr>
-            </w:pPr>
-          </w:p>
-        </w:tc>
-        <w:tc>
-          <w:tcPr>
-            <w:tcW w:w="1417" w:type="dxa"/>
-          </w:tcPr>
-          <w:p>
-            <w:pPr>
-              <w:spacing w:after="0" w:line="240" w:lineRule="auto"/>
-              <w:rPr>
-                <w:rFonts w:ascii="TimesNewRomanPS" w:hAnsi="TimesNewRomanPS"/>
-                <w:b/>
-                <w:bCs/>
-                <w:sz w:val="24"/>
-                <w:szCs w:val="24"/>
-                <w:lang w:eastAsia="zh-CN"/>
-              </w:rPr>
-            </w:pPr>
-          </w:p>
-        </w:tc>
-      </w:tr>
-      <w:tr>
-        <w:tc>
-          <w:tcPr>
-            <w:tcW w:w="1216" w:type="dxa"/>
-          </w:tcPr>
-          <w:p>
-            <w:pPr>
-              <w:rPr>
-                <w:rFonts w:ascii="TimesNewRomanPS" w:hAnsi="TimesNewRomanPS"/>
-                <w:b/>
-                <w:bCs/>
-                <w:sz w:val="24"/>
-                <w:szCs w:val="24"/>
-                <w:lang w:eastAsia="zh-CN"/>
-              </w:rPr>
-            </w:pPr>
-          </w:p>
-        </w:tc>
-        <w:tc>
-          <w:tcPr>
-            <w:tcW w:w="1337" w:type="dxa"/>
-          </w:tcPr>
-          <w:p>
-            <w:pPr>
-              <w:spacing w:after="0" w:line="240" w:lineRule="auto"/>
-              <w:rPr>
-                <w:rFonts w:ascii="TimesNewRomanPS" w:hAnsi="TimesNewRomanPS"/>
-                <w:b/>
-                <w:bCs/>
-                <w:sz w:val="24"/>
-                <w:szCs w:val="24"/>
-                <w:lang w:eastAsia="zh-CN"/>
-              </w:rPr>
-            </w:pPr>
-          </w:p>
-        </w:tc>
-        <w:tc>
-          <w:tcPr>
-            <w:tcW w:w="1275" w:type="dxa"/>
-          </w:tcPr>
-          <w:p>
-            <w:pPr>
-              <w:spacing w:after="0" w:line="240" w:lineRule="auto"/>
-              <w:rPr>
-                <w:rFonts w:ascii="TimesNewRomanPS" w:hAnsi="TimesNewRomanPS" w:hint="eastAsia"/>
-                <w:b/>
-                <w:bCs/>
-                <w:sz w:val="24"/>
-                <w:szCs w:val="24"/>
-                <w:lang w:eastAsia="zh-CN"/>
-              </w:rPr>
-            </w:pPr>
-          </w:p>
-        </w:tc>
-        <w:tc>
-          <w:tcPr>
-            <w:tcW w:w="1134" w:type="dxa"/>
-          </w:tcPr>
-          <w:p>
-            <w:pPr>
-              <w:spacing w:after="0" w:line="240" w:lineRule="auto"/>
-              <w:rPr>
-                <w:rFonts w:ascii="TimesNewRomanPS" w:hAnsi="TimesNewRomanPS"/>
-                <w:b/>
-                <w:bCs/>
-                <w:sz w:val="24"/>
-                <w:szCs w:val="24"/>
-                <w:lang w:eastAsia="zh-CN"/>
-              </w:rPr>
-            </w:pPr>
-          </w:p>
-        </w:tc>
-        <w:tc>
-          <w:tcPr>
-            <w:tcW w:w="1134" w:type="dxa"/>
-          </w:tcPr>
-          <w:p>
-            <w:pPr>
-              <w:spacing w:after="0" w:line="240" w:lineRule="auto"/>
-              <w:rPr>
-                <w:rFonts w:ascii="TimesNewRomanPS" w:hAnsi="TimesNewRomanPS"/>
-                <w:b/>
-                <w:bCs/>
-                <w:sz w:val="24"/>
-                <w:szCs w:val="24"/>
-                <w:lang w:eastAsia="zh-CN"/>
-              </w:rPr>
-            </w:pPr>
-          </w:p>
-        </w:tc>
-        <w:tc>
-          <w:tcPr>
-            <w:tcW w:w="1276" w:type="dxa"/>
-          </w:tcPr>
-          <w:p>
-            <w:pPr>
-              <w:spacing w:after="0" w:line="240" w:lineRule="auto"/>
-              <w:rPr>
-                <w:rFonts w:ascii="TimesNewRomanPS" w:hAnsi="TimesNewRomanPS"/>
-                <w:b/>
-                <w:bCs/>
-                <w:sz w:val="24"/>
-                <w:szCs w:val="24"/>
-                <w:lang w:eastAsia="zh-CN"/>
-              </w:rPr>
-            </w:pPr>
-          </w:p>
-        </w:tc>
-        <w:tc>
-          <w:tcPr>
-            <w:tcW w:w="1276" w:type="dxa"/>
-          </w:tcPr>
-          <w:p>
-            <w:pPr>
-              <w:spacing w:after="0" w:line="240" w:lineRule="auto"/>
-              <w:rPr>
-                <w:rFonts w:ascii="TimesNewRomanPS" w:hAnsi="TimesNewRomanPS"/>
-                <w:b/>
-                <w:bCs/>
-                <w:sz w:val="24"/>
-                <w:szCs w:val="24"/>
-                <w:lang w:eastAsia="zh-CN"/>
-              </w:rPr>
-            </w:pPr>
-          </w:p>
-        </w:tc>
-        <w:tc>
-          <w:tcPr>
-            <w:tcW w:w="1134" w:type="dxa"/>
-          </w:tcPr>
-          <w:p>
-            <w:pPr>
-              <w:spacing w:after="0" w:line="240" w:lineRule="auto"/>
-              <w:rPr>
-                <w:rFonts w:ascii="TimesNewRomanPS" w:hAnsi="TimesNewRomanPS"/>
-                <w:b/>
-                <w:bCs/>
-                <w:sz w:val="24"/>
-                <w:szCs w:val="24"/>
-                <w:lang w:eastAsia="zh-CN"/>
-              </w:rPr>
-            </w:pPr>
-          </w:p>
-        </w:tc>
-        <w:tc>
-          <w:tcPr>
-            <w:tcW w:w="1417" w:type="dxa"/>
-          </w:tcPr>
-          <w:p>
-            <w:pPr>
-              <w:spacing w:after="0" w:line="240" w:lineRule="auto"/>
-              <w:rPr>
-                <w:rFonts w:ascii="TimesNewRomanPS" w:hAnsi="TimesNewRomanPS"/>
-                <w:b/>
-                <w:bCs/>
-                <w:sz w:val="24"/>
-                <w:szCs w:val="24"/>
-                <w:lang w:eastAsia="zh-CN"/>
-              </w:rPr>
-            </w:pPr>
+                <w:rFonts w:ascii="TimesNewRomanPS" w:hAnsi="TimesNewRomanPS" w:hint="eastAsia"/>
+                <w:b/>
+                <w:bCs/>
+                <w:sz w:val="24"/>
+                <w:szCs w:val="24"/>
+                <w:lang w:eastAsia="zh-CN"/>
+              </w:rPr>
+            </w:pPr>
+            <w:r>
+              <w:rPr>
+                <w:rFonts w:ascii="TimesNewRomanPS" w:hAnsi="TimesNewRomanPS" w:hint="eastAsia"/>
+                <w:b/>
+                <w:bCs/>
+                <w:sz w:val="24"/>
+                <w:szCs w:val="24"/>
+                <w:lang w:eastAsia="zh-CN"/>
+              </w:rPr>
+              <w:t>STC-0</w:t>
+            </w:r>
+            <w:r>
+              <w:rPr>
+                <w:rFonts w:ascii="TimesNewRomanPS" w:hAnsi="TimesNewRomanPS" w:hint="eastAsia"/>
+                <w:b/>
+                <w:bCs/>
+                <w:sz w:val="24"/>
+                <w:szCs w:val="24"/>
+                <w:lang w:eastAsia="zh-CN"/>
+              </w:rPr>
+              <w:t>3</w:t>
+            </w:r>
           </w:p>
         </w:tc>
       </w:tr>
@@ -6464,7 +3938,7 @@
     <w:p>
       <w:pPr>
         <w:rPr>
-          <w:rFonts w:ascii="TimesNewRomanPS" w:hAnsi="TimesNewRomanPS"/>
+          <w:rFonts w:ascii="TimesNewRomanPS" w:hAnsi="TimesNewRomanPS" w:hint="eastAsia"/>
           <w:b/>
           <w:bCs/>
           <w:sz w:val="32"/>
@@ -6474,12 +3948,7 @@
       </w:pPr>
     </w:p>
     <w:sectPr>
-      <w:headerReference w:type="even" r:id="rId8"/>
-      <w:headerReference w:type="default" r:id="rId9"/>
-      <w:footerReference w:type="even" r:id="rId10"/>
-      <w:footerReference w:type="default" r:id="rId11"/>
-      <w:headerReference w:type="first" r:id="rId12"/>
-      <w:footerReference w:type="first" r:id="rId13"/>
+      <w:footerReference w:type="default" r:id="rId8"/>
       <w:pgSz w:w="11906" w:h="16838"/>
       <w:pgMar w:top="1440" w:right="1800" w:bottom="1440" w:left="1800" w:header="851" w:footer="992" w:gutter="0"/>
       <w:cols w:space="425"/>
@@ -6521,19 +3990,6 @@
 </file>
 
 <file path=word/footer1.xml><?xml version="1.0" encoding="utf-8"?>
-<w:ftr xmlns:wpc="http://schemas.microsoft.com/office/word/2010/wordprocessingCanvas" xmlns:cx="http://schemas.microsoft.com/office/drawing/2014/chartex" xmlns:cx1="http://schemas.microsoft.com/office/drawing/2015/9/8/chartex" xmlns:cx2="http://schemas.microsoft.com/office/drawing/2015/10/21/chartex" xmlns:cx3="http://schemas.microsoft.com/office/drawing/2016/5/9/chartex" xmlns:cx4="http://schemas.microsoft.com/office/drawing/2016/5/10/chartex" xmlns:cx5="http://schemas.microsoft.com/office/drawing/2016/5/11/chartex" xmlns:cx6="http://schemas.microsoft.com/office/drawing/2016/5/12/chartex" xmlns:cx7="http://schemas.microsoft.com/office/drawing/2016/5/13/chartex" xmlns:cx8="http://schemas.microsoft.com/office/drawing/2016/5/14/chartex" xmlns:mc="http://schemas.openxmlformats.org/markup-compatibility/2006" xmlns:aink="http://schemas.microsoft.com/office/drawing/2016/ink" xmlns:am3d="http://schemas.microsoft.com/office/drawing/2017/model3d" xmlns:o="urn:schemas-microsoft-com:office:office" xmlns:oel="http://schemas.microsoft.com/office/2019/extlst" xmlns:r="http://schemas.openxmlformats.org/officeDocument/2006/relationships" xmlns:m="http://schemas.openxmlformats.org/officeDocument/2006/math" xmlns:v="urn:schemas-microsoft-com:vml" xmlns:wp14="http://schemas.microsoft.com/office/word/2010/wordprocessingDrawing" xmlns:wp="http://schemas.openxmlformats.org/drawingml/2006/wordprocessingDrawing" xmlns:w10="urn:schemas-microsoft-com:office:word" xmlns:w="http://schemas.openxmlformats.org/wordprocessingml/2006/main" xmlns:w14="http://schemas.microsoft.com/office/word/2010/wordml" xmlns:w15="http://schemas.microsoft.com/office/word/2012/wordml" xmlns:w16cex="http://schemas.microsoft.com/office/word/2018/wordml/cex" xmlns:w16cid="http://schemas.microsoft.com/office/word/2016/wordml/cid" xmlns:w16="http://schemas.microsoft.com/office/word/2018/wordml" xmlns:w16du="http://schemas.microsoft.com/office/word/2023/wordml/word16du" xmlns:w16sdtdh="http://schemas.microsoft.com/office/word/2020/wordml/sdtdatahash" xmlns:w16sdtfl="http://schemas.microsoft.com/office/word/2024/wordml/sdtformatlock" xmlns:w16se="http://schemas.microsoft.com/office/word/2015/wordml/symex" xmlns:wpg="http://schemas.microsoft.com/office/word/2010/wordprocessingGroup" xmlns:wpi="http://schemas.microsoft.com/office/word/2010/wordprocessingInk" xmlns:wne="http://schemas.microsoft.com/office/word/2006/wordml" xmlns:wps="http://schemas.microsoft.com/office/word/2010/wordprocessingShape" mc:Ignorable="w14 w15 w16se w16cid w16 w16cex w16sdtdh w16sdtfl w16du wp14">
-  <w:p>
-    <w:pPr>
-      <w:pStyle w:val="af0"/>
-      <w:rPr>
-        <w:rFonts w:hint="eastAsia"/>
-      </w:rPr>
-    </w:pPr>
-  </w:p>
-</w:ftr>
-</file>
-
-<file path=word/footer2.xml><?xml version="1.0" encoding="utf-8"?>
 <w:ftr xmlns:wpc="http://schemas.microsoft.com/office/word/2010/wordprocessingCanvas" xmlns:cx="http://schemas.microsoft.com/office/drawing/2014/chartex" xmlns:cx1="http://schemas.microsoft.com/office/drawing/2015/9/8/chartex" xmlns:cx2="http://schemas.microsoft.com/office/drawing/2015/10/21/chartex" xmlns:cx3="http://schemas.microsoft.com/office/drawing/2016/5/9/chartex" xmlns:cx4="http://schemas.microsoft.com/office/drawing/2016/5/10/chartex" xmlns:cx5="http://schemas.microsoft.com/office/drawing/2016/5/11/chartex" xmlns:cx6="http://schemas.microsoft.com/office/drawing/2016/5/12/chartex" xmlns:cx7="http://schemas.microsoft.com/office/drawing/2016/5/13/chartex" xmlns:cx8="http://schemas.microsoft.com/office/drawing/2016/5/14/chartex" xmlns:mc="http://schemas.openxmlformats.org/markup-compatibility/2006" xmlns:aink="http://schemas.microsoft.com/office/drawing/2016/ink" xmlns:am3d="http://schemas.microsoft.com/office/drawing/2017/model3d" xmlns:o="urn:schemas-microsoft-com:office:office" xmlns:oel="http://schemas.microsoft.com/office/2019/extlst" xmlns:r="http://schemas.openxmlformats.org/officeDocument/2006/relationships" xmlns:m="http://schemas.openxmlformats.org/officeDocument/2006/math" xmlns:v="urn:schemas-microsoft-com:vml" xmlns:wp14="http://schemas.microsoft.com/office/word/2010/wordprocessingDrawing" xmlns:wp="http://schemas.openxmlformats.org/drawingml/2006/wordprocessingDrawing" xmlns:w10="urn:schemas-microsoft-com:office:word" xmlns:w="http://schemas.openxmlformats.org/wordprocessingml/2006/main" xmlns:w14="http://schemas.microsoft.com/office/word/2010/wordml" xmlns:w15="http://schemas.microsoft.com/office/word/2012/wordml" xmlns:w16cex="http://schemas.microsoft.com/office/word/2018/wordml/cex" xmlns:w16cid="http://schemas.microsoft.com/office/word/2016/wordml/cid" xmlns:w16="http://schemas.microsoft.com/office/word/2018/wordml" xmlns:w16du="http://schemas.microsoft.com/office/word/2023/wordml/word16du" xmlns:w16sdtdh="http://schemas.microsoft.com/office/word/2020/wordml/sdtdatahash" xmlns:w16sdtfl="http://schemas.microsoft.com/office/word/2024/wordml/sdtformatlock" xmlns:w16se="http://schemas.microsoft.com/office/word/2015/wordml/symex" xmlns:wpg="http://schemas.microsoft.com/office/word/2010/wordprocessingGroup" xmlns:wpi="http://schemas.microsoft.com/office/word/2010/wordprocessingInk" xmlns:wne="http://schemas.microsoft.com/office/word/2006/wordml" xmlns:wps="http://schemas.microsoft.com/office/word/2010/wordprocessingShape" mc:Ignorable="w14 w15 w16se w16cid w16 w16cex w16sdtdh w16sdtfl w16du wp14">
   <w:tbl>
     <w:tblPr>
@@ -7140,19 +4596,6 @@
 </w:ftr>
 </file>
 
-<file path=word/footer3.xml><?xml version="1.0" encoding="utf-8"?>
-<w:ftr xmlns:wpc="http://schemas.microsoft.com/office/word/2010/wordprocessingCanvas" xmlns:cx="http://schemas.microsoft.com/office/drawing/2014/chartex" xmlns:cx1="http://schemas.microsoft.com/office/drawing/2015/9/8/chartex" xmlns:cx2="http://schemas.microsoft.com/office/drawing/2015/10/21/chartex" xmlns:cx3="http://schemas.microsoft.com/office/drawing/2016/5/9/chartex" xmlns:cx4="http://schemas.microsoft.com/office/drawing/2016/5/10/chartex" xmlns:cx5="http://schemas.microsoft.com/office/drawing/2016/5/11/chartex" xmlns:cx6="http://schemas.microsoft.com/office/drawing/2016/5/12/chartex" xmlns:cx7="http://schemas.microsoft.com/office/drawing/2016/5/13/chartex" xmlns:cx8="http://schemas.microsoft.com/office/drawing/2016/5/14/chartex" xmlns:mc="http://schemas.openxmlformats.org/markup-compatibility/2006" xmlns:aink="http://schemas.microsoft.com/office/drawing/2016/ink" xmlns:am3d="http://schemas.microsoft.com/office/drawing/2017/model3d" xmlns:o="urn:schemas-microsoft-com:office:office" xmlns:oel="http://schemas.microsoft.com/office/2019/extlst" xmlns:r="http://schemas.openxmlformats.org/officeDocument/2006/relationships" xmlns:m="http://schemas.openxmlformats.org/officeDocument/2006/math" xmlns:v="urn:schemas-microsoft-com:vml" xmlns:wp14="http://schemas.microsoft.com/office/word/2010/wordprocessingDrawing" xmlns:wp="http://schemas.openxmlformats.org/drawingml/2006/wordprocessingDrawing" xmlns:w10="urn:schemas-microsoft-com:office:word" xmlns:w="http://schemas.openxmlformats.org/wordprocessingml/2006/main" xmlns:w14="http://schemas.microsoft.com/office/word/2010/wordml" xmlns:w15="http://schemas.microsoft.com/office/word/2012/wordml" xmlns:w16cex="http://schemas.microsoft.com/office/word/2018/wordml/cex" xmlns:w16cid="http://schemas.microsoft.com/office/word/2016/wordml/cid" xmlns:w16="http://schemas.microsoft.com/office/word/2018/wordml" xmlns:w16du="http://schemas.microsoft.com/office/word/2023/wordml/word16du" xmlns:w16sdtdh="http://schemas.microsoft.com/office/word/2020/wordml/sdtdatahash" xmlns:w16sdtfl="http://schemas.microsoft.com/office/word/2024/wordml/sdtformatlock" xmlns:w16se="http://schemas.microsoft.com/office/word/2015/wordml/symex" xmlns:wpg="http://schemas.microsoft.com/office/word/2010/wordprocessingGroup" xmlns:wpi="http://schemas.microsoft.com/office/word/2010/wordprocessingInk" xmlns:wne="http://schemas.microsoft.com/office/word/2006/wordml" xmlns:wps="http://schemas.microsoft.com/office/word/2010/wordprocessingShape" mc:Ignorable="w14 w15 w16se w16cid w16 w16cex w16sdtdh w16sdtfl w16du wp14">
-  <w:p>
-    <w:pPr>
-      <w:pStyle w:val="af0"/>
-      <w:rPr>
-        <w:rFonts w:hint="eastAsia"/>
-      </w:rPr>
-    </w:pPr>
-  </w:p>
-</w:ftr>
-</file>
-
 <file path=word/footnotes.xml><?xml version="1.0" encoding="utf-8"?>
 <w:footnotes xmlns:wpc="http://schemas.microsoft.com/office/word/2010/wordprocessingCanvas" xmlns:cx="http://schemas.microsoft.com/office/drawing/2014/chartex" xmlns:cx1="http://schemas.microsoft.com/office/drawing/2015/9/8/chartex" xmlns:cx2="http://schemas.microsoft.com/office/drawing/2015/10/21/chartex" xmlns:cx3="http://schemas.microsoft.com/office/drawing/2016/5/9/chartex" xmlns:cx4="http://schemas.microsoft.com/office/drawing/2016/5/10/chartex" xmlns:cx5="http://schemas.microsoft.com/office/drawing/2016/5/11/chartex" xmlns:cx6="http://schemas.microsoft.com/office/drawing/2016/5/12/chartex" xmlns:cx7="http://schemas.microsoft.com/office/drawing/2016/5/13/chartex" xmlns:cx8="http://schemas.microsoft.com/office/drawing/2016/5/14/chartex" xmlns:mc="http://schemas.openxmlformats.org/markup-compatibility/2006" xmlns:aink="http://schemas.microsoft.com/office/drawing/2016/ink" xmlns:am3d="http://schemas.microsoft.com/office/drawing/2017/model3d" xmlns:o="urn:schemas-microsoft-com:office:office" xmlns:oel="http://schemas.microsoft.com/office/2019/extlst" xmlns:r="http://schemas.openxmlformats.org/officeDocument/2006/relationships" xmlns:m="http://schemas.openxmlformats.org/officeDocument/2006/math" xmlns:v="urn:schemas-microsoft-com:vml" xmlns:wp14="http://schemas.microsoft.com/office/word/2010/wordprocessingDrawing" xmlns:wp="http://schemas.openxmlformats.org/drawingml/2006/wordprocessingDrawing" xmlns:w10="urn:schemas-microsoft-com:office:word" xmlns:w="http://schemas.openxmlformats.org/wordprocessingml/2006/main" xmlns:w14="http://schemas.microsoft.com/office/word/2010/wordml" xmlns:w15="http://schemas.microsoft.com/office/word/2012/wordml" xmlns:w16cex="http://schemas.microsoft.com/office/word/2018/wordml/cex" xmlns:w16cid="http://schemas.microsoft.com/office/word/2016/wordml/cid" xmlns:w16="http://schemas.microsoft.com/office/word/2018/wordml" xmlns:w16du="http://schemas.microsoft.com/office/word/2023/wordml/word16du" xmlns:w16sdtdh="http://schemas.microsoft.com/office/word/2020/wordml/sdtdatahash" xmlns:w16sdtfl="http://schemas.microsoft.com/office/word/2024/wordml/sdtformatlock" xmlns:w16se="http://schemas.microsoft.com/office/word/2015/wordml/symex" xmlns:wpg="http://schemas.microsoft.com/office/word/2010/wordprocessingGroup" xmlns:wpi="http://schemas.microsoft.com/office/word/2010/wordprocessingInk" xmlns:wne="http://schemas.microsoft.com/office/word/2006/wordml" xmlns:wps="http://schemas.microsoft.com/office/word/2010/wordprocessingShape" mc:Ignorable="w14 w15 w16se w16cid w16 w16cex w16sdtdh w16sdtfl w16du wp14">
   <w:footnote w:type="separator" w:id="-1">
@@ -7182,45 +4625,6 @@
     </w:p>
   </w:footnote>
 </w:footnotes>
-</file>
-
-<file path=word/header1.xml><?xml version="1.0" encoding="utf-8"?>
-<w:hdr xmlns:wpc="http://schemas.microsoft.com/office/word/2010/wordprocessingCanvas" xmlns:cx="http://schemas.microsoft.com/office/drawing/2014/chartex" xmlns:cx1="http://schemas.microsoft.com/office/drawing/2015/9/8/chartex" xmlns:cx2="http://schemas.microsoft.com/office/drawing/2015/10/21/chartex" xmlns:cx3="http://schemas.microsoft.com/office/drawing/2016/5/9/chartex" xmlns:cx4="http://schemas.microsoft.com/office/drawing/2016/5/10/chartex" xmlns:cx5="http://schemas.microsoft.com/office/drawing/2016/5/11/chartex" xmlns:cx6="http://schemas.microsoft.com/office/drawing/2016/5/12/chartex" xmlns:cx7="http://schemas.microsoft.com/office/drawing/2016/5/13/chartex" xmlns:cx8="http://schemas.microsoft.com/office/drawing/2016/5/14/chartex" xmlns:mc="http://schemas.openxmlformats.org/markup-compatibility/2006" xmlns:aink="http://schemas.microsoft.com/office/drawing/2016/ink" xmlns:am3d="http://schemas.microsoft.com/office/drawing/2017/model3d" xmlns:o="urn:schemas-microsoft-com:office:office" xmlns:oel="http://schemas.microsoft.com/office/2019/extlst" xmlns:r="http://schemas.openxmlformats.org/officeDocument/2006/relationships" xmlns:m="http://schemas.openxmlformats.org/officeDocument/2006/math" xmlns:v="urn:schemas-microsoft-com:vml" xmlns:wp14="http://schemas.microsoft.com/office/word/2010/wordprocessingDrawing" xmlns:wp="http://schemas.openxmlformats.org/drawingml/2006/wordprocessingDrawing" xmlns:w10="urn:schemas-microsoft-com:office:word" xmlns:w="http://schemas.openxmlformats.org/wordprocessingml/2006/main" xmlns:w14="http://schemas.microsoft.com/office/word/2010/wordml" xmlns:w15="http://schemas.microsoft.com/office/word/2012/wordml" xmlns:w16cex="http://schemas.microsoft.com/office/word/2018/wordml/cex" xmlns:w16cid="http://schemas.microsoft.com/office/word/2016/wordml/cid" xmlns:w16="http://schemas.microsoft.com/office/word/2018/wordml" xmlns:w16du="http://schemas.microsoft.com/office/word/2023/wordml/word16du" xmlns:w16sdtdh="http://schemas.microsoft.com/office/word/2020/wordml/sdtdatahash" xmlns:w16sdtfl="http://schemas.microsoft.com/office/word/2024/wordml/sdtformatlock" xmlns:w16se="http://schemas.microsoft.com/office/word/2015/wordml/symex" xmlns:wpg="http://schemas.microsoft.com/office/word/2010/wordprocessingGroup" xmlns:wpi="http://schemas.microsoft.com/office/word/2010/wordprocessingInk" xmlns:wne="http://schemas.microsoft.com/office/word/2006/wordml" xmlns:wps="http://schemas.microsoft.com/office/word/2010/wordprocessingShape" mc:Ignorable="w14 w15 w16se w16cid w16 w16cex w16sdtdh w16sdtfl w16du wp14">
-  <w:p>
-    <w:pPr>
-      <w:pStyle w:val="ae"/>
-      <w:rPr>
-        <w:rFonts w:hint="eastAsia"/>
-      </w:rPr>
-    </w:pPr>
-  </w:p>
-</w:hdr>
-</file>
-
-<file path=word/header2.xml><?xml version="1.0" encoding="utf-8"?>
-<w:hdr xmlns:wpc="http://schemas.microsoft.com/office/word/2010/wordprocessingCanvas" xmlns:cx="http://schemas.microsoft.com/office/drawing/2014/chartex" xmlns:cx1="http://schemas.microsoft.com/office/drawing/2015/9/8/chartex" xmlns:cx2="http://schemas.microsoft.com/office/drawing/2015/10/21/chartex" xmlns:cx3="http://schemas.microsoft.com/office/drawing/2016/5/9/chartex" xmlns:cx4="http://schemas.microsoft.com/office/drawing/2016/5/10/chartex" xmlns:cx5="http://schemas.microsoft.com/office/drawing/2016/5/11/chartex" xmlns:cx6="http://schemas.microsoft.com/office/drawing/2016/5/12/chartex" xmlns:cx7="http://schemas.microsoft.com/office/drawing/2016/5/13/chartex" xmlns:cx8="http://schemas.microsoft.com/office/drawing/2016/5/14/chartex" xmlns:mc="http://schemas.openxmlformats.org/markup-compatibility/2006" xmlns:aink="http://schemas.microsoft.com/office/drawing/2016/ink" xmlns:am3d="http://schemas.microsoft.com/office/drawing/2017/model3d" xmlns:o="urn:schemas-microsoft-com:office:office" xmlns:oel="http://schemas.microsoft.com/office/2019/extlst" xmlns:r="http://schemas.openxmlformats.org/officeDocument/2006/relationships" xmlns:m="http://schemas.openxmlformats.org/officeDocument/2006/math" xmlns:v="urn:schemas-microsoft-com:vml" xmlns:wp14="http://schemas.microsoft.com/office/word/2010/wordprocessingDrawing" xmlns:wp="http://schemas.openxmlformats.org/drawingml/2006/wordprocessingDrawing" xmlns:w10="urn:schemas-microsoft-com:office:word" xmlns:w="http://schemas.openxmlformats.org/wordprocessingml/2006/main" xmlns:w14="http://schemas.microsoft.com/office/word/2010/wordml" xmlns:w15="http://schemas.microsoft.com/office/word/2012/wordml" xmlns:w16cex="http://schemas.microsoft.com/office/word/2018/wordml/cex" xmlns:w16cid="http://schemas.microsoft.com/office/word/2016/wordml/cid" xmlns:w16="http://schemas.microsoft.com/office/word/2018/wordml" xmlns:w16du="http://schemas.microsoft.com/office/word/2023/wordml/word16du" xmlns:w16sdtdh="http://schemas.microsoft.com/office/word/2020/wordml/sdtdatahash" xmlns:w16sdtfl="http://schemas.microsoft.com/office/word/2024/wordml/sdtformatlock" xmlns:w16se="http://schemas.microsoft.com/office/word/2015/wordml/symex" xmlns:wpg="http://schemas.microsoft.com/office/word/2010/wordprocessingGroup" xmlns:wpi="http://schemas.microsoft.com/office/word/2010/wordprocessingInk" xmlns:wne="http://schemas.microsoft.com/office/word/2006/wordml" xmlns:wps="http://schemas.microsoft.com/office/word/2010/wordprocessingShape" mc:Ignorable="w14 w15 w16se w16cid w16 w16cex w16sdtdh w16sdtfl w16du wp14">
-  <w:p>
-    <w:pPr>
-      <w:pStyle w:val="ae"/>
-      <w:rPr>
-        <w:rFonts w:hint="eastAsia"/>
-      </w:rPr>
-    </w:pPr>
-  </w:p>
-</w:hdr>
-</file>
-
-<file path=word/header3.xml><?xml version="1.0" encoding="utf-8"?>
-<w:hdr xmlns:wpc="http://schemas.microsoft.com/office/word/2010/wordprocessingCanvas" xmlns:cx="http://schemas.microsoft.com/office/drawing/2014/chartex" xmlns:cx1="http://schemas.microsoft.com/office/drawing/2015/9/8/chartex" xmlns:cx2="http://schemas.microsoft.com/office/drawing/2015/10/21/chartex" xmlns:cx3="http://schemas.microsoft.com/office/drawing/2016/5/9/chartex" xmlns:cx4="http://schemas.microsoft.com/office/drawing/2016/5/10/chartex" xmlns:cx5="http://schemas.microsoft.com/office/drawing/2016/5/11/chartex" xmlns:cx6="http://schemas.microsoft.com/office/drawing/2016/5/12/chartex" xmlns:cx7="http://schemas.microsoft.com/office/drawing/2016/5/13/chartex" xmlns:cx8="http://schemas.microsoft.com/office/drawing/2016/5/14/chartex" xmlns:mc="http://schemas.openxmlformats.org/markup-compatibility/2006" xmlns:aink="http://schemas.microsoft.com/office/drawing/2016/ink" xmlns:am3d="http://schemas.microsoft.com/office/drawing/2017/model3d" xmlns:o="urn:schemas-microsoft-com:office:office" xmlns:oel="http://schemas.microsoft.com/office/2019/extlst" xmlns:r="http://schemas.openxmlformats.org/officeDocument/2006/relationships" xmlns:m="http://schemas.openxmlformats.org/officeDocument/2006/math" xmlns:v="urn:schemas-microsoft-com:vml" xmlns:wp14="http://schemas.microsoft.com/office/word/2010/wordprocessingDrawing" xmlns:wp="http://schemas.openxmlformats.org/drawingml/2006/wordprocessingDrawing" xmlns:w10="urn:schemas-microsoft-com:office:word" xmlns:w="http://schemas.openxmlformats.org/wordprocessingml/2006/main" xmlns:w14="http://schemas.microsoft.com/office/word/2010/wordml" xmlns:w15="http://schemas.microsoft.com/office/word/2012/wordml" xmlns:w16cex="http://schemas.microsoft.com/office/word/2018/wordml/cex" xmlns:w16cid="http://schemas.microsoft.com/office/word/2016/wordml/cid" xmlns:w16="http://schemas.microsoft.com/office/word/2018/wordml" xmlns:w16du="http://schemas.microsoft.com/office/word/2023/wordml/word16du" xmlns:w16sdtdh="http://schemas.microsoft.com/office/word/2020/wordml/sdtdatahash" xmlns:w16sdtfl="http://schemas.microsoft.com/office/word/2024/wordml/sdtformatlock" xmlns:w16se="http://schemas.microsoft.com/office/word/2015/wordml/symex" xmlns:wpg="http://schemas.microsoft.com/office/word/2010/wordprocessingGroup" xmlns:wpi="http://schemas.microsoft.com/office/word/2010/wordprocessingInk" xmlns:wne="http://schemas.microsoft.com/office/word/2006/wordml" xmlns:wps="http://schemas.microsoft.com/office/word/2010/wordprocessingShape" mc:Ignorable="w14 w15 w16se w16cid w16 w16cex w16sdtdh w16sdtfl w16du wp14">
-  <w:p>
-    <w:pPr>
-      <w:pStyle w:val="ae"/>
-      <w:rPr>
-        <w:rFonts w:hint="eastAsia"/>
-      </w:rPr>
-    </w:pPr>
-  </w:p>
-</w:hdr>
 </file>
 
 <file path=word/numbering.xml><?xml version="1.0" encoding="utf-8"?>
@@ -7717,7 +5121,7 @@
   <w:style w:type="paragraph" w:default="1" w:styleId="a">
     <w:name w:val="Normal"/>
     <w:qFormat/>
-    <w:rsid w:val="0064695B"/>
+    <w:rsid w:val="00E11A72"/>
     <w:pPr>
       <w:spacing w:after="200" w:line="276" w:lineRule="auto"/>
     </w:pPr>
@@ -7972,6 +5376,7 @@
   <w:style w:type="character" w:default="1" w:styleId="a0">
     <w:name w:val="Default Paragraph Font"/>
     <w:uiPriority w:val="1"/>
+    <w:semiHidden/>
     <w:unhideWhenUsed/>
   </w:style>
   <w:style w:type="table" w:default="1" w:styleId="a1">

--- a/BridgeU-TraceabilityRecord  V.0.1.docx
+++ b/BridgeU-TraceabilityRecord  V.0.1.docx
@@ -14,6 +14,7 @@
         </w:rPr>
       </w:pPr>
       <w:bookmarkStart w:id="0" w:name="_Hlk219686604"/>
+      <w:proofErr w:type="spellStart"/>
       <w:r>
         <w:rPr>
           <w:rFonts w:ascii="TimesNewRomanPS" w:hAnsi="TimesNewRomanPS" w:hint="eastAsia"/>
@@ -24,6 +25,7 @@
         </w:rPr>
         <w:t>BridgeU</w:t>
       </w:r>
+      <w:proofErr w:type="spellEnd"/>
     </w:p>
     <w:p>
       <w:pPr>
@@ -70,6 +72,7 @@
           <w:lang w:eastAsia="zh-CN"/>
         </w:rPr>
       </w:pPr>
+      <w:proofErr w:type="spellStart"/>
       <w:r>
         <w:rPr>
           <w:rFonts w:ascii="TimesNewRomanPS" w:hAnsi="TimesNewRomanPS" w:hint="eastAsia"/>
@@ -78,7 +81,18 @@
           <w:sz w:val="40"/>
           <w:lang w:eastAsia="zh-CN"/>
         </w:rPr>
-        <w:t>Zhiyi Pan 652115558</w:t>
+        <w:t>Zhiyi</w:t>
+      </w:r>
+      <w:proofErr w:type="spellEnd"/>
+      <w:r>
+        <w:rPr>
+          <w:rFonts w:ascii="TimesNewRomanPS" w:hAnsi="TimesNewRomanPS" w:hint="eastAsia"/>
+          <w:b/>
+          <w:color w:val="000000"/>
+          <w:sz w:val="40"/>
+          <w:lang w:eastAsia="zh-CN"/>
+        </w:rPr>
+        <w:t xml:space="preserve"> Pan 652115558</w:t>
       </w:r>
     </w:p>
     <w:p>
@@ -167,8 +181,20 @@
           <w:sz w:val="40"/>
           <w:lang w:eastAsia="zh-CN"/>
         </w:rPr>
-        <w:t>Department College of Arts,Media,and</w:t>
+        <w:t xml:space="preserve">Department College of </w:t>
       </w:r>
+      <w:proofErr w:type="spellStart"/>
+      <w:r>
+        <w:rPr>
+          <w:rFonts w:ascii="TimesNewRomanPS" w:hAnsi="TimesNewRomanPS" w:hint="eastAsia"/>
+          <w:b/>
+          <w:color w:val="000000"/>
+          <w:sz w:val="40"/>
+          <w:lang w:eastAsia="zh-CN"/>
+        </w:rPr>
+        <w:t>Arts,Media,and</w:t>
+      </w:r>
+      <w:proofErr w:type="spellEnd"/>
     </w:p>
     <w:p>
       <w:pPr>
@@ -286,6 +312,7 @@
           <w:rFonts w:hint="eastAsia"/>
         </w:rPr>
       </w:pPr>
+      <w:proofErr w:type="spellStart"/>
       <w:r>
         <w:rPr>
           <w:rFonts w:ascii="TimesNewRomanPS" w:eastAsia="TimesNewRomanPS" w:hAnsi="TimesNewRomanPS"/>
@@ -293,7 +320,17 @@
           <w:color w:val="000000"/>
           <w:sz w:val="40"/>
         </w:rPr>
-        <w:t>Asst. Prof. Pattama Longani, Ph.D.</w:t>
+        <w:t>Pattama</w:t>
+      </w:r>
+      <w:proofErr w:type="spellEnd"/>
+      <w:r>
+        <w:rPr>
+          <w:rFonts w:ascii="TimesNewRomanPS" w:eastAsia="TimesNewRomanPS" w:hAnsi="TimesNewRomanPS"/>
+          <w:b/>
+          <w:color w:val="000000"/>
+          <w:sz w:val="40"/>
+        </w:rPr>
+        <w:t xml:space="preserve"> Longani, Ph.D.</w:t>
       </w:r>
     </w:p>
     <w:bookmarkEnd w:id="0"/>
@@ -2510,111 +2547,6 @@
                 <w:lang w:eastAsia="zh-CN"/>
               </w:rPr>
             </w:pPr>
-            <w:r>
-              <w:rPr>
-                <w:rFonts w:ascii="TimesNewRomanPS" w:hAnsi="TimesNewRomanPS" w:hint="eastAsia"/>
-                <w:b/>
-                <w:bCs/>
-                <w:sz w:val="24"/>
-                <w:szCs w:val="24"/>
-                <w:lang w:eastAsia="zh-CN"/>
-              </w:rPr>
-              <w:t>SRS-</w:t>
-            </w:r>
-            <w:r>
-              <w:rPr>
-                <w:rFonts w:ascii="TimesNewRomanPS" w:hAnsi="TimesNewRomanPS" w:hint="eastAsia"/>
-                <w:b/>
-                <w:bCs/>
-                <w:sz w:val="24"/>
-                <w:szCs w:val="24"/>
-                <w:lang w:eastAsia="zh-CN"/>
-              </w:rPr>
-              <w:t>24</w:t>
-            </w:r>
-          </w:p>
-          <w:p>
-            <w:pPr>
-              <w:spacing w:after="0" w:line="240" w:lineRule="auto"/>
-              <w:rPr>
-                <w:rFonts w:ascii="TimesNewRomanPS" w:hAnsi="TimesNewRomanPS" w:hint="eastAsia"/>
-                <w:b/>
-                <w:bCs/>
-                <w:sz w:val="24"/>
-                <w:szCs w:val="24"/>
-                <w:lang w:eastAsia="zh-CN"/>
-              </w:rPr>
-            </w:pPr>
-            <w:r>
-              <w:rPr>
-                <w:rFonts w:ascii="TimesNewRomanPS" w:hAnsi="TimesNewRomanPS" w:hint="eastAsia"/>
-                <w:b/>
-                <w:bCs/>
-                <w:sz w:val="24"/>
-                <w:szCs w:val="24"/>
-                <w:lang w:eastAsia="zh-CN"/>
-              </w:rPr>
-              <w:t>SRS-</w:t>
-            </w:r>
-            <w:r>
-              <w:rPr>
-                <w:rFonts w:ascii="TimesNewRomanPS" w:hAnsi="TimesNewRomanPS" w:hint="eastAsia"/>
-                <w:b/>
-                <w:bCs/>
-                <w:sz w:val="24"/>
-                <w:szCs w:val="24"/>
-                <w:lang w:eastAsia="zh-CN"/>
-              </w:rPr>
-              <w:t>25</w:t>
-            </w:r>
-          </w:p>
-          <w:p>
-            <w:pPr>
-              <w:spacing w:after="0" w:line="240" w:lineRule="auto"/>
-              <w:rPr>
-                <w:rFonts w:ascii="TimesNewRomanPS" w:hAnsi="TimesNewRomanPS" w:hint="eastAsia"/>
-                <w:b/>
-                <w:bCs/>
-                <w:sz w:val="24"/>
-                <w:szCs w:val="24"/>
-                <w:lang w:eastAsia="zh-CN"/>
-              </w:rPr>
-            </w:pPr>
-            <w:r>
-              <w:rPr>
-                <w:rFonts w:ascii="TimesNewRomanPS" w:hAnsi="TimesNewRomanPS" w:hint="eastAsia"/>
-                <w:b/>
-                <w:bCs/>
-                <w:sz w:val="24"/>
-                <w:szCs w:val="24"/>
-                <w:lang w:eastAsia="zh-CN"/>
-              </w:rPr>
-              <w:t>SRS-</w:t>
-            </w:r>
-            <w:r>
-              <w:rPr>
-                <w:rFonts w:ascii="TimesNewRomanPS" w:hAnsi="TimesNewRomanPS" w:hint="eastAsia"/>
-                <w:b/>
-                <w:bCs/>
-                <w:sz w:val="24"/>
-                <w:szCs w:val="24"/>
-                <w:lang w:eastAsia="zh-CN"/>
-              </w:rPr>
-              <w:t>26</w:t>
-            </w:r>
-          </w:p>
-          <w:p>
-            <w:pPr>
-              <w:spacing w:after="0" w:line="240" w:lineRule="auto"/>
-              <w:rPr>
-                <w:rFonts w:ascii="TimesNewRomanPS" w:hAnsi="TimesNewRomanPS" w:hint="eastAsia"/>
-                <w:b/>
-                <w:bCs/>
-                <w:sz w:val="24"/>
-                <w:szCs w:val="24"/>
-                <w:lang w:eastAsia="zh-CN"/>
-              </w:rPr>
-            </w:pPr>
           </w:p>
           <w:p>
             <w:pPr>
@@ -2791,7 +2723,7 @@
             <w:pPr>
               <w:spacing w:after="0" w:line="240" w:lineRule="auto"/>
               <w:rPr>
-                <w:rFonts w:ascii="TimesNewRomanPS" w:hAnsi="TimesNewRomanPS"/>
+                <w:rFonts w:ascii="TimesNewRomanPS" w:hAnsi="TimesNewRomanPS" w:hint="eastAsia"/>
                 <w:b/>
                 <w:bCs/>
                 <w:sz w:val="24"/>
@@ -2832,18 +2764,7 @@
                 <w:szCs w:val="24"/>
                 <w:lang w:eastAsia="zh-CN"/>
               </w:rPr>
-              <w:t>UTC-0</w:t>
-            </w:r>
-            <w:r>
-              <w:rPr>
-                <w:rFonts w:ascii="TimesNewRomanPS" w:hAnsi="TimesNewRomanPS" w:hint="eastAsia"/>
-                <w:b/>
-                <w:bCs/>
-                <w:sz w:val="24"/>
-                <w:szCs w:val="24"/>
-                <w:lang w:eastAsia="zh-CN"/>
-              </w:rPr>
-              <w:t>9</w:t>
+              <w:t>UTC-09</w:t>
             </w:r>
           </w:p>
         </w:tc>
@@ -2975,6 +2896,111 @@
                 <w:szCs w:val="24"/>
                 <w:lang w:eastAsia="zh-CN"/>
               </w:rPr>
+              <w:t>24</w:t>
+            </w:r>
+          </w:p>
+          <w:p>
+            <w:pPr>
+              <w:spacing w:after="0" w:line="240" w:lineRule="auto"/>
+              <w:rPr>
+                <w:rFonts w:ascii="TimesNewRomanPS" w:hAnsi="TimesNewRomanPS" w:hint="eastAsia"/>
+                <w:b/>
+                <w:bCs/>
+                <w:sz w:val="24"/>
+                <w:szCs w:val="24"/>
+                <w:lang w:eastAsia="zh-CN"/>
+              </w:rPr>
+            </w:pPr>
+            <w:r>
+              <w:rPr>
+                <w:rFonts w:ascii="TimesNewRomanPS" w:hAnsi="TimesNewRomanPS" w:hint="eastAsia"/>
+                <w:b/>
+                <w:bCs/>
+                <w:sz w:val="24"/>
+                <w:szCs w:val="24"/>
+                <w:lang w:eastAsia="zh-CN"/>
+              </w:rPr>
+              <w:t>SRS-</w:t>
+            </w:r>
+            <w:r>
+              <w:rPr>
+                <w:rFonts w:ascii="TimesNewRomanPS" w:hAnsi="TimesNewRomanPS" w:hint="eastAsia"/>
+                <w:b/>
+                <w:bCs/>
+                <w:sz w:val="24"/>
+                <w:szCs w:val="24"/>
+                <w:lang w:eastAsia="zh-CN"/>
+              </w:rPr>
+              <w:t>25</w:t>
+            </w:r>
+          </w:p>
+          <w:p>
+            <w:pPr>
+              <w:spacing w:after="0" w:line="240" w:lineRule="auto"/>
+              <w:rPr>
+                <w:rFonts w:ascii="TimesNewRomanPS" w:hAnsi="TimesNewRomanPS" w:hint="eastAsia"/>
+                <w:b/>
+                <w:bCs/>
+                <w:sz w:val="24"/>
+                <w:szCs w:val="24"/>
+                <w:lang w:eastAsia="zh-CN"/>
+              </w:rPr>
+            </w:pPr>
+            <w:r>
+              <w:rPr>
+                <w:rFonts w:ascii="TimesNewRomanPS" w:hAnsi="TimesNewRomanPS" w:hint="eastAsia"/>
+                <w:b/>
+                <w:bCs/>
+                <w:sz w:val="24"/>
+                <w:szCs w:val="24"/>
+                <w:lang w:eastAsia="zh-CN"/>
+              </w:rPr>
+              <w:t>SRS-</w:t>
+            </w:r>
+            <w:r>
+              <w:rPr>
+                <w:rFonts w:ascii="TimesNewRomanPS" w:hAnsi="TimesNewRomanPS" w:hint="eastAsia"/>
+                <w:b/>
+                <w:bCs/>
+                <w:sz w:val="24"/>
+                <w:szCs w:val="24"/>
+                <w:lang w:eastAsia="zh-CN"/>
+              </w:rPr>
+              <w:t>26</w:t>
+            </w:r>
+          </w:p>
+          <w:p>
+            <w:pPr>
+              <w:spacing w:after="0" w:line="240" w:lineRule="auto"/>
+              <w:rPr>
+                <w:rFonts w:ascii="TimesNewRomanPS" w:hAnsi="TimesNewRomanPS" w:hint="eastAsia"/>
+                <w:b/>
+                <w:bCs/>
+                <w:sz w:val="24"/>
+                <w:szCs w:val="24"/>
+                <w:lang w:eastAsia="zh-CN"/>
+              </w:rPr>
+            </w:pPr>
+            <w:r>
+              <w:rPr>
+                <w:rFonts w:ascii="TimesNewRomanPS" w:hAnsi="TimesNewRomanPS" w:hint="eastAsia"/>
+                <w:b/>
+                <w:bCs/>
+                <w:sz w:val="24"/>
+                <w:szCs w:val="24"/>
+                <w:lang w:eastAsia="zh-CN"/>
+              </w:rPr>
+              <w:t>SRS-</w:t>
+            </w:r>
+            <w:r>
+              <w:rPr>
+                <w:rFonts w:ascii="TimesNewRomanPS" w:hAnsi="TimesNewRomanPS" w:hint="eastAsia"/>
+                <w:b/>
+                <w:bCs/>
+                <w:sz w:val="24"/>
+                <w:szCs w:val="24"/>
+                <w:lang w:eastAsia="zh-CN"/>
+              </w:rPr>
               <w:t>27</w:t>
             </w:r>
           </w:p>
@@ -3046,111 +3072,6 @@
                 <w:lang w:eastAsia="zh-CN"/>
               </w:rPr>
               <w:t>29</w:t>
-            </w:r>
-          </w:p>
-          <w:p>
-            <w:pPr>
-              <w:spacing w:after="0" w:line="240" w:lineRule="auto"/>
-              <w:rPr>
-                <w:rFonts w:ascii="TimesNewRomanPS" w:hAnsi="TimesNewRomanPS" w:hint="eastAsia"/>
-                <w:b/>
-                <w:bCs/>
-                <w:sz w:val="24"/>
-                <w:szCs w:val="24"/>
-                <w:lang w:eastAsia="zh-CN"/>
-              </w:rPr>
-            </w:pPr>
-            <w:r>
-              <w:rPr>
-                <w:rFonts w:ascii="TimesNewRomanPS" w:hAnsi="TimesNewRomanPS" w:hint="eastAsia"/>
-                <w:b/>
-                <w:bCs/>
-                <w:sz w:val="24"/>
-                <w:szCs w:val="24"/>
-                <w:lang w:eastAsia="zh-CN"/>
-              </w:rPr>
-              <w:t>SRS-</w:t>
-            </w:r>
-            <w:r>
-              <w:rPr>
-                <w:rFonts w:ascii="TimesNewRomanPS" w:hAnsi="TimesNewRomanPS" w:hint="eastAsia"/>
-                <w:b/>
-                <w:bCs/>
-                <w:sz w:val="24"/>
-                <w:szCs w:val="24"/>
-                <w:lang w:eastAsia="zh-CN"/>
-              </w:rPr>
-              <w:t>30</w:t>
-            </w:r>
-          </w:p>
-          <w:p>
-            <w:pPr>
-              <w:spacing w:after="0" w:line="240" w:lineRule="auto"/>
-              <w:rPr>
-                <w:rFonts w:ascii="TimesNewRomanPS" w:hAnsi="TimesNewRomanPS" w:hint="eastAsia"/>
-                <w:b/>
-                <w:bCs/>
-                <w:sz w:val="24"/>
-                <w:szCs w:val="24"/>
-                <w:lang w:eastAsia="zh-CN"/>
-              </w:rPr>
-            </w:pPr>
-            <w:r>
-              <w:rPr>
-                <w:rFonts w:ascii="TimesNewRomanPS" w:hAnsi="TimesNewRomanPS" w:hint="eastAsia"/>
-                <w:b/>
-                <w:bCs/>
-                <w:sz w:val="24"/>
-                <w:szCs w:val="24"/>
-                <w:lang w:eastAsia="zh-CN"/>
-              </w:rPr>
-              <w:t>SRS-</w:t>
-            </w:r>
-            <w:r>
-              <w:rPr>
-                <w:rFonts w:ascii="TimesNewRomanPS" w:hAnsi="TimesNewRomanPS" w:hint="eastAsia"/>
-                <w:b/>
-                <w:bCs/>
-                <w:sz w:val="24"/>
-                <w:szCs w:val="24"/>
-                <w:lang w:eastAsia="zh-CN"/>
-              </w:rPr>
-              <w:t>31</w:t>
-            </w:r>
-          </w:p>
-          <w:p>
-            <w:pPr>
-              <w:spacing w:after="0" w:line="240" w:lineRule="auto"/>
-              <w:rPr>
-                <w:rFonts w:ascii="TimesNewRomanPS" w:hAnsi="TimesNewRomanPS" w:hint="eastAsia"/>
-                <w:b/>
-                <w:bCs/>
-                <w:sz w:val="24"/>
-                <w:szCs w:val="24"/>
-                <w:lang w:eastAsia="zh-CN"/>
-              </w:rPr>
-            </w:pPr>
-            <w:r>
-              <w:rPr>
-                <w:rFonts w:ascii="TimesNewRomanPS" w:hAnsi="TimesNewRomanPS" w:hint="eastAsia"/>
-                <w:b/>
-                <w:bCs/>
-                <w:sz w:val="24"/>
-                <w:szCs w:val="24"/>
-                <w:lang w:eastAsia="zh-CN"/>
-              </w:rPr>
-              <w:t>SRS-</w:t>
-            </w:r>
-            <w:r>
-              <w:rPr>
-                <w:rFonts w:ascii="TimesNewRomanPS" w:hAnsi="TimesNewRomanPS" w:hint="eastAsia"/>
-                <w:b/>
-                <w:bCs/>
-                <w:sz w:val="24"/>
-                <w:szCs w:val="24"/>
-                <w:lang w:eastAsia="zh-CN"/>
-              </w:rPr>
-              <w:t>32</w:t>
             </w:r>
           </w:p>
         </w:tc>
@@ -3475,6 +3396,98 @@
                 <w:szCs w:val="24"/>
                 <w:lang w:eastAsia="zh-CN"/>
               </w:rPr>
+              <w:t>30</w:t>
+            </w:r>
+          </w:p>
+          <w:p>
+            <w:pPr>
+              <w:spacing w:after="0" w:line="240" w:lineRule="auto"/>
+              <w:rPr>
+                <w:rFonts w:ascii="TimesNewRomanPS" w:hAnsi="TimesNewRomanPS" w:hint="eastAsia"/>
+                <w:b/>
+                <w:bCs/>
+                <w:sz w:val="24"/>
+                <w:szCs w:val="24"/>
+                <w:lang w:eastAsia="zh-CN"/>
+              </w:rPr>
+            </w:pPr>
+            <w:r>
+              <w:rPr>
+                <w:rFonts w:ascii="TimesNewRomanPS" w:hAnsi="TimesNewRomanPS" w:hint="eastAsia"/>
+                <w:b/>
+                <w:bCs/>
+                <w:sz w:val="24"/>
+                <w:szCs w:val="24"/>
+                <w:lang w:eastAsia="zh-CN"/>
+              </w:rPr>
+              <w:t>SRS-</w:t>
+            </w:r>
+            <w:r>
+              <w:rPr>
+                <w:rFonts w:ascii="TimesNewRomanPS" w:hAnsi="TimesNewRomanPS" w:hint="eastAsia"/>
+                <w:b/>
+                <w:bCs/>
+                <w:sz w:val="24"/>
+                <w:szCs w:val="24"/>
+                <w:lang w:eastAsia="zh-CN"/>
+              </w:rPr>
+              <w:t>31</w:t>
+            </w:r>
+          </w:p>
+          <w:p>
+            <w:pPr>
+              <w:spacing w:after="0" w:line="240" w:lineRule="auto"/>
+              <w:rPr>
+                <w:rFonts w:ascii="TimesNewRomanPS" w:hAnsi="TimesNewRomanPS" w:hint="eastAsia"/>
+                <w:b/>
+                <w:bCs/>
+                <w:sz w:val="24"/>
+                <w:szCs w:val="24"/>
+                <w:lang w:eastAsia="zh-CN"/>
+              </w:rPr>
+            </w:pPr>
+            <w:r>
+              <w:rPr>
+                <w:rFonts w:ascii="TimesNewRomanPS" w:hAnsi="TimesNewRomanPS" w:hint="eastAsia"/>
+                <w:b/>
+                <w:bCs/>
+                <w:sz w:val="24"/>
+                <w:szCs w:val="24"/>
+                <w:lang w:eastAsia="zh-CN"/>
+              </w:rPr>
+              <w:t>SRS</w:t>
+            </w:r>
+            <w:r>
+              <w:rPr>
+                <w:rFonts w:ascii="TimesNewRomanPS" w:hAnsi="TimesNewRomanPS" w:hint="eastAsia"/>
+                <w:b/>
+                <w:bCs/>
+                <w:sz w:val="24"/>
+                <w:szCs w:val="24"/>
+                <w:lang w:eastAsia="zh-CN"/>
+              </w:rPr>
+              <w:t xml:space="preserve">-32 </w:t>
+            </w:r>
+            <w:r>
+              <w:rPr>
+                <w:rFonts w:ascii="TimesNewRomanPS" w:hAnsi="TimesNewRomanPS" w:hint="eastAsia"/>
+                <w:b/>
+                <w:bCs/>
+                <w:sz w:val="24"/>
+                <w:szCs w:val="24"/>
+                <w:lang w:eastAsia="zh-CN"/>
+              </w:rPr>
+              <w:t>SRS-</w:t>
+            </w:r>
+            <w:r>
+              <w:rPr>
+                <w:rFonts w:ascii="TimesNewRomanPS" w:hAnsi="TimesNewRomanPS" w:hint="eastAsia"/>
+                <w:b/>
+                <w:bCs/>
+                <w:sz w:val="24"/>
+                <w:szCs w:val="24"/>
+                <w:lang w:eastAsia="zh-CN"/>
+              </w:rPr>
               <w:t>33</w:t>
             </w:r>
           </w:p>
@@ -3583,111 +3596,6 @@
               <w:t>36</w:t>
             </w:r>
           </w:p>
-          <w:p>
-            <w:pPr>
-              <w:spacing w:after="0" w:line="240" w:lineRule="auto"/>
-              <w:rPr>
-                <w:rFonts w:ascii="TimesNewRomanPS" w:hAnsi="TimesNewRomanPS" w:hint="eastAsia"/>
-                <w:b/>
-                <w:bCs/>
-                <w:sz w:val="24"/>
-                <w:szCs w:val="24"/>
-                <w:lang w:eastAsia="zh-CN"/>
-              </w:rPr>
-            </w:pPr>
-            <w:r>
-              <w:rPr>
-                <w:rFonts w:ascii="TimesNewRomanPS" w:hAnsi="TimesNewRomanPS" w:hint="eastAsia"/>
-                <w:b/>
-                <w:bCs/>
-                <w:sz w:val="24"/>
-                <w:szCs w:val="24"/>
-                <w:lang w:eastAsia="zh-CN"/>
-              </w:rPr>
-              <w:t>SRS-</w:t>
-            </w:r>
-            <w:r>
-              <w:rPr>
-                <w:rFonts w:ascii="TimesNewRomanPS" w:hAnsi="TimesNewRomanPS" w:hint="eastAsia"/>
-                <w:b/>
-                <w:bCs/>
-                <w:sz w:val="24"/>
-                <w:szCs w:val="24"/>
-                <w:lang w:eastAsia="zh-CN"/>
-              </w:rPr>
-              <w:t>37</w:t>
-            </w:r>
-          </w:p>
-          <w:p>
-            <w:pPr>
-              <w:spacing w:after="0" w:line="240" w:lineRule="auto"/>
-              <w:rPr>
-                <w:rFonts w:ascii="TimesNewRomanPS" w:hAnsi="TimesNewRomanPS" w:hint="eastAsia"/>
-                <w:b/>
-                <w:bCs/>
-                <w:sz w:val="24"/>
-                <w:szCs w:val="24"/>
-                <w:lang w:eastAsia="zh-CN"/>
-              </w:rPr>
-            </w:pPr>
-            <w:r>
-              <w:rPr>
-                <w:rFonts w:ascii="TimesNewRomanPS" w:hAnsi="TimesNewRomanPS" w:hint="eastAsia"/>
-                <w:b/>
-                <w:bCs/>
-                <w:sz w:val="24"/>
-                <w:szCs w:val="24"/>
-                <w:lang w:eastAsia="zh-CN"/>
-              </w:rPr>
-              <w:t>SRS-</w:t>
-            </w:r>
-            <w:r>
-              <w:rPr>
-                <w:rFonts w:ascii="TimesNewRomanPS" w:hAnsi="TimesNewRomanPS" w:hint="eastAsia"/>
-                <w:b/>
-                <w:bCs/>
-                <w:sz w:val="24"/>
-                <w:szCs w:val="24"/>
-                <w:lang w:eastAsia="zh-CN"/>
-              </w:rPr>
-              <w:t>38</w:t>
-            </w:r>
-          </w:p>
-          <w:p>
-            <w:pPr>
-              <w:spacing w:after="0" w:line="240" w:lineRule="auto"/>
-              <w:rPr>
-                <w:rFonts w:ascii="TimesNewRomanPS" w:hAnsi="TimesNewRomanPS" w:hint="eastAsia"/>
-                <w:b/>
-                <w:bCs/>
-                <w:sz w:val="24"/>
-                <w:szCs w:val="24"/>
-                <w:lang w:eastAsia="zh-CN"/>
-              </w:rPr>
-            </w:pPr>
-            <w:r>
-              <w:rPr>
-                <w:rFonts w:ascii="TimesNewRomanPS" w:hAnsi="TimesNewRomanPS" w:hint="eastAsia"/>
-                <w:b/>
-                <w:bCs/>
-                <w:sz w:val="24"/>
-                <w:szCs w:val="24"/>
-                <w:lang w:eastAsia="zh-CN"/>
-              </w:rPr>
-              <w:t>SRS-</w:t>
-            </w:r>
-            <w:r>
-              <w:rPr>
-                <w:rFonts w:ascii="TimesNewRomanPS" w:hAnsi="TimesNewRomanPS" w:hint="eastAsia"/>
-                <w:b/>
-                <w:bCs/>
-                <w:sz w:val="24"/>
-                <w:szCs w:val="24"/>
-                <w:lang w:eastAsia="zh-CN"/>
-              </w:rPr>
-              <w:t>39</w:t>
-            </w:r>
-          </w:p>
         </w:tc>
         <w:tc>
           <w:tcPr>
@@ -3813,7 +3721,7 @@
             <w:pPr>
               <w:spacing w:after="0" w:line="240" w:lineRule="auto"/>
               <w:rPr>
-                <w:rFonts w:ascii="TimesNewRomanPS" w:hAnsi="TimesNewRomanPS"/>
+                <w:rFonts w:ascii="TimesNewRomanPS" w:hAnsi="TimesNewRomanPS" w:hint="eastAsia"/>
                 <w:b/>
                 <w:bCs/>
                 <w:sz w:val="24"/>
@@ -3854,18 +3762,7 @@
                 <w:szCs w:val="24"/>
                 <w:lang w:eastAsia="zh-CN"/>
               </w:rPr>
-              <w:t>UTC-0</w:t>
-            </w:r>
-            <w:r>
-              <w:rPr>
-                <w:rFonts w:ascii="TimesNewRomanPS" w:hAnsi="TimesNewRomanPS" w:hint="eastAsia"/>
-                <w:b/>
-                <w:bCs/>
-                <w:sz w:val="24"/>
-                <w:szCs w:val="24"/>
-                <w:lang w:eastAsia="zh-CN"/>
-              </w:rPr>
-              <w:t>5</w:t>
+              <w:t>UTC-05</w:t>
             </w:r>
           </w:p>
           <w:p>
